--- a/张晗-简历-20230626.docx
+++ b/张晗-简历-20230626.docx
@@ -2767,7 +2767,7 @@
                                 <w:sz w:val="22"/>
                                 <w:szCs w:val="22"/>
                               </w:rPr>
-                              <w:t>能熟练的使用HTML和CSS按照设计稿完成页面样式；掌握HTML5和CSS3语法</w:t>
+                              <w:t>熟练使用Vue全家桶，有相应的开发经验</w:t>
                             </w:r>
                           </w:p>
                           <w:p>
@@ -2798,7 +2798,7 @@
                                 <w:sz w:val="22"/>
                                 <w:szCs w:val="22"/>
                               </w:rPr>
-                              <w:t>能熟练地使用Sass预编译写CSS，进行过移动端的开发；</w:t>
+                              <w:t>熟悉React框架，有antDesgin Pro的开发经验</w:t>
                             </w:r>
                           </w:p>
                           <w:p>
@@ -2829,7 +2829,7 @@
                                 <w:sz w:val="22"/>
                                 <w:szCs w:val="22"/>
                               </w:rPr>
-                              <w:t>能熟练地使用JavaScript语言进行编程，掌握ES5，ES6语法，DOM，BOM；</w:t>
+                              <w:t>熟悉Typescript语言，有相应开发经验</w:t>
                             </w:r>
                           </w:p>
                           <w:p>
@@ -2860,7 +2860,24 @@
                                 <w:sz w:val="22"/>
                                 <w:szCs w:val="22"/>
                               </w:rPr>
-                              <w:t>熟悉Typescript语言，有相应开发经验</w:t>
+                              <w:t>熟悉Canvas画布，熟悉ECharts可视化图表库；熟练使</w:t>
+                            </w:r>
+                            <w:r>
+                              <w:rPr>
+                                <w:rFonts w:hint="eastAsia" w:ascii="微软雅黑" w:hAnsi="微软雅黑" w:eastAsia="微软雅黑" w:cs="微软雅黑"/>
+                                <w:sz w:val="22"/>
+                                <w:szCs w:val="22"/>
+                                <w:lang w:val="en-US" w:eastAsia="zh-CN"/>
+                              </w:rPr>
+                              <w:t>用多种</w:t>
+                            </w:r>
+                            <w:r>
+                              <w:rPr>
+                                <w:rFonts w:hint="eastAsia" w:ascii="微软雅黑" w:hAnsi="微软雅黑" w:eastAsia="微软雅黑" w:cs="微软雅黑"/>
+                                <w:sz w:val="22"/>
+                                <w:szCs w:val="22"/>
+                              </w:rPr>
+                              <w:t>UI框架</w:t>
                             </w:r>
                           </w:p>
                           <w:p>
@@ -2891,7 +2908,33 @@
                                 <w:sz w:val="22"/>
                                 <w:szCs w:val="22"/>
                               </w:rPr>
-                              <w:t>熟悉Node.js和Egg框架，经常使用其搭建简单的服务器；</w:t>
+                              <w:t>熟练地使用Sass</w:t>
+                            </w:r>
+                            <w:r>
+                              <w:rPr>
+                                <w:rFonts w:hint="eastAsia" w:ascii="微软雅黑" w:hAnsi="微软雅黑" w:eastAsia="微软雅黑" w:cs="微软雅黑"/>
+                                <w:sz w:val="22"/>
+                                <w:szCs w:val="22"/>
+                                <w:lang w:eastAsia="zh-CN"/>
+                              </w:rPr>
+                              <w:t>，</w:t>
+                            </w:r>
+                            <w:r>
+                              <w:rPr>
+                                <w:rFonts w:hint="eastAsia" w:ascii="微软雅黑" w:hAnsi="微软雅黑" w:eastAsia="微软雅黑" w:cs="微软雅黑"/>
+                                <w:sz w:val="22"/>
+                                <w:szCs w:val="22"/>
+                                <w:lang w:val="en-US" w:eastAsia="zh-CN"/>
+                              </w:rPr>
+                              <w:t>Less</w:t>
+                            </w:r>
+                            <w:r>
+                              <w:rPr>
+                                <w:rFonts w:hint="eastAsia" w:ascii="微软雅黑" w:hAnsi="微软雅黑" w:eastAsia="微软雅黑" w:cs="微软雅黑"/>
+                                <w:sz w:val="22"/>
+                                <w:szCs w:val="22"/>
+                              </w:rPr>
+                              <w:t>预编译写CSS，进行过移动端的开发</w:t>
                             </w:r>
                           </w:p>
                           <w:p>
@@ -2922,7 +2965,7 @@
                                 <w:sz w:val="22"/>
                                 <w:szCs w:val="22"/>
                               </w:rPr>
-                              <w:t>熟悉TCP/IP，HTTP等通信协议，熟悉AJAX/fetch原理和跨域技术:CORS/JSONP/Proxy</w:t>
+                              <w:t>熟练的使用HTML和CSS按照设计稿完成页面样式；掌握HTML5和CSS3语法</w:t>
                             </w:r>
                           </w:p>
                           <w:p>
@@ -2945,6 +2988,7 @@
                                 <w:rFonts w:hint="eastAsia" w:ascii="微软雅黑" w:hAnsi="微软雅黑" w:eastAsia="微软雅黑" w:cs="微软雅黑"/>
                                 <w:sz w:val="22"/>
                                 <w:szCs w:val="22"/>
+                                <w:lang w:val="en-US" w:eastAsia="zh-CN"/>
                               </w:rPr>
                             </w:pPr>
                             <w:r>
@@ -2953,7 +2997,50 @@
                                 <w:sz w:val="22"/>
                                 <w:szCs w:val="22"/>
                               </w:rPr>
-                              <w:t>熟练使用Vue全家桶（vue、vue-router、vuex等），有相应的开发经验</w:t>
+                              <w:t>熟练地使用JavaScript语言进行编程，掌握ES5</w:t>
+                            </w:r>
+                            <w:r>
+                              <w:rPr>
+                                <w:rFonts w:hint="eastAsia" w:ascii="微软雅黑" w:hAnsi="微软雅黑" w:eastAsia="微软雅黑" w:cs="微软雅黑"/>
+                                <w:sz w:val="22"/>
+                                <w:szCs w:val="22"/>
+                                <w:lang w:val="en-US" w:eastAsia="zh-CN"/>
+                              </w:rPr>
+                              <w:t>和</w:t>
+                            </w:r>
+                            <w:r>
+                              <w:rPr>
+                                <w:rFonts w:hint="eastAsia" w:ascii="微软雅黑" w:hAnsi="微软雅黑" w:eastAsia="微软雅黑" w:cs="微软雅黑"/>
+                                <w:sz w:val="22"/>
+                                <w:szCs w:val="22"/>
+                              </w:rPr>
+                              <w:t>ES6语法，DOM</w:t>
+                            </w:r>
+                            <w:r>
+                              <w:rPr>
+                                <w:rFonts w:hint="eastAsia" w:ascii="微软雅黑" w:hAnsi="微软雅黑" w:eastAsia="微软雅黑" w:cs="微软雅黑"/>
+                                <w:sz w:val="22"/>
+                                <w:szCs w:val="22"/>
+                                <w:lang w:val="en-US" w:eastAsia="zh-CN"/>
+                              </w:rPr>
+                              <w:t>和</w:t>
+                            </w:r>
+                            <w:r>
+                              <w:rPr>
+                                <w:rFonts w:hint="eastAsia" w:ascii="微软雅黑" w:hAnsi="微软雅黑" w:eastAsia="微软雅黑" w:cs="微软雅黑"/>
+                                <w:sz w:val="22"/>
+                                <w:szCs w:val="22"/>
+                              </w:rPr>
+                              <w:t>BOM</w:t>
+                            </w:r>
+                            <w:r>
+                              <w:rPr>
+                                <w:rFonts w:hint="eastAsia" w:ascii="微软雅黑" w:hAnsi="微软雅黑" w:eastAsia="微软雅黑" w:cs="微软雅黑"/>
+                                <w:sz w:val="22"/>
+                                <w:szCs w:val="22"/>
+                                <w:lang w:val="en-US" w:eastAsia="zh-CN"/>
+                              </w:rPr>
+                              <w:t>操作</w:t>
                             </w:r>
                           </w:p>
                           <w:p>
@@ -2984,7 +3071,7 @@
                                 <w:sz w:val="22"/>
                                 <w:szCs w:val="22"/>
                               </w:rPr>
-                              <w:t>熟悉cookie，session，localstorage浏览器本地缓存操作</w:t>
+                              <w:t>熟悉Node.js和Egg框架，经常使用其搭建简单的服务器</w:t>
                             </w:r>
                           </w:p>
                           <w:p>
@@ -3015,7 +3102,7 @@
                                 <w:sz w:val="22"/>
                                 <w:szCs w:val="22"/>
                               </w:rPr>
-                              <w:t>熟悉React框架，有antDesgin Pro的开发经验；</w:t>
+                              <w:t>熟练使用PhotoShop等Adobe系列多媒体编辑软件</w:t>
                             </w:r>
                           </w:p>
                           <w:p>
@@ -3046,7 +3133,7 @@
                                 <w:sz w:val="22"/>
                                 <w:szCs w:val="22"/>
                               </w:rPr>
-                              <w:t>熟悉MySQL数据库的crud；</w:t>
+                              <w:t>熟悉webpack打包工具</w:t>
                             </w:r>
                           </w:p>
                           <w:p>
@@ -3066,7 +3153,7 @@
                               <w:jc w:val="left"/>
                               <w:textAlignment w:val="auto"/>
                               <w:rPr>
-                                <w:rFonts w:hint="eastAsia" w:ascii="微软雅黑" w:hAnsi="微软雅黑" w:eastAsia="微软雅黑" w:cs="微软雅黑"/>
+                                <w:rFonts w:ascii="微软雅黑" w:hAnsi="微软雅黑" w:eastAsia="微软雅黑" w:cs="微软雅黑"/>
                                 <w:sz w:val="22"/>
                                 <w:szCs w:val="22"/>
                               </w:rPr>
@@ -3076,101 +3163,34 @@
                                 <w:rFonts w:hint="eastAsia" w:ascii="微软雅黑" w:hAnsi="微软雅黑" w:eastAsia="微软雅黑" w:cs="微软雅黑"/>
                                 <w:sz w:val="22"/>
                                 <w:szCs w:val="22"/>
-                              </w:rPr>
-                              <w:t>熟悉Canvas画布，熟悉ECharts可视化图表库；熟练使用Layui，Element UI等UI框架</w:t>
-                            </w:r>
-                          </w:p>
-                          <w:p>
-                            <w:pPr>
-                              <w:keepNext w:val="0"/>
-                              <w:keepLines w:val="0"/>
-                              <w:pageBreakBefore w:val="0"/>
-                              <w:widowControl w:val="0"/>
-                              <w:kinsoku/>
-                              <w:wordWrap/>
-                              <w:overflowPunct/>
-                              <w:topLinePunct w:val="0"/>
-                              <w:bidi w:val="0"/>
-                              <w:adjustRightInd/>
-                              <w:snapToGrid w:val="0"/>
-                              <w:spacing w:line="340" w:lineRule="exact"/>
-                              <w:jc w:val="left"/>
-                              <w:textAlignment w:val="auto"/>
-                              <w:rPr>
-                                <w:rFonts w:hint="eastAsia" w:ascii="微软雅黑" w:hAnsi="微软雅黑" w:eastAsia="微软雅黑" w:cs="微软雅黑"/>
-                                <w:sz w:val="22"/>
-                                <w:szCs w:val="22"/>
-                              </w:rPr>
-                            </w:pPr>
-                            <w:r>
-                              <w:rPr>
-                                <w:rFonts w:hint="eastAsia" w:ascii="微软雅黑" w:hAnsi="微软雅黑" w:eastAsia="微软雅黑" w:cs="微软雅黑"/>
-                                <w:sz w:val="22"/>
-                                <w:szCs w:val="22"/>
-                              </w:rPr>
-                              <w:t>熟练使用PhotoShop等Adobe系列多媒体编辑软件</w:t>
-                            </w:r>
-                          </w:p>
-                          <w:p>
-                            <w:pPr>
-                              <w:keepNext w:val="0"/>
-                              <w:keepLines w:val="0"/>
-                              <w:pageBreakBefore w:val="0"/>
-                              <w:widowControl w:val="0"/>
-                              <w:kinsoku/>
-                              <w:wordWrap/>
-                              <w:overflowPunct/>
-                              <w:topLinePunct w:val="0"/>
-                              <w:bidi w:val="0"/>
-                              <w:adjustRightInd/>
-                              <w:snapToGrid w:val="0"/>
-                              <w:spacing w:line="340" w:lineRule="exact"/>
-                              <w:jc w:val="left"/>
-                              <w:textAlignment w:val="auto"/>
-                              <w:rPr>
-                                <w:rFonts w:hint="eastAsia" w:ascii="微软雅黑" w:hAnsi="微软雅黑" w:eastAsia="微软雅黑" w:cs="微软雅黑"/>
-                                <w:sz w:val="22"/>
-                                <w:szCs w:val="22"/>
-                              </w:rPr>
-                            </w:pPr>
-                            <w:r>
-                              <w:rPr>
-                                <w:rFonts w:hint="eastAsia" w:ascii="微软雅黑" w:hAnsi="微软雅黑" w:eastAsia="微软雅黑" w:cs="微软雅黑"/>
-                                <w:sz w:val="22"/>
-                                <w:szCs w:val="22"/>
-                              </w:rPr>
-                              <w:t>了解并且能够解决各种浏览器兼容问题；</w:t>
-                            </w:r>
-                          </w:p>
-                          <w:p>
-                            <w:pPr>
-                              <w:keepNext w:val="0"/>
-                              <w:keepLines w:val="0"/>
-                              <w:pageBreakBefore w:val="0"/>
-                              <w:widowControl w:val="0"/>
-                              <w:kinsoku/>
-                              <w:wordWrap/>
-                              <w:overflowPunct/>
-                              <w:topLinePunct w:val="0"/>
-                              <w:bidi w:val="0"/>
-                              <w:adjustRightInd/>
-                              <w:snapToGrid w:val="0"/>
-                              <w:spacing w:line="340" w:lineRule="exact"/>
-                              <w:jc w:val="left"/>
-                              <w:textAlignment w:val="auto"/>
-                              <w:rPr>
-                                <w:rFonts w:ascii="微软雅黑" w:hAnsi="微软雅黑" w:eastAsia="微软雅黑" w:cs="微软雅黑"/>
-                                <w:sz w:val="22"/>
-                                <w:szCs w:val="22"/>
-                              </w:rPr>
-                            </w:pPr>
-                            <w:r>
-                              <w:rPr>
-                                <w:rFonts w:hint="eastAsia" w:ascii="微软雅黑" w:hAnsi="微软雅黑" w:eastAsia="微软雅黑" w:cs="微软雅黑"/>
-                                <w:sz w:val="22"/>
-                                <w:szCs w:val="22"/>
-                              </w:rPr>
-                              <w:t>熟悉webpack打包工具，了解Git，npm开发工具；</w:t>
+                                <w:lang w:val="en-US" w:eastAsia="zh-CN"/>
+                              </w:rPr>
+                              <w:t>熟悉</w:t>
+                            </w:r>
+                            <w:r>
+                              <w:rPr>
+                                <w:rFonts w:hint="eastAsia" w:ascii="微软雅黑" w:hAnsi="微软雅黑" w:eastAsia="微软雅黑" w:cs="微软雅黑"/>
+                                <w:sz w:val="22"/>
+                                <w:szCs w:val="22"/>
+                              </w:rPr>
+                              <w:t>Git，</w:t>
+                            </w:r>
+                            <w:r>
+                              <w:rPr>
+                                <w:rFonts w:hint="eastAsia" w:ascii="微软雅黑" w:hAnsi="微软雅黑" w:eastAsia="微软雅黑" w:cs="微软雅黑"/>
+                                <w:sz w:val="22"/>
+                                <w:szCs w:val="22"/>
+                                <w:lang w:val="en-US" w:eastAsia="zh-CN"/>
+                              </w:rPr>
+                              <w:t>NPM等</w:t>
+                            </w:r>
+                            <w:r>
+                              <w:rPr>
+                                <w:rFonts w:hint="eastAsia" w:ascii="微软雅黑" w:hAnsi="微软雅黑" w:eastAsia="微软雅黑" w:cs="微软雅黑"/>
+                                <w:sz w:val="22"/>
+                                <w:szCs w:val="22"/>
+                              </w:rPr>
+                              <w:t>开发工具</w:t>
                             </w:r>
                           </w:p>
                           <w:p>
@@ -3244,7 +3264,7 @@
                           <w:sz w:val="22"/>
                           <w:szCs w:val="22"/>
                         </w:rPr>
-                        <w:t>能熟练的使用HTML和CSS按照设计稿完成页面样式；掌握HTML5和CSS3语法</w:t>
+                        <w:t>熟练使用Vue全家桶，有相应的开发经验</w:t>
                       </w:r>
                     </w:p>
                     <w:p>
@@ -3275,7 +3295,7 @@
                           <w:sz w:val="22"/>
                           <w:szCs w:val="22"/>
                         </w:rPr>
-                        <w:t>能熟练地使用Sass预编译写CSS，进行过移动端的开发；</w:t>
+                        <w:t>熟悉React框架，有antDesgin Pro的开发经验</w:t>
                       </w:r>
                     </w:p>
                     <w:p>
@@ -3306,7 +3326,7 @@
                           <w:sz w:val="22"/>
                           <w:szCs w:val="22"/>
                         </w:rPr>
-                        <w:t>能熟练地使用JavaScript语言进行编程，掌握ES5，ES6语法，DOM，BOM；</w:t>
+                        <w:t>熟悉Typescript语言，有相应开发经验</w:t>
                       </w:r>
                     </w:p>
                     <w:p>
@@ -3337,7 +3357,24 @@
                           <w:sz w:val="22"/>
                           <w:szCs w:val="22"/>
                         </w:rPr>
-                        <w:t>熟悉Typescript语言，有相应开发经验</w:t>
+                        <w:t>熟悉Canvas画布，熟悉ECharts可视化图表库；熟练使</w:t>
+                      </w:r>
+                      <w:r>
+                        <w:rPr>
+                          <w:rFonts w:hint="eastAsia" w:ascii="微软雅黑" w:hAnsi="微软雅黑" w:eastAsia="微软雅黑" w:cs="微软雅黑"/>
+                          <w:sz w:val="22"/>
+                          <w:szCs w:val="22"/>
+                          <w:lang w:val="en-US" w:eastAsia="zh-CN"/>
+                        </w:rPr>
+                        <w:t>用多种</w:t>
+                      </w:r>
+                      <w:r>
+                        <w:rPr>
+                          <w:rFonts w:hint="eastAsia" w:ascii="微软雅黑" w:hAnsi="微软雅黑" w:eastAsia="微软雅黑" w:cs="微软雅黑"/>
+                          <w:sz w:val="22"/>
+                          <w:szCs w:val="22"/>
+                        </w:rPr>
+                        <w:t>UI框架</w:t>
                       </w:r>
                     </w:p>
                     <w:p>
@@ -3368,7 +3405,33 @@
                           <w:sz w:val="22"/>
                           <w:szCs w:val="22"/>
                         </w:rPr>
-                        <w:t>熟悉Node.js和Egg框架，经常使用其搭建简单的服务器；</w:t>
+                        <w:t>熟练地使用Sass</w:t>
+                      </w:r>
+                      <w:r>
+                        <w:rPr>
+                          <w:rFonts w:hint="eastAsia" w:ascii="微软雅黑" w:hAnsi="微软雅黑" w:eastAsia="微软雅黑" w:cs="微软雅黑"/>
+                          <w:sz w:val="22"/>
+                          <w:szCs w:val="22"/>
+                          <w:lang w:eastAsia="zh-CN"/>
+                        </w:rPr>
+                        <w:t>，</w:t>
+                      </w:r>
+                      <w:r>
+                        <w:rPr>
+                          <w:rFonts w:hint="eastAsia" w:ascii="微软雅黑" w:hAnsi="微软雅黑" w:eastAsia="微软雅黑" w:cs="微软雅黑"/>
+                          <w:sz w:val="22"/>
+                          <w:szCs w:val="22"/>
+                          <w:lang w:val="en-US" w:eastAsia="zh-CN"/>
+                        </w:rPr>
+                        <w:t>Less</w:t>
+                      </w:r>
+                      <w:r>
+                        <w:rPr>
+                          <w:rFonts w:hint="eastAsia" w:ascii="微软雅黑" w:hAnsi="微软雅黑" w:eastAsia="微软雅黑" w:cs="微软雅黑"/>
+                          <w:sz w:val="22"/>
+                          <w:szCs w:val="22"/>
+                        </w:rPr>
+                        <w:t>预编译写CSS，进行过移动端的开发</w:t>
                       </w:r>
                     </w:p>
                     <w:p>
@@ -3399,7 +3462,7 @@
                           <w:sz w:val="22"/>
                           <w:szCs w:val="22"/>
                         </w:rPr>
-                        <w:t>熟悉TCP/IP，HTTP等通信协议，熟悉AJAX/fetch原理和跨域技术:CORS/JSONP/Proxy</w:t>
+                        <w:t>熟练的使用HTML和CSS按照设计稿完成页面样式；掌握HTML5和CSS3语法</w:t>
                       </w:r>
                     </w:p>
                     <w:p>
@@ -3422,6 +3485,7 @@
                           <w:rFonts w:hint="eastAsia" w:ascii="微软雅黑" w:hAnsi="微软雅黑" w:eastAsia="微软雅黑" w:cs="微软雅黑"/>
                           <w:sz w:val="22"/>
                           <w:szCs w:val="22"/>
+                          <w:lang w:val="en-US" w:eastAsia="zh-CN"/>
                         </w:rPr>
                       </w:pPr>
                       <w:r>
@@ -3430,7 +3494,50 @@
                           <w:sz w:val="22"/>
                           <w:szCs w:val="22"/>
                         </w:rPr>
-                        <w:t>熟练使用Vue全家桶（vue、vue-router、vuex等），有相应的开发经验</w:t>
+                        <w:t>熟练地使用JavaScript语言进行编程，掌握ES5</w:t>
+                      </w:r>
+                      <w:r>
+                        <w:rPr>
+                          <w:rFonts w:hint="eastAsia" w:ascii="微软雅黑" w:hAnsi="微软雅黑" w:eastAsia="微软雅黑" w:cs="微软雅黑"/>
+                          <w:sz w:val="22"/>
+                          <w:szCs w:val="22"/>
+                          <w:lang w:val="en-US" w:eastAsia="zh-CN"/>
+                        </w:rPr>
+                        <w:t>和</w:t>
+                      </w:r>
+                      <w:r>
+                        <w:rPr>
+                          <w:rFonts w:hint="eastAsia" w:ascii="微软雅黑" w:hAnsi="微软雅黑" w:eastAsia="微软雅黑" w:cs="微软雅黑"/>
+                          <w:sz w:val="22"/>
+                          <w:szCs w:val="22"/>
+                        </w:rPr>
+                        <w:t>ES6语法，DOM</w:t>
+                      </w:r>
+                      <w:r>
+                        <w:rPr>
+                          <w:rFonts w:hint="eastAsia" w:ascii="微软雅黑" w:hAnsi="微软雅黑" w:eastAsia="微软雅黑" w:cs="微软雅黑"/>
+                          <w:sz w:val="22"/>
+                          <w:szCs w:val="22"/>
+                          <w:lang w:val="en-US" w:eastAsia="zh-CN"/>
+                        </w:rPr>
+                        <w:t>和</w:t>
+                      </w:r>
+                      <w:r>
+                        <w:rPr>
+                          <w:rFonts w:hint="eastAsia" w:ascii="微软雅黑" w:hAnsi="微软雅黑" w:eastAsia="微软雅黑" w:cs="微软雅黑"/>
+                          <w:sz w:val="22"/>
+                          <w:szCs w:val="22"/>
+                        </w:rPr>
+                        <w:t>BOM</w:t>
+                      </w:r>
+                      <w:r>
+                        <w:rPr>
+                          <w:rFonts w:hint="eastAsia" w:ascii="微软雅黑" w:hAnsi="微软雅黑" w:eastAsia="微软雅黑" w:cs="微软雅黑"/>
+                          <w:sz w:val="22"/>
+                          <w:szCs w:val="22"/>
+                          <w:lang w:val="en-US" w:eastAsia="zh-CN"/>
+                        </w:rPr>
+                        <w:t>操作</w:t>
                       </w:r>
                     </w:p>
                     <w:p>
@@ -3461,7 +3568,7 @@
                           <w:sz w:val="22"/>
                           <w:szCs w:val="22"/>
                         </w:rPr>
-                        <w:t>熟悉cookie，session，localstorage浏览器本地缓存操作</w:t>
+                        <w:t>熟悉Node.js和Egg框架，经常使用其搭建简单的服务器</w:t>
                       </w:r>
                     </w:p>
                     <w:p>
@@ -3492,7 +3599,7 @@
                           <w:sz w:val="22"/>
                           <w:szCs w:val="22"/>
                         </w:rPr>
-                        <w:t>熟悉React框架，有antDesgin Pro的开发经验；</w:t>
+                        <w:t>熟练使用PhotoShop等Adobe系列多媒体编辑软件</w:t>
                       </w:r>
                     </w:p>
                     <w:p>
@@ -3523,7 +3630,7 @@
                           <w:sz w:val="22"/>
                           <w:szCs w:val="22"/>
                         </w:rPr>
-                        <w:t>熟悉MySQL数据库的crud；</w:t>
+                        <w:t>熟悉webpack打包工具</w:t>
                       </w:r>
                     </w:p>
                     <w:p>
@@ -3543,7 +3650,7 @@
                         <w:jc w:val="left"/>
                         <w:textAlignment w:val="auto"/>
                         <w:rPr>
-                          <w:rFonts w:hint="eastAsia" w:ascii="微软雅黑" w:hAnsi="微软雅黑" w:eastAsia="微软雅黑" w:cs="微软雅黑"/>
+                          <w:rFonts w:ascii="微软雅黑" w:hAnsi="微软雅黑" w:eastAsia="微软雅黑" w:cs="微软雅黑"/>
                           <w:sz w:val="22"/>
                           <w:szCs w:val="22"/>
                         </w:rPr>
@@ -3553,101 +3660,34 @@
                           <w:rFonts w:hint="eastAsia" w:ascii="微软雅黑" w:hAnsi="微软雅黑" w:eastAsia="微软雅黑" w:cs="微软雅黑"/>
                           <w:sz w:val="22"/>
                           <w:szCs w:val="22"/>
-                        </w:rPr>
-                        <w:t>熟悉Canvas画布，熟悉ECharts可视化图表库；熟练使用Layui，Element UI等UI框架</w:t>
-                      </w:r>
-                    </w:p>
-                    <w:p>
-                      <w:pPr>
-                        <w:keepNext w:val="0"/>
-                        <w:keepLines w:val="0"/>
-                        <w:pageBreakBefore w:val="0"/>
-                        <w:widowControl w:val="0"/>
-                        <w:kinsoku/>
-                        <w:wordWrap/>
-                        <w:overflowPunct/>
-                        <w:topLinePunct w:val="0"/>
-                        <w:bidi w:val="0"/>
-                        <w:adjustRightInd/>
-                        <w:snapToGrid w:val="0"/>
-                        <w:spacing w:line="340" w:lineRule="exact"/>
-                        <w:jc w:val="left"/>
-                        <w:textAlignment w:val="auto"/>
-                        <w:rPr>
-                          <w:rFonts w:hint="eastAsia" w:ascii="微软雅黑" w:hAnsi="微软雅黑" w:eastAsia="微软雅黑" w:cs="微软雅黑"/>
-                          <w:sz w:val="22"/>
-                          <w:szCs w:val="22"/>
-                        </w:rPr>
-                      </w:pPr>
-                      <w:r>
-                        <w:rPr>
-                          <w:rFonts w:hint="eastAsia" w:ascii="微软雅黑" w:hAnsi="微软雅黑" w:eastAsia="微软雅黑" w:cs="微软雅黑"/>
-                          <w:sz w:val="22"/>
-                          <w:szCs w:val="22"/>
-                        </w:rPr>
-                        <w:t>熟练使用PhotoShop等Adobe系列多媒体编辑软件</w:t>
-                      </w:r>
-                    </w:p>
-                    <w:p>
-                      <w:pPr>
-                        <w:keepNext w:val="0"/>
-                        <w:keepLines w:val="0"/>
-                        <w:pageBreakBefore w:val="0"/>
-                        <w:widowControl w:val="0"/>
-                        <w:kinsoku/>
-                        <w:wordWrap/>
-                        <w:overflowPunct/>
-                        <w:topLinePunct w:val="0"/>
-                        <w:bidi w:val="0"/>
-                        <w:adjustRightInd/>
-                        <w:snapToGrid w:val="0"/>
-                        <w:spacing w:line="340" w:lineRule="exact"/>
-                        <w:jc w:val="left"/>
-                        <w:textAlignment w:val="auto"/>
-                        <w:rPr>
-                          <w:rFonts w:hint="eastAsia" w:ascii="微软雅黑" w:hAnsi="微软雅黑" w:eastAsia="微软雅黑" w:cs="微软雅黑"/>
-                          <w:sz w:val="22"/>
-                          <w:szCs w:val="22"/>
-                        </w:rPr>
-                      </w:pPr>
-                      <w:r>
-                        <w:rPr>
-                          <w:rFonts w:hint="eastAsia" w:ascii="微软雅黑" w:hAnsi="微软雅黑" w:eastAsia="微软雅黑" w:cs="微软雅黑"/>
-                          <w:sz w:val="22"/>
-                          <w:szCs w:val="22"/>
-                        </w:rPr>
-                        <w:t>了解并且能够解决各种浏览器兼容问题；</w:t>
-                      </w:r>
-                    </w:p>
-                    <w:p>
-                      <w:pPr>
-                        <w:keepNext w:val="0"/>
-                        <w:keepLines w:val="0"/>
-                        <w:pageBreakBefore w:val="0"/>
-                        <w:widowControl w:val="0"/>
-                        <w:kinsoku/>
-                        <w:wordWrap/>
-                        <w:overflowPunct/>
-                        <w:topLinePunct w:val="0"/>
-                        <w:bidi w:val="0"/>
-                        <w:adjustRightInd/>
-                        <w:snapToGrid w:val="0"/>
-                        <w:spacing w:line="340" w:lineRule="exact"/>
-                        <w:jc w:val="left"/>
-                        <w:textAlignment w:val="auto"/>
-                        <w:rPr>
-                          <w:rFonts w:ascii="微软雅黑" w:hAnsi="微软雅黑" w:eastAsia="微软雅黑" w:cs="微软雅黑"/>
-                          <w:sz w:val="22"/>
-                          <w:szCs w:val="22"/>
-                        </w:rPr>
-                      </w:pPr>
-                      <w:r>
-                        <w:rPr>
-                          <w:rFonts w:hint="eastAsia" w:ascii="微软雅黑" w:hAnsi="微软雅黑" w:eastAsia="微软雅黑" w:cs="微软雅黑"/>
-                          <w:sz w:val="22"/>
-                          <w:szCs w:val="22"/>
-                        </w:rPr>
-                        <w:t>熟悉webpack打包工具，了解Git，npm开发工具；</w:t>
+                          <w:lang w:val="en-US" w:eastAsia="zh-CN"/>
+                        </w:rPr>
+                        <w:t>熟悉</w:t>
+                      </w:r>
+                      <w:r>
+                        <w:rPr>
+                          <w:rFonts w:hint="eastAsia" w:ascii="微软雅黑" w:hAnsi="微软雅黑" w:eastAsia="微软雅黑" w:cs="微软雅黑"/>
+                          <w:sz w:val="22"/>
+                          <w:szCs w:val="22"/>
+                        </w:rPr>
+                        <w:t>Git，</w:t>
+                      </w:r>
+                      <w:r>
+                        <w:rPr>
+                          <w:rFonts w:hint="eastAsia" w:ascii="微软雅黑" w:hAnsi="微软雅黑" w:eastAsia="微软雅黑" w:cs="微软雅黑"/>
+                          <w:sz w:val="22"/>
+                          <w:szCs w:val="22"/>
+                          <w:lang w:val="en-US" w:eastAsia="zh-CN"/>
+                        </w:rPr>
+                        <w:t>NPM等</w:t>
+                      </w:r>
+                      <w:r>
+                        <w:rPr>
+                          <w:rFonts w:hint="eastAsia" w:ascii="微软雅黑" w:hAnsi="微软雅黑" w:eastAsia="微软雅黑" w:cs="微软雅黑"/>
+                          <w:sz w:val="22"/>
+                          <w:szCs w:val="22"/>
+                        </w:rPr>
+                        <w:t>开发工具</w:t>
                       </w:r>
                     </w:p>
                     <w:p>
@@ -3692,21 +3732,18 @@
     <w:p/>
     <w:p/>
     <w:p/>
-    <w:p/>
-    <w:p/>
-    <w:p/>
     <w:p>
       <w:r>
         <mc:AlternateContent>
           <mc:Choice Requires="wpg">
             <w:drawing>
-              <wp:anchor distT="0" distB="0" distL="114300" distR="114300" simplePos="0" relativeHeight="251674624" behindDoc="0" locked="0" layoutInCell="1" allowOverlap="1">
+              <wp:anchor distT="0" distB="0" distL="114300" distR="114300" simplePos="0" relativeHeight="251673600" behindDoc="0" locked="0" layoutInCell="1" allowOverlap="1">
                 <wp:simplePos x="0" y="0"/>
                 <wp:positionH relativeFrom="column">
                   <wp:posOffset>628650</wp:posOffset>
                 </wp:positionH>
                 <wp:positionV relativeFrom="paragraph">
-                  <wp:posOffset>161925</wp:posOffset>
+                  <wp:posOffset>139065</wp:posOffset>
                 </wp:positionV>
                 <wp:extent cx="6463030" cy="425450"/>
                 <wp:effectExtent l="0" t="0" r="0" b="0"/>
@@ -3917,7 +3954,7 @@
           </mc:Choice>
           <mc:Fallback>
             <w:pict>
-              <v:group id="_x0000_s1026" o:spid="_x0000_s1026" o:spt="203" style="position:absolute;left:0pt;margin-left:49.5pt;margin-top:12.75pt;height:33.5pt;width:508.9pt;z-index:251674624;mso-width-relative:page;mso-height-relative:page;" coordorigin="3218,11405" coordsize="10178,670" o:gfxdata="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">
+              <v:group id="_x0000_s1026" o:spid="_x0000_s1026" o:spt="203" style="position:absolute;left:0pt;margin-left:49.5pt;margin-top:10.95pt;height:33.5pt;width:508.9pt;z-index:251673600;mso-width-relative:page;mso-height-relative:page;" coordorigin="3218,11405" coordsize="10178,670" o:gfxdata="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">
                 <o:lock v:ext="edit" aspectratio="f"/>
                 <v:shape id="_x0000_s1026" o:spid="_x0000_s1026" o:spt="15" type="#_x0000_t15" style="position:absolute;left:3218;top:11428;height:544;width:2010;v-text-anchor:middle;" fillcolor="#58719F" filled="t" stroked="f" coordsize="21600,21600" o:gfxdata="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" adj="20720">
                   <v:fill on="t" focussize="0,0"/>
@@ -3999,7 +4036,7 @@
                   <wp:posOffset>548640</wp:posOffset>
                 </wp:positionH>
                 <wp:positionV relativeFrom="paragraph">
-                  <wp:posOffset>163195</wp:posOffset>
+                  <wp:posOffset>125095</wp:posOffset>
                 </wp:positionV>
                 <wp:extent cx="6635750" cy="1811655"/>
                 <wp:effectExtent l="0" t="0" r="0" b="0"/>
@@ -4234,7 +4271,7 @@
           </mc:Choice>
           <mc:Fallback>
             <w:pict>
-              <v:shape id="_x0000_s1026" o:spid="_x0000_s1026" o:spt="202" type="#_x0000_t202" style="position:absolute;left:0pt;margin-left:43.2pt;margin-top:12.85pt;height:142.65pt;width:522.5pt;mso-position-horizontal-relative:margin;z-index:251669504;mso-width-relative:page;mso-height-relative:page;" filled="f" stroked="f" coordsize="21600,21600" o:gfxdata="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">
+              <v:shape id="_x0000_s1026" o:spid="_x0000_s1026" o:spt="202" type="#_x0000_t202" style="position:absolute;left:0pt;margin-left:43.2pt;margin-top:9.85pt;height:142.65pt;width:522.5pt;mso-position-horizontal-relative:margin;z-index:251669504;mso-width-relative:page;mso-height-relative:page;" filled="f" stroked="f" coordsize="21600,21600" o:gfxdata="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">
                 <v:fill on="f" focussize="0,0"/>
                 <v:stroke on="f" weight="0.5pt"/>
                 <v:imagedata o:title=""/>
@@ -4444,13 +4481,13 @@
         <mc:AlternateContent>
           <mc:Choice Requires="wps">
             <w:drawing>
-              <wp:anchor distT="0" distB="0" distL="114300" distR="114300" simplePos="0" relativeHeight="251682816" behindDoc="0" locked="0" layoutInCell="1" allowOverlap="1">
+              <wp:anchor distT="0" distB="0" distL="114300" distR="114300" simplePos="0" relativeHeight="251680768" behindDoc="0" locked="0" layoutInCell="1" allowOverlap="1">
                 <wp:simplePos x="0" y="0"/>
                 <wp:positionH relativeFrom="column">
                   <wp:posOffset>541020</wp:posOffset>
                 </wp:positionH>
                 <wp:positionV relativeFrom="paragraph">
-                  <wp:posOffset>22225</wp:posOffset>
+                  <wp:posOffset>45085</wp:posOffset>
                 </wp:positionV>
                 <wp:extent cx="6667500" cy="1968500"/>
                 <wp:effectExtent l="0" t="0" r="0" b="0"/>
@@ -4725,7 +4762,7 @@
           </mc:Choice>
           <mc:Fallback>
             <w:pict>
-              <v:shape id="_x0000_s1026" o:spid="_x0000_s1026" o:spt="202" type="#_x0000_t202" style="position:absolute;left:0pt;margin-left:42.6pt;margin-top:1.75pt;height:155pt;width:525pt;z-index:251682816;mso-width-relative:page;mso-height-relative:page;" filled="f" stroked="f" coordsize="21600,21600" o:gfxdata="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">
+              <v:shape id="_x0000_s1026" o:spid="_x0000_s1026" o:spt="202" type="#_x0000_t202" style="position:absolute;left:0pt;margin-left:42.6pt;margin-top:3.55pt;height:155pt;width:525pt;z-index:251680768;mso-width-relative:page;mso-height-relative:page;" filled="f" stroked="f" coordsize="21600,21600" o:gfxdata="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">
                 <v:fill on="f" focussize="0,0"/>
                 <v:stroke on="f" weight="0.5pt"/>
                 <v:imagedata o:title=""/>
@@ -4971,8 +5008,6 @@
     <w:p/>
     <w:p/>
     <w:p>
-      <w:bookmarkStart w:id="0" w:name="_GoBack"/>
-      <w:bookmarkEnd w:id="0"/>
       <w:r>
         <mc:AlternateContent>
           <mc:Choice Requires="wps">
@@ -4983,7 +5018,7 @@
                   <wp:posOffset>541020</wp:posOffset>
                 </wp:positionH>
                 <wp:positionV relativeFrom="paragraph">
-                  <wp:posOffset>127000</wp:posOffset>
+                  <wp:posOffset>187960</wp:posOffset>
                 </wp:positionV>
                 <wp:extent cx="6667500" cy="2955925"/>
                 <wp:effectExtent l="0" t="0" r="0" b="0"/>
@@ -5387,7 +5422,7 @@
           </mc:Choice>
           <mc:Fallback>
             <w:pict>
-              <v:shape id="_x0000_s1026" o:spid="_x0000_s1026" o:spt="202" type="#_x0000_t202" style="position:absolute;left:0pt;margin-left:42.6pt;margin-top:10pt;height:232.75pt;width:525pt;z-index:251661312;mso-width-relative:page;mso-height-relative:page;" filled="f" stroked="f" coordsize="21600,21600" o:gfxdata="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">
+              <v:shape id="_x0000_s1026" o:spid="_x0000_s1026" o:spt="202" type="#_x0000_t202" style="position:absolute;left:0pt;margin-left:42.6pt;margin-top:14.8pt;height:232.75pt;width:525pt;z-index:251661312;mso-width-relative:page;mso-height-relative:page;" filled="f" stroked="f" coordsize="21600,21600" o:gfxdata="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">
                 <v:fill on="f" focussize="0,0"/>
                 <v:stroke on="f" weight="0.5pt"/>
                 <v:imagedata o:title=""/>
@@ -5753,6 +5788,9 @@
         </mc:AlternateContent>
       </w:r>
     </w:p>
+    <w:p/>
+    <w:p/>
+    <w:p/>
     <w:p/>
     <w:p/>
     <w:p/>
@@ -5782,22 +5820,24 @@
           <w:tab w:val="left" w:pos="1260"/>
         </w:tabs>
       </w:pPr>
+      <w:bookmarkStart w:id="0" w:name="_GoBack"/>
+      <w:bookmarkEnd w:id="0"/>
       <w:r>
         <mc:AlternateContent>
           <mc:Choice Requires="wps">
             <w:drawing>
-              <wp:anchor distT="0" distB="0" distL="114300" distR="114300" simplePos="0" relativeHeight="251671552" behindDoc="0" locked="0" layoutInCell="1" allowOverlap="1">
+              <wp:anchor distT="0" distB="0" distL="114300" distR="114300" simplePos="0" relativeHeight="251676672" behindDoc="0" locked="0" layoutInCell="1" allowOverlap="1">
                 <wp:simplePos x="0" y="0"/>
                 <wp:positionH relativeFrom="margin">
-                  <wp:posOffset>610235</wp:posOffset>
+                  <wp:posOffset>575310</wp:posOffset>
                 </wp:positionH>
                 <wp:positionV relativeFrom="paragraph">
-                  <wp:posOffset>5255260</wp:posOffset>
+                  <wp:posOffset>5276215</wp:posOffset>
                 </wp:positionV>
-                <wp:extent cx="6400800" cy="2008505"/>
+                <wp:extent cx="6400800" cy="3014345"/>
                 <wp:effectExtent l="0" t="0" r="0" b="0"/>
                 <wp:wrapNone/>
-                <wp:docPr id="43" name="文本框 43"/>
+                <wp:docPr id="30" name="文本框 30"/>
                 <wp:cNvGraphicFramePr/>
                 <a:graphic xmlns:a="http://schemas.openxmlformats.org/drawingml/2006/main">
                   <a:graphicData uri="http://schemas.microsoft.com/office/word/2010/wordprocessingShape">
@@ -5806,7 +5846,7 @@
                       <wps:spPr>
                         <a:xfrm>
                           <a:off x="0" y="0"/>
-                          <a:ext cx="6400800" cy="2008505"/>
+                          <a:ext cx="6400800" cy="3014345"/>
                         </a:xfrm>
                         <a:prstGeom prst="rect">
                           <a:avLst/>
@@ -5842,30 +5882,30 @@
                               <w:wordWrap/>
                               <w:overflowPunct/>
                               <w:topLinePunct w:val="0"/>
+                              <w:autoSpaceDE/>
+                              <w:autoSpaceDN/>
                               <w:bidi w:val="0"/>
                               <w:adjustRightInd/>
                               <w:snapToGrid w:val="0"/>
-                              <w:spacing w:line="360" w:lineRule="exact"/>
+                              <w:spacing w:line="280" w:lineRule="exact"/>
                               <w:textAlignment w:val="auto"/>
                               <w:rPr>
                                 <w:rFonts w:ascii="微软雅黑" w:hAnsi="微软雅黑" w:eastAsia="微软雅黑" w:cs="微软雅黑"/>
+                                <w:color w:val="auto"/>
+                                <w:sz w:val="22"/>
+                                <w:szCs w:val="22"/>
+                              </w:rPr>
+                            </w:pPr>
+                            <w:r>
+                              <w:rPr>
+                                <w:rFonts w:hint="eastAsia" w:ascii="微软雅黑" w:hAnsi="微软雅黑" w:eastAsia="微软雅黑" w:cs="微软雅黑"/>
                                 <w:b/>
                                 <w:bCs/>
                                 <w:color w:val="auto"/>
                                 <w:sz w:val="22"/>
                                 <w:szCs w:val="22"/>
                               </w:rPr>
-                            </w:pPr>
-                            <w:r>
-                              <w:rPr>
-                                <w:rFonts w:hint="eastAsia" w:ascii="微软雅黑" w:hAnsi="微软雅黑" w:eastAsia="微软雅黑" w:cs="微软雅黑"/>
-                                <w:b/>
-                                <w:bCs/>
-                                <w:color w:val="auto"/>
-                                <w:sz w:val="22"/>
-                                <w:szCs w:val="22"/>
-                              </w:rPr>
-                              <w:t>学科竞赛</w:t>
+                              <w:t>业余爱好</w:t>
                             </w:r>
                           </w:p>
                           <w:p>
@@ -5878,10 +5918,12 @@
                               <w:wordWrap/>
                               <w:overflowPunct/>
                               <w:topLinePunct w:val="0"/>
+                              <w:autoSpaceDE/>
+                              <w:autoSpaceDN/>
                               <w:bidi w:val="0"/>
                               <w:adjustRightInd/>
                               <w:snapToGrid w:val="0"/>
-                              <w:spacing w:line="360" w:lineRule="exact"/>
+                              <w:spacing w:line="280" w:lineRule="exact"/>
                               <w:ind w:firstLine="1100" w:firstLineChars="500"/>
                               <w:textAlignment w:val="auto"/>
                               <w:rPr>
@@ -5897,8 +5939,9 @@
                                 <w:color w:val="auto"/>
                                 <w:sz w:val="22"/>
                                 <w:szCs w:val="22"/>
-                              </w:rPr>
-                              <w:t>第七届互联网+大学生创新创业大赛重庆赛区省级选拔赛铜奖</w:t>
+                                <w:lang w:bidi="ar"/>
+                              </w:rPr>
+                              <w:t>平时喜欢自学一些adobe多媒体软件，逛一些设计网站</w:t>
                             </w:r>
                           </w:p>
                           <w:p>
@@ -5911,10 +5954,12 @@
                               <w:wordWrap/>
                               <w:overflowPunct/>
                               <w:topLinePunct w:val="0"/>
+                              <w:autoSpaceDE/>
+                              <w:autoSpaceDN/>
                               <w:bidi w:val="0"/>
                               <w:adjustRightInd/>
                               <w:snapToGrid w:val="0"/>
-                              <w:spacing w:line="360" w:lineRule="exact"/>
+                              <w:spacing w:line="280" w:lineRule="exact"/>
                               <w:ind w:firstLine="1100" w:firstLineChars="500"/>
                               <w:textAlignment w:val="auto"/>
                               <w:rPr>
@@ -5930,8 +5975,9 @@
                                 <w:color w:val="auto"/>
                                 <w:sz w:val="22"/>
                                 <w:szCs w:val="22"/>
-                              </w:rPr>
-                              <w:t>第十一届全国大学生电子商务“创新、创意、创业”大赛重庆赛区省级选拔赛二等奖</w:t>
+                                <w:lang w:bidi="ar"/>
+                              </w:rPr>
+                              <w:t>目前能够熟练使用Photoshop进行图片的编辑操作</w:t>
                             </w:r>
                           </w:p>
                           <w:p>
@@ -5944,15 +5990,16 @@
                               <w:wordWrap/>
                               <w:overflowPunct/>
                               <w:topLinePunct w:val="0"/>
+                              <w:autoSpaceDE/>
+                              <w:autoSpaceDN/>
                               <w:bidi w:val="0"/>
                               <w:adjustRightInd/>
                               <w:snapToGrid w:val="0"/>
-                              <w:spacing w:line="360" w:lineRule="exact"/>
+                              <w:spacing w:line="280" w:lineRule="exact"/>
+                              <w:ind w:firstLine="1100" w:firstLineChars="500"/>
                               <w:textAlignment w:val="auto"/>
                               <w:rPr>
                                 <w:rFonts w:ascii="微软雅黑" w:hAnsi="微软雅黑" w:eastAsia="微软雅黑" w:cs="微软雅黑"/>
-                                <w:b/>
-                                <w:bCs/>
                                 <w:color w:val="auto"/>
                                 <w:sz w:val="22"/>
                                 <w:szCs w:val="22"/>
@@ -5961,13 +6008,12 @@
                             <w:r>
                               <w:rPr>
                                 <w:rFonts w:hint="eastAsia" w:ascii="微软雅黑" w:hAnsi="微软雅黑" w:eastAsia="微软雅黑" w:cs="微软雅黑"/>
-                                <w:b/>
-                                <w:bCs/>
-                                <w:color w:val="auto"/>
-                                <w:sz w:val="22"/>
-                                <w:szCs w:val="22"/>
-                              </w:rPr>
-                              <w:t>荣誉称号</w:t>
+                                <w:color w:val="auto"/>
+                                <w:sz w:val="22"/>
+                                <w:szCs w:val="22"/>
+                                <w:lang w:bidi="ar"/>
+                              </w:rPr>
+                              <w:t>熟悉Premiere，Illustrator的常规操作</w:t>
                             </w:r>
                           </w:p>
                           <w:p>
@@ -5980,10 +6026,12 @@
                               <w:wordWrap/>
                               <w:overflowPunct/>
                               <w:topLinePunct w:val="0"/>
+                              <w:autoSpaceDE/>
+                              <w:autoSpaceDN/>
                               <w:bidi w:val="0"/>
                               <w:adjustRightInd/>
                               <w:snapToGrid w:val="0"/>
-                              <w:spacing w:line="360" w:lineRule="exact"/>
+                              <w:spacing w:line="280" w:lineRule="exact"/>
                               <w:ind w:firstLine="1100" w:firstLineChars="500"/>
                               <w:textAlignment w:val="auto"/>
                               <w:rPr>
@@ -5991,6 +6039,7 @@
                                 <w:color w:val="auto"/>
                                 <w:sz w:val="22"/>
                                 <w:szCs w:val="22"/>
+                                <w:lang w:bidi="ar"/>
                               </w:rPr>
                             </w:pPr>
                             <w:r>
@@ -5999,8 +6048,9 @@
                                 <w:color w:val="auto"/>
                                 <w:sz w:val="22"/>
                                 <w:szCs w:val="22"/>
-                              </w:rPr>
-                              <w:t>重庆三峡学院创新创业先进个人</w:t>
+                                <w:lang w:bidi="ar"/>
+                              </w:rPr>
+                              <w:t>了解Audition，After Effects并能完成一些简单操作</w:t>
                             </w:r>
                           </w:p>
                           <w:p>
@@ -6013,17 +6063,20 @@
                               <w:wordWrap/>
                               <w:overflowPunct/>
                               <w:topLinePunct w:val="0"/>
+                              <w:autoSpaceDE/>
+                              <w:autoSpaceDN/>
                               <w:bidi w:val="0"/>
                               <w:adjustRightInd/>
                               <w:snapToGrid w:val="0"/>
-                              <w:spacing w:line="360" w:lineRule="exact"/>
+                              <w:spacing w:line="280" w:lineRule="exact"/>
                               <w:ind w:firstLine="1100" w:firstLineChars="500"/>
                               <w:textAlignment w:val="auto"/>
                               <w:rPr>
-                                <w:rFonts w:hint="eastAsia" w:ascii="微软雅黑" w:hAnsi="微软雅黑" w:eastAsia="微软雅黑" w:cs="微软雅黑"/>
-                                <w:color w:val="auto"/>
-                                <w:sz w:val="22"/>
-                                <w:szCs w:val="22"/>
+                                <w:rFonts w:ascii="微软雅黑" w:hAnsi="微软雅黑" w:eastAsia="微软雅黑" w:cs="微软雅黑"/>
+                                <w:color w:val="auto"/>
+                                <w:sz w:val="22"/>
+                                <w:szCs w:val="22"/>
+                                <w:lang w:bidi="ar"/>
                               </w:rPr>
                             </w:pPr>
                             <w:r>
@@ -6032,8 +6085,9 @@
                                 <w:color w:val="auto"/>
                                 <w:sz w:val="22"/>
                                 <w:szCs w:val="22"/>
-                              </w:rPr>
-                              <w:t>所在寝室被评为“重庆市高校文明寝室”</w:t>
+                                <w:lang w:bidi="ar"/>
+                              </w:rPr>
+                              <w:t>曾在重庆三峡学院计算机科学与工程学院logo设计大赛中获得“二等奖”</w:t>
                             </w:r>
                           </w:p>
                           <w:p>
@@ -6046,32 +6100,31 @@
                               <w:wordWrap/>
                               <w:overflowPunct/>
                               <w:topLinePunct w:val="0"/>
+                              <w:autoSpaceDE/>
+                              <w:autoSpaceDN/>
                               <w:bidi w:val="0"/>
                               <w:adjustRightInd/>
                               <w:snapToGrid w:val="0"/>
-                              <w:spacing w:line="360" w:lineRule="exact"/>
+                              <w:spacing w:line="280" w:lineRule="exact"/>
+                              <w:ind w:firstLine="1100" w:firstLineChars="500"/>
                               <w:textAlignment w:val="auto"/>
                               <w:rPr>
-                                <w:rFonts w:hint="default" w:ascii="微软雅黑" w:hAnsi="微软雅黑" w:eastAsia="微软雅黑" w:cs="微软雅黑"/>
-                                <w:b/>
-                                <w:bCs/>
-                                <w:color w:val="auto"/>
-                                <w:sz w:val="22"/>
-                                <w:szCs w:val="22"/>
-                                <w:lang w:val="en-US" w:eastAsia="zh-CN"/>
+                                <w:rFonts w:ascii="微软雅黑" w:hAnsi="微软雅黑" w:eastAsia="微软雅黑" w:cs="微软雅黑"/>
+                                <w:color w:val="auto"/>
+                                <w:sz w:val="22"/>
+                                <w:szCs w:val="22"/>
+                                <w:lang w:bidi="ar"/>
                               </w:rPr>
                             </w:pPr>
                             <w:r>
                               <w:rPr>
                                 <w:rFonts w:hint="eastAsia" w:ascii="微软雅黑" w:hAnsi="微软雅黑" w:eastAsia="微软雅黑" w:cs="微软雅黑"/>
-                                <w:b/>
-                                <w:bCs/>
-                                <w:color w:val="auto"/>
-                                <w:sz w:val="22"/>
-                                <w:szCs w:val="22"/>
-                                <w:lang w:val="en-US" w:eastAsia="zh-CN"/>
-                              </w:rPr>
-                              <w:t>毕业设计</w:t>
+                                <w:color w:val="auto"/>
+                                <w:sz w:val="22"/>
+                                <w:szCs w:val="22"/>
+                                <w:lang w:bidi="ar"/>
+                              </w:rPr>
+                              <w:t>重庆三峡学院创想未来设计大赛中获得“二等奖”</w:t>
                             </w:r>
                           </w:p>
                           <w:p>
@@ -6084,17 +6137,20 @@
                               <w:wordWrap/>
                               <w:overflowPunct/>
                               <w:topLinePunct w:val="0"/>
+                              <w:autoSpaceDE/>
+                              <w:autoSpaceDN/>
                               <w:bidi w:val="0"/>
                               <w:adjustRightInd/>
                               <w:snapToGrid w:val="0"/>
-                              <w:spacing w:line="360" w:lineRule="exact"/>
+                              <w:spacing w:line="280" w:lineRule="exact"/>
                               <w:ind w:firstLine="1100" w:firstLineChars="500"/>
                               <w:textAlignment w:val="auto"/>
                               <w:rPr>
-                                <w:rFonts w:hint="eastAsia" w:ascii="微软雅黑" w:hAnsi="微软雅黑" w:eastAsia="微软雅黑" w:cs="微软雅黑"/>
-                                <w:color w:val="auto"/>
-                                <w:sz w:val="22"/>
-                                <w:szCs w:val="22"/>
+                                <w:rFonts w:ascii="微软雅黑" w:hAnsi="微软雅黑" w:eastAsia="微软雅黑" w:cs="微软雅黑"/>
+                                <w:color w:val="auto"/>
+                                <w:sz w:val="22"/>
+                                <w:szCs w:val="22"/>
+                                <w:lang w:bidi="ar"/>
                               </w:rPr>
                             </w:pPr>
                             <w:r>
@@ -6103,9 +6159,9 @@
                                 <w:color w:val="auto"/>
                                 <w:sz w:val="22"/>
                                 <w:szCs w:val="22"/>
-                                <w:lang w:val="en-US" w:eastAsia="zh-CN"/>
-                              </w:rPr>
-                              <w:t>被推选为“优秀毕业设计”</w:t>
+                                <w:lang w:bidi="ar"/>
+                              </w:rPr>
+                              <w:t>多次在创业大赛中兼任“美工”</w:t>
                             </w:r>
                           </w:p>
                           <w:p>
@@ -6118,37 +6174,268 @@
                               <w:wordWrap/>
                               <w:overflowPunct/>
                               <w:topLinePunct w:val="0"/>
+                              <w:autoSpaceDE/>
+                              <w:autoSpaceDN/>
                               <w:bidi w:val="0"/>
                               <w:adjustRightInd/>
                               <w:snapToGrid w:val="0"/>
-                              <w:spacing w:line="240" w:lineRule="auto"/>
+                              <w:spacing w:line="280" w:lineRule="exact"/>
                               <w:textAlignment w:val="auto"/>
                               <w:rPr>
-                                <w:rFonts w:hint="eastAsia" w:ascii="微软雅黑" w:hAnsi="微软雅黑" w:eastAsia="微软雅黑" w:cs="微软雅黑"/>
-                                <w:color w:val="404040" w:themeColor="text1" w:themeTint="BF"/>
-                                <w:sz w:val="22"/>
-                                <w:szCs w:val="22"/>
-                                <w14:textFill>
-                                  <w14:solidFill>
-                                    <w14:schemeClr w14:val="tx1">
-                                      <w14:lumMod w14:val="75000"/>
-                                      <w14:lumOff w14:val="25000"/>
-                                    </w14:schemeClr>
-                                  </w14:solidFill>
-                                </w14:textFill>
+                                <w:rFonts w:ascii="微软雅黑" w:hAnsi="微软雅黑" w:eastAsia="微软雅黑" w:cs="微软雅黑"/>
+                                <w:color w:val="auto"/>
+                                <w:sz w:val="22"/>
+                                <w:szCs w:val="22"/>
                               </w:rPr>
                             </w:pPr>
+                            <w:r>
+                              <w:rPr>
+                                <w:rFonts w:hint="eastAsia" w:ascii="微软雅黑" w:hAnsi="微软雅黑" w:eastAsia="微软雅黑" w:cs="微软雅黑"/>
+                                <w:b/>
+                                <w:bCs/>
+                                <w:color w:val="auto"/>
+                                <w:sz w:val="22"/>
+                                <w:szCs w:val="22"/>
+                              </w:rPr>
+                              <w:t>自我评价</w:t>
+                            </w:r>
+                            <w:r>
+                              <w:rPr>
+                                <w:rFonts w:hint="eastAsia" w:ascii="微软雅黑" w:hAnsi="微软雅黑" w:eastAsia="微软雅黑" w:cs="微软雅黑"/>
+                                <w:color w:val="auto"/>
+                                <w:sz w:val="22"/>
+                                <w:szCs w:val="22"/>
+                              </w:rPr>
+                              <w:t xml:space="preserve"> </w:t>
+                            </w:r>
                           </w:p>
                           <w:p>
                             <w:pPr>
+                              <w:keepNext w:val="0"/>
+                              <w:keepLines w:val="0"/>
+                              <w:pageBreakBefore w:val="0"/>
+                              <w:widowControl w:val="0"/>
+                              <w:kinsoku/>
+                              <w:wordWrap/>
+                              <w:overflowPunct/>
+                              <w:topLinePunct w:val="0"/>
+                              <w:autoSpaceDE/>
+                              <w:autoSpaceDN/>
+                              <w:bidi w:val="0"/>
+                              <w:adjustRightInd/>
                               <w:snapToGrid w:val="0"/>
-                              <w:spacing w:line="288" w:lineRule="auto"/>
+                              <w:spacing w:line="280" w:lineRule="exact"/>
+                              <w:textAlignment w:val="auto"/>
                               <w:rPr>
                                 <w:rFonts w:ascii="微软雅黑" w:hAnsi="微软雅黑" w:eastAsia="微软雅黑" w:cs="微软雅黑"/>
+                                <w:color w:val="auto"/>
                                 <w:sz w:val="22"/>
                                 <w:szCs w:val="22"/>
                               </w:rPr>
                             </w:pPr>
+                            <w:r>
+                              <w:rPr>
+                                <w:rFonts w:hint="eastAsia" w:ascii="微软雅黑" w:hAnsi="微软雅黑" w:eastAsia="微软雅黑" w:cs="微软雅黑"/>
+                                <w:color w:val="auto"/>
+                                <w:sz w:val="22"/>
+                                <w:szCs w:val="22"/>
+                              </w:rPr>
+                              <w:t xml:space="preserve">          性格幽默外向，能很快和身边的人打成一片。</w:t>
+                            </w:r>
+                          </w:p>
+                          <w:p>
+                            <w:pPr>
+                              <w:keepNext w:val="0"/>
+                              <w:keepLines w:val="0"/>
+                              <w:pageBreakBefore w:val="0"/>
+                              <w:widowControl w:val="0"/>
+                              <w:kinsoku/>
+                              <w:wordWrap/>
+                              <w:overflowPunct/>
+                              <w:topLinePunct w:val="0"/>
+                              <w:autoSpaceDE/>
+                              <w:autoSpaceDN/>
+                              <w:bidi w:val="0"/>
+                              <w:adjustRightInd/>
+                              <w:snapToGrid w:val="0"/>
+                              <w:spacing w:line="280" w:lineRule="exact"/>
+                              <w:ind w:firstLine="1100" w:firstLineChars="500"/>
+                              <w:textAlignment w:val="auto"/>
+                              <w:rPr>
+                                <w:rFonts w:ascii="微软雅黑" w:hAnsi="微软雅黑" w:eastAsia="微软雅黑" w:cs="微软雅黑"/>
+                                <w:color w:val="auto"/>
+                                <w:sz w:val="22"/>
+                                <w:szCs w:val="22"/>
+                              </w:rPr>
+                            </w:pPr>
+                            <w:r>
+                              <w:rPr>
+                                <w:rFonts w:hint="eastAsia" w:ascii="微软雅黑" w:hAnsi="微软雅黑" w:eastAsia="微软雅黑" w:cs="微软雅黑"/>
+                                <w:color w:val="auto"/>
+                                <w:sz w:val="22"/>
+                                <w:szCs w:val="22"/>
+                              </w:rPr>
+                              <w:t>经常“兼任”美工，审美水平较高。</w:t>
+                            </w:r>
+                          </w:p>
+                          <w:p>
+                            <w:pPr>
+                              <w:keepNext w:val="0"/>
+                              <w:keepLines w:val="0"/>
+                              <w:pageBreakBefore w:val="0"/>
+                              <w:widowControl w:val="0"/>
+                              <w:kinsoku/>
+                              <w:wordWrap/>
+                              <w:overflowPunct/>
+                              <w:topLinePunct w:val="0"/>
+                              <w:autoSpaceDE/>
+                              <w:autoSpaceDN/>
+                              <w:bidi w:val="0"/>
+                              <w:adjustRightInd/>
+                              <w:snapToGrid w:val="0"/>
+                              <w:spacing w:line="280" w:lineRule="exact"/>
+                              <w:ind w:left="1100" w:hanging="1100" w:hangingChars="500"/>
+                              <w:textAlignment w:val="auto"/>
+                              <w:rPr>
+                                <w:rFonts w:ascii="微软雅黑" w:hAnsi="微软雅黑" w:eastAsia="微软雅黑" w:cs="微软雅黑"/>
+                                <w:color w:val="auto"/>
+                                <w:sz w:val="22"/>
+                                <w:szCs w:val="22"/>
+                              </w:rPr>
+                            </w:pPr>
+                            <w:r>
+                              <w:rPr>
+                                <w:rFonts w:hint="eastAsia" w:ascii="微软雅黑" w:hAnsi="微软雅黑" w:eastAsia="微软雅黑" w:cs="微软雅黑"/>
+                                <w:color w:val="auto"/>
+                                <w:sz w:val="22"/>
+                                <w:szCs w:val="22"/>
+                              </w:rPr>
+                              <w:t xml:space="preserve">          工作严谨，偶尔会因为“完美主义”钻细节的牛角尖，坚持自己的工作原则“一旦做了就要做到最好，至少做到自己觉得完美“。</w:t>
+                            </w:r>
+                          </w:p>
+                          <w:p>
+                            <w:pPr>
+                              <w:keepNext w:val="0"/>
+                              <w:keepLines w:val="0"/>
+                              <w:pageBreakBefore w:val="0"/>
+                              <w:widowControl w:val="0"/>
+                              <w:kinsoku/>
+                              <w:wordWrap/>
+                              <w:overflowPunct/>
+                              <w:topLinePunct w:val="0"/>
+                              <w:autoSpaceDE/>
+                              <w:autoSpaceDN/>
+                              <w:bidi w:val="0"/>
+                              <w:adjustRightInd/>
+                              <w:snapToGrid w:val="0"/>
+                              <w:spacing w:line="280" w:lineRule="exact"/>
+                              <w:ind w:left="420" w:firstLine="660" w:firstLineChars="300"/>
+                              <w:textAlignment w:val="auto"/>
+                              <w:rPr>
+                                <w:rFonts w:ascii="微软雅黑" w:hAnsi="微软雅黑" w:eastAsia="微软雅黑" w:cs="微软雅黑"/>
+                                <w:color w:val="auto"/>
+                                <w:sz w:val="22"/>
+                                <w:szCs w:val="22"/>
+                              </w:rPr>
+                            </w:pPr>
+                            <w:r>
+                              <w:rPr>
+                                <w:rFonts w:hint="eastAsia" w:ascii="微软雅黑" w:hAnsi="微软雅黑" w:eastAsia="微软雅黑" w:cs="微软雅黑"/>
+                                <w:color w:val="auto"/>
+                                <w:sz w:val="22"/>
+                                <w:szCs w:val="22"/>
+                              </w:rPr>
+                              <w:t>渴望实现自己的价值，除了工薪，更有对职业价值的追求，希望自己开发的产品可以提高用</w:t>
+                            </w:r>
+                            <w:r>
+                              <w:rPr>
+                                <w:rFonts w:hint="eastAsia" w:ascii="微软雅黑" w:hAnsi="微软雅黑" w:eastAsia="微软雅黑" w:cs="微软雅黑"/>
+                                <w:color w:val="auto"/>
+                                <w:sz w:val="22"/>
+                                <w:szCs w:val="22"/>
+                              </w:rPr>
+                              <w:tab/>
+                            </w:r>
+                            <w:r>
+                              <w:rPr>
+                                <w:rFonts w:hint="eastAsia" w:ascii="微软雅黑" w:hAnsi="微软雅黑" w:eastAsia="微软雅黑" w:cs="微软雅黑"/>
+                                <w:color w:val="auto"/>
+                                <w:sz w:val="22"/>
+                                <w:szCs w:val="22"/>
+                              </w:rPr>
+                              <w:t xml:space="preserve">  户的体验，为公司创造价值、为大众提供便利。</w:t>
+                            </w:r>
+                          </w:p>
+                          <w:p>
+                            <w:pPr>
+                              <w:keepNext w:val="0"/>
+                              <w:keepLines w:val="0"/>
+                              <w:pageBreakBefore w:val="0"/>
+                              <w:widowControl w:val="0"/>
+                              <w:kinsoku/>
+                              <w:wordWrap/>
+                              <w:overflowPunct/>
+                              <w:topLinePunct w:val="0"/>
+                              <w:autoSpaceDE/>
+                              <w:autoSpaceDN/>
+                              <w:bidi w:val="0"/>
+                              <w:adjustRightInd/>
+                              <w:snapToGrid w:val="0"/>
+                              <w:spacing w:line="280" w:lineRule="exact"/>
+                              <w:ind w:left="420" w:firstLine="660" w:firstLineChars="300"/>
+                              <w:textAlignment w:val="auto"/>
+                              <w:rPr>
+                                <w:rFonts w:ascii="微软雅黑" w:hAnsi="微软雅黑" w:eastAsia="微软雅黑" w:cs="微软雅黑"/>
+                                <w:color w:val="auto"/>
+                                <w:sz w:val="22"/>
+                                <w:szCs w:val="22"/>
+                              </w:rPr>
+                            </w:pPr>
+                            <w:r>
+                              <w:rPr>
+                                <w:rFonts w:hint="eastAsia" w:ascii="微软雅黑" w:hAnsi="微软雅黑" w:eastAsia="微软雅黑" w:cs="微软雅黑"/>
+                                <w:color w:val="auto"/>
+                                <w:sz w:val="22"/>
+                                <w:szCs w:val="22"/>
+                              </w:rPr>
+                              <w:t>树立</w:t>
+                            </w:r>
+                            <w:r>
+                              <w:rPr>
+                                <w:rFonts w:ascii="微软雅黑" w:hAnsi="微软雅黑" w:eastAsia="微软雅黑" w:cs="微软雅黑"/>
+                                <w:color w:val="auto"/>
+                                <w:sz w:val="22"/>
+                                <w:szCs w:val="22"/>
+                              </w:rPr>
+                              <w:t>”</w:t>
+                            </w:r>
+                            <w:r>
+                              <w:rPr>
+                                <w:rFonts w:hint="eastAsia" w:ascii="微软雅黑" w:hAnsi="微软雅黑" w:eastAsia="微软雅黑" w:cs="微软雅黑"/>
+                                <w:color w:val="auto"/>
+                                <w:sz w:val="22"/>
+                                <w:szCs w:val="22"/>
+                              </w:rPr>
+                              <w:t>终身学习</w:t>
+                            </w:r>
+                            <w:r>
+                              <w:rPr>
+                                <w:rFonts w:ascii="微软雅黑" w:hAnsi="微软雅黑" w:eastAsia="微软雅黑" w:cs="微软雅黑"/>
+                                <w:color w:val="auto"/>
+                                <w:sz w:val="22"/>
+                                <w:szCs w:val="22"/>
+                              </w:rPr>
+                              <w:t>”</w:t>
+                            </w:r>
+                            <w:r>
+                              <w:rPr>
+                                <w:rFonts w:hint="eastAsia" w:ascii="微软雅黑" w:hAnsi="微软雅黑" w:eastAsia="微软雅黑" w:cs="微软雅黑"/>
+                                <w:color w:val="auto"/>
+                                <w:sz w:val="22"/>
+                                <w:szCs w:val="22"/>
+                              </w:rPr>
+                              <w:t>的思想观念，既是入职工作，也是完善自身</w:t>
+                            </w:r>
                           </w:p>
                         </w:txbxContent>
                       </wps:txbx>
@@ -6163,7 +6450,7 @@
           </mc:Choice>
           <mc:Fallback>
             <w:pict>
-              <v:shape id="_x0000_s1026" o:spid="_x0000_s1026" o:spt="202" type="#_x0000_t202" style="position:absolute;left:0pt;margin-left:48.05pt;margin-top:413.8pt;height:158.15pt;width:504pt;mso-position-horizontal-relative:margin;z-index:251671552;mso-width-relative:page;mso-height-relative:page;" filled="f" stroked="f" coordsize="21600,21600" o:gfxdata="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">
+              <v:shape id="_x0000_s1026" o:spid="_x0000_s1026" o:spt="202" type="#_x0000_t202" style="position:absolute;left:0pt;margin-left:45.3pt;margin-top:415.45pt;height:237.35pt;width:504pt;mso-position-horizontal-relative:margin;z-index:251676672;mso-width-relative:page;mso-height-relative:page;" filled="f" stroked="f" coordsize="21600,21600" o:gfxdata="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">
                 <v:fill on="f" focussize="0,0"/>
                 <v:stroke on="f" weight="0.5pt"/>
                 <v:imagedata o:title=""/>
@@ -6180,30 +6467,30 @@
                         <w:wordWrap/>
                         <w:overflowPunct/>
                         <w:topLinePunct w:val="0"/>
+                        <w:autoSpaceDE/>
+                        <w:autoSpaceDN/>
                         <w:bidi w:val="0"/>
                         <w:adjustRightInd/>
                         <w:snapToGrid w:val="0"/>
-                        <w:spacing w:line="360" w:lineRule="exact"/>
+                        <w:spacing w:line="280" w:lineRule="exact"/>
                         <w:textAlignment w:val="auto"/>
                         <w:rPr>
                           <w:rFonts w:ascii="微软雅黑" w:hAnsi="微软雅黑" w:eastAsia="微软雅黑" w:cs="微软雅黑"/>
+                          <w:color w:val="auto"/>
+                          <w:sz w:val="22"/>
+                          <w:szCs w:val="22"/>
+                        </w:rPr>
+                      </w:pPr>
+                      <w:r>
+                        <w:rPr>
+                          <w:rFonts w:hint="eastAsia" w:ascii="微软雅黑" w:hAnsi="微软雅黑" w:eastAsia="微软雅黑" w:cs="微软雅黑"/>
                           <w:b/>
                           <w:bCs/>
                           <w:color w:val="auto"/>
                           <w:sz w:val="22"/>
                           <w:szCs w:val="22"/>
                         </w:rPr>
-                      </w:pPr>
-                      <w:r>
-                        <w:rPr>
-                          <w:rFonts w:hint="eastAsia" w:ascii="微软雅黑" w:hAnsi="微软雅黑" w:eastAsia="微软雅黑" w:cs="微软雅黑"/>
-                          <w:b/>
-                          <w:bCs/>
-                          <w:color w:val="auto"/>
-                          <w:sz w:val="22"/>
-                          <w:szCs w:val="22"/>
-                        </w:rPr>
-                        <w:t>学科竞赛</w:t>
+                        <w:t>业余爱好</w:t>
                       </w:r>
                     </w:p>
                     <w:p>
@@ -6216,10 +6503,12 @@
                         <w:wordWrap/>
                         <w:overflowPunct/>
                         <w:topLinePunct w:val="0"/>
+                        <w:autoSpaceDE/>
+                        <w:autoSpaceDN/>
                         <w:bidi w:val="0"/>
                         <w:adjustRightInd/>
                         <w:snapToGrid w:val="0"/>
-                        <w:spacing w:line="360" w:lineRule="exact"/>
+                        <w:spacing w:line="280" w:lineRule="exact"/>
                         <w:ind w:firstLine="1100" w:firstLineChars="500"/>
                         <w:textAlignment w:val="auto"/>
                         <w:rPr>
@@ -6235,8 +6524,9 @@
                           <w:color w:val="auto"/>
                           <w:sz w:val="22"/>
                           <w:szCs w:val="22"/>
-                        </w:rPr>
-                        <w:t>第七届互联网+大学生创新创业大赛重庆赛区省级选拔赛铜奖</w:t>
+                          <w:lang w:bidi="ar"/>
+                        </w:rPr>
+                        <w:t>平时喜欢自学一些adobe多媒体软件，逛一些设计网站</w:t>
                       </w:r>
                     </w:p>
                     <w:p>
@@ -6249,10 +6539,12 @@
                         <w:wordWrap/>
                         <w:overflowPunct/>
                         <w:topLinePunct w:val="0"/>
+                        <w:autoSpaceDE/>
+                        <w:autoSpaceDN/>
                         <w:bidi w:val="0"/>
                         <w:adjustRightInd/>
                         <w:snapToGrid w:val="0"/>
-                        <w:spacing w:line="360" w:lineRule="exact"/>
+                        <w:spacing w:line="280" w:lineRule="exact"/>
                         <w:ind w:firstLine="1100" w:firstLineChars="500"/>
                         <w:textAlignment w:val="auto"/>
                         <w:rPr>
@@ -6268,8 +6560,9 @@
                           <w:color w:val="auto"/>
                           <w:sz w:val="22"/>
                           <w:szCs w:val="22"/>
-                        </w:rPr>
-                        <w:t>第十一届全国大学生电子商务“创新、创意、创业”大赛重庆赛区省级选拔赛二等奖</w:t>
+                          <w:lang w:bidi="ar"/>
+                        </w:rPr>
+                        <w:t>目前能够熟练使用Photoshop进行图片的编辑操作</w:t>
                       </w:r>
                     </w:p>
                     <w:p>
@@ -6282,15 +6575,16 @@
                         <w:wordWrap/>
                         <w:overflowPunct/>
                         <w:topLinePunct w:val="0"/>
+                        <w:autoSpaceDE/>
+                        <w:autoSpaceDN/>
                         <w:bidi w:val="0"/>
                         <w:adjustRightInd/>
                         <w:snapToGrid w:val="0"/>
-                        <w:spacing w:line="360" w:lineRule="exact"/>
+                        <w:spacing w:line="280" w:lineRule="exact"/>
+                        <w:ind w:firstLine="1100" w:firstLineChars="500"/>
                         <w:textAlignment w:val="auto"/>
                         <w:rPr>
                           <w:rFonts w:ascii="微软雅黑" w:hAnsi="微软雅黑" w:eastAsia="微软雅黑" w:cs="微软雅黑"/>
-                          <w:b/>
-                          <w:bCs/>
                           <w:color w:val="auto"/>
                           <w:sz w:val="22"/>
                           <w:szCs w:val="22"/>
@@ -6299,13 +6593,12 @@
                       <w:r>
                         <w:rPr>
                           <w:rFonts w:hint="eastAsia" w:ascii="微软雅黑" w:hAnsi="微软雅黑" w:eastAsia="微软雅黑" w:cs="微软雅黑"/>
-                          <w:b/>
-                          <w:bCs/>
-                          <w:color w:val="auto"/>
-                          <w:sz w:val="22"/>
-                          <w:szCs w:val="22"/>
-                        </w:rPr>
-                        <w:t>荣誉称号</w:t>
+                          <w:color w:val="auto"/>
+                          <w:sz w:val="22"/>
+                          <w:szCs w:val="22"/>
+                          <w:lang w:bidi="ar"/>
+                        </w:rPr>
+                        <w:t>熟悉Premiere，Illustrator的常规操作</w:t>
                       </w:r>
                     </w:p>
                     <w:p>
@@ -6318,10 +6611,12 @@
                         <w:wordWrap/>
                         <w:overflowPunct/>
                         <w:topLinePunct w:val="0"/>
+                        <w:autoSpaceDE/>
+                        <w:autoSpaceDN/>
                         <w:bidi w:val="0"/>
                         <w:adjustRightInd/>
                         <w:snapToGrid w:val="0"/>
-                        <w:spacing w:line="360" w:lineRule="exact"/>
+                        <w:spacing w:line="280" w:lineRule="exact"/>
                         <w:ind w:firstLine="1100" w:firstLineChars="500"/>
                         <w:textAlignment w:val="auto"/>
                         <w:rPr>
@@ -6329,6 +6624,7 @@
                           <w:color w:val="auto"/>
                           <w:sz w:val="22"/>
                           <w:szCs w:val="22"/>
+                          <w:lang w:bidi="ar"/>
                         </w:rPr>
                       </w:pPr>
                       <w:r>
@@ -6337,8 +6633,9 @@
                           <w:color w:val="auto"/>
                           <w:sz w:val="22"/>
                           <w:szCs w:val="22"/>
-                        </w:rPr>
-                        <w:t>重庆三峡学院创新创业先进个人</w:t>
+                          <w:lang w:bidi="ar"/>
+                        </w:rPr>
+                        <w:t>了解Audition，After Effects并能完成一些简单操作</w:t>
                       </w:r>
                     </w:p>
                     <w:p>
@@ -6351,17 +6648,20 @@
                         <w:wordWrap/>
                         <w:overflowPunct/>
                         <w:topLinePunct w:val="0"/>
+                        <w:autoSpaceDE/>
+                        <w:autoSpaceDN/>
                         <w:bidi w:val="0"/>
                         <w:adjustRightInd/>
                         <w:snapToGrid w:val="0"/>
-                        <w:spacing w:line="360" w:lineRule="exact"/>
+                        <w:spacing w:line="280" w:lineRule="exact"/>
                         <w:ind w:firstLine="1100" w:firstLineChars="500"/>
                         <w:textAlignment w:val="auto"/>
                         <w:rPr>
-                          <w:rFonts w:hint="eastAsia" w:ascii="微软雅黑" w:hAnsi="微软雅黑" w:eastAsia="微软雅黑" w:cs="微软雅黑"/>
-                          <w:color w:val="auto"/>
-                          <w:sz w:val="22"/>
-                          <w:szCs w:val="22"/>
+                          <w:rFonts w:ascii="微软雅黑" w:hAnsi="微软雅黑" w:eastAsia="微软雅黑" w:cs="微软雅黑"/>
+                          <w:color w:val="auto"/>
+                          <w:sz w:val="22"/>
+                          <w:szCs w:val="22"/>
+                          <w:lang w:bidi="ar"/>
                         </w:rPr>
                       </w:pPr>
                       <w:r>
@@ -6370,8 +6670,9 @@
                           <w:color w:val="auto"/>
                           <w:sz w:val="22"/>
                           <w:szCs w:val="22"/>
-                        </w:rPr>
-                        <w:t>所在寝室被评为“重庆市高校文明寝室”</w:t>
+                          <w:lang w:bidi="ar"/>
+                        </w:rPr>
+                        <w:t>曾在重庆三峡学院计算机科学与工程学院logo设计大赛中获得“二等奖”</w:t>
                       </w:r>
                     </w:p>
                     <w:p>
@@ -6384,32 +6685,31 @@
                         <w:wordWrap/>
                         <w:overflowPunct/>
                         <w:topLinePunct w:val="0"/>
+                        <w:autoSpaceDE/>
+                        <w:autoSpaceDN/>
                         <w:bidi w:val="0"/>
                         <w:adjustRightInd/>
                         <w:snapToGrid w:val="0"/>
-                        <w:spacing w:line="360" w:lineRule="exact"/>
+                        <w:spacing w:line="280" w:lineRule="exact"/>
+                        <w:ind w:firstLine="1100" w:firstLineChars="500"/>
                         <w:textAlignment w:val="auto"/>
                         <w:rPr>
-                          <w:rFonts w:hint="default" w:ascii="微软雅黑" w:hAnsi="微软雅黑" w:eastAsia="微软雅黑" w:cs="微软雅黑"/>
-                          <w:b/>
-                          <w:bCs/>
-                          <w:color w:val="auto"/>
-                          <w:sz w:val="22"/>
-                          <w:szCs w:val="22"/>
-                          <w:lang w:val="en-US" w:eastAsia="zh-CN"/>
+                          <w:rFonts w:ascii="微软雅黑" w:hAnsi="微软雅黑" w:eastAsia="微软雅黑" w:cs="微软雅黑"/>
+                          <w:color w:val="auto"/>
+                          <w:sz w:val="22"/>
+                          <w:szCs w:val="22"/>
+                          <w:lang w:bidi="ar"/>
                         </w:rPr>
                       </w:pPr>
                       <w:r>
                         <w:rPr>
                           <w:rFonts w:hint="eastAsia" w:ascii="微软雅黑" w:hAnsi="微软雅黑" w:eastAsia="微软雅黑" w:cs="微软雅黑"/>
-                          <w:b/>
-                          <w:bCs/>
-                          <w:color w:val="auto"/>
-                          <w:sz w:val="22"/>
-                          <w:szCs w:val="22"/>
-                          <w:lang w:val="en-US" w:eastAsia="zh-CN"/>
-                        </w:rPr>
-                        <w:t>毕业设计</w:t>
+                          <w:color w:val="auto"/>
+                          <w:sz w:val="22"/>
+                          <w:szCs w:val="22"/>
+                          <w:lang w:bidi="ar"/>
+                        </w:rPr>
+                        <w:t>重庆三峡学院创想未来设计大赛中获得“二等奖”</w:t>
                       </w:r>
                     </w:p>
                     <w:p>
@@ -6422,17 +6722,20 @@
                         <w:wordWrap/>
                         <w:overflowPunct/>
                         <w:topLinePunct w:val="0"/>
+                        <w:autoSpaceDE/>
+                        <w:autoSpaceDN/>
                         <w:bidi w:val="0"/>
                         <w:adjustRightInd/>
                         <w:snapToGrid w:val="0"/>
-                        <w:spacing w:line="360" w:lineRule="exact"/>
+                        <w:spacing w:line="280" w:lineRule="exact"/>
                         <w:ind w:firstLine="1100" w:firstLineChars="500"/>
                         <w:textAlignment w:val="auto"/>
                         <w:rPr>
-                          <w:rFonts w:hint="eastAsia" w:ascii="微软雅黑" w:hAnsi="微软雅黑" w:eastAsia="微软雅黑" w:cs="微软雅黑"/>
-                          <w:color w:val="auto"/>
-                          <w:sz w:val="22"/>
-                          <w:szCs w:val="22"/>
+                          <w:rFonts w:ascii="微软雅黑" w:hAnsi="微软雅黑" w:eastAsia="微软雅黑" w:cs="微软雅黑"/>
+                          <w:color w:val="auto"/>
+                          <w:sz w:val="22"/>
+                          <w:szCs w:val="22"/>
+                          <w:lang w:bidi="ar"/>
                         </w:rPr>
                       </w:pPr>
                       <w:r>
@@ -6441,9 +6744,9 @@
                           <w:color w:val="auto"/>
                           <w:sz w:val="22"/>
                           <w:szCs w:val="22"/>
-                          <w:lang w:val="en-US" w:eastAsia="zh-CN"/>
-                        </w:rPr>
-                        <w:t>被推选为“优秀毕业设计”</w:t>
+                          <w:lang w:bidi="ar"/>
+                        </w:rPr>
+                        <w:t>多次在创业大赛中兼任“美工”</w:t>
                       </w:r>
                     </w:p>
                     <w:p>
@@ -6456,37 +6759,268 @@
                         <w:wordWrap/>
                         <w:overflowPunct/>
                         <w:topLinePunct w:val="0"/>
+                        <w:autoSpaceDE/>
+                        <w:autoSpaceDN/>
                         <w:bidi w:val="0"/>
                         <w:adjustRightInd/>
                         <w:snapToGrid w:val="0"/>
-                        <w:spacing w:line="240" w:lineRule="auto"/>
+                        <w:spacing w:line="280" w:lineRule="exact"/>
                         <w:textAlignment w:val="auto"/>
                         <w:rPr>
-                          <w:rFonts w:hint="eastAsia" w:ascii="微软雅黑" w:hAnsi="微软雅黑" w:eastAsia="微软雅黑" w:cs="微软雅黑"/>
-                          <w:color w:val="404040" w:themeColor="text1" w:themeTint="BF"/>
-                          <w:sz w:val="22"/>
-                          <w:szCs w:val="22"/>
-                          <w14:textFill>
-                            <w14:solidFill>
-                              <w14:schemeClr w14:val="tx1">
-                                <w14:lumMod w14:val="75000"/>
-                                <w14:lumOff w14:val="25000"/>
-                              </w14:schemeClr>
-                            </w14:solidFill>
-                          </w14:textFill>
+                          <w:rFonts w:ascii="微软雅黑" w:hAnsi="微软雅黑" w:eastAsia="微软雅黑" w:cs="微软雅黑"/>
+                          <w:color w:val="auto"/>
+                          <w:sz w:val="22"/>
+                          <w:szCs w:val="22"/>
                         </w:rPr>
                       </w:pPr>
+                      <w:r>
+                        <w:rPr>
+                          <w:rFonts w:hint="eastAsia" w:ascii="微软雅黑" w:hAnsi="微软雅黑" w:eastAsia="微软雅黑" w:cs="微软雅黑"/>
+                          <w:b/>
+                          <w:bCs/>
+                          <w:color w:val="auto"/>
+                          <w:sz w:val="22"/>
+                          <w:szCs w:val="22"/>
+                        </w:rPr>
+                        <w:t>自我评价</w:t>
+                      </w:r>
+                      <w:r>
+                        <w:rPr>
+                          <w:rFonts w:hint="eastAsia" w:ascii="微软雅黑" w:hAnsi="微软雅黑" w:eastAsia="微软雅黑" w:cs="微软雅黑"/>
+                          <w:color w:val="auto"/>
+                          <w:sz w:val="22"/>
+                          <w:szCs w:val="22"/>
+                        </w:rPr>
+                        <w:t xml:space="preserve"> </w:t>
+                      </w:r>
                     </w:p>
                     <w:p>
                       <w:pPr>
+                        <w:keepNext w:val="0"/>
+                        <w:keepLines w:val="0"/>
+                        <w:pageBreakBefore w:val="0"/>
+                        <w:widowControl w:val="0"/>
+                        <w:kinsoku/>
+                        <w:wordWrap/>
+                        <w:overflowPunct/>
+                        <w:topLinePunct w:val="0"/>
+                        <w:autoSpaceDE/>
+                        <w:autoSpaceDN/>
+                        <w:bidi w:val="0"/>
+                        <w:adjustRightInd/>
                         <w:snapToGrid w:val="0"/>
-                        <w:spacing w:line="288" w:lineRule="auto"/>
+                        <w:spacing w:line="280" w:lineRule="exact"/>
+                        <w:textAlignment w:val="auto"/>
                         <w:rPr>
                           <w:rFonts w:ascii="微软雅黑" w:hAnsi="微软雅黑" w:eastAsia="微软雅黑" w:cs="微软雅黑"/>
+                          <w:color w:val="auto"/>
                           <w:sz w:val="22"/>
                           <w:szCs w:val="22"/>
                         </w:rPr>
                       </w:pPr>
+                      <w:r>
+                        <w:rPr>
+                          <w:rFonts w:hint="eastAsia" w:ascii="微软雅黑" w:hAnsi="微软雅黑" w:eastAsia="微软雅黑" w:cs="微软雅黑"/>
+                          <w:color w:val="auto"/>
+                          <w:sz w:val="22"/>
+                          <w:szCs w:val="22"/>
+                        </w:rPr>
+                        <w:t xml:space="preserve">          性格幽默外向，能很快和身边的人打成一片。</w:t>
+                      </w:r>
+                    </w:p>
+                    <w:p>
+                      <w:pPr>
+                        <w:keepNext w:val="0"/>
+                        <w:keepLines w:val="0"/>
+                        <w:pageBreakBefore w:val="0"/>
+                        <w:widowControl w:val="0"/>
+                        <w:kinsoku/>
+                        <w:wordWrap/>
+                        <w:overflowPunct/>
+                        <w:topLinePunct w:val="0"/>
+                        <w:autoSpaceDE/>
+                        <w:autoSpaceDN/>
+                        <w:bidi w:val="0"/>
+                        <w:adjustRightInd/>
+                        <w:snapToGrid w:val="0"/>
+                        <w:spacing w:line="280" w:lineRule="exact"/>
+                        <w:ind w:firstLine="1100" w:firstLineChars="500"/>
+                        <w:textAlignment w:val="auto"/>
+                        <w:rPr>
+                          <w:rFonts w:ascii="微软雅黑" w:hAnsi="微软雅黑" w:eastAsia="微软雅黑" w:cs="微软雅黑"/>
+                          <w:color w:val="auto"/>
+                          <w:sz w:val="22"/>
+                          <w:szCs w:val="22"/>
+                        </w:rPr>
+                      </w:pPr>
+                      <w:r>
+                        <w:rPr>
+                          <w:rFonts w:hint="eastAsia" w:ascii="微软雅黑" w:hAnsi="微软雅黑" w:eastAsia="微软雅黑" w:cs="微软雅黑"/>
+                          <w:color w:val="auto"/>
+                          <w:sz w:val="22"/>
+                          <w:szCs w:val="22"/>
+                        </w:rPr>
+                        <w:t>经常“兼任”美工，审美水平较高。</w:t>
+                      </w:r>
+                    </w:p>
+                    <w:p>
+                      <w:pPr>
+                        <w:keepNext w:val="0"/>
+                        <w:keepLines w:val="0"/>
+                        <w:pageBreakBefore w:val="0"/>
+                        <w:widowControl w:val="0"/>
+                        <w:kinsoku/>
+                        <w:wordWrap/>
+                        <w:overflowPunct/>
+                        <w:topLinePunct w:val="0"/>
+                        <w:autoSpaceDE/>
+                        <w:autoSpaceDN/>
+                        <w:bidi w:val="0"/>
+                        <w:adjustRightInd/>
+                        <w:snapToGrid w:val="0"/>
+                        <w:spacing w:line="280" w:lineRule="exact"/>
+                        <w:ind w:left="1100" w:hanging="1100" w:hangingChars="500"/>
+                        <w:textAlignment w:val="auto"/>
+                        <w:rPr>
+                          <w:rFonts w:ascii="微软雅黑" w:hAnsi="微软雅黑" w:eastAsia="微软雅黑" w:cs="微软雅黑"/>
+                          <w:color w:val="auto"/>
+                          <w:sz w:val="22"/>
+                          <w:szCs w:val="22"/>
+                        </w:rPr>
+                      </w:pPr>
+                      <w:r>
+                        <w:rPr>
+                          <w:rFonts w:hint="eastAsia" w:ascii="微软雅黑" w:hAnsi="微软雅黑" w:eastAsia="微软雅黑" w:cs="微软雅黑"/>
+                          <w:color w:val="auto"/>
+                          <w:sz w:val="22"/>
+                          <w:szCs w:val="22"/>
+                        </w:rPr>
+                        <w:t xml:space="preserve">          工作严谨，偶尔会因为“完美主义”钻细节的牛角尖，坚持自己的工作原则“一旦做了就要做到最好，至少做到自己觉得完美“。</w:t>
+                      </w:r>
+                    </w:p>
+                    <w:p>
+                      <w:pPr>
+                        <w:keepNext w:val="0"/>
+                        <w:keepLines w:val="0"/>
+                        <w:pageBreakBefore w:val="0"/>
+                        <w:widowControl w:val="0"/>
+                        <w:kinsoku/>
+                        <w:wordWrap/>
+                        <w:overflowPunct/>
+                        <w:topLinePunct w:val="0"/>
+                        <w:autoSpaceDE/>
+                        <w:autoSpaceDN/>
+                        <w:bidi w:val="0"/>
+                        <w:adjustRightInd/>
+                        <w:snapToGrid w:val="0"/>
+                        <w:spacing w:line="280" w:lineRule="exact"/>
+                        <w:ind w:left="420" w:firstLine="660" w:firstLineChars="300"/>
+                        <w:textAlignment w:val="auto"/>
+                        <w:rPr>
+                          <w:rFonts w:ascii="微软雅黑" w:hAnsi="微软雅黑" w:eastAsia="微软雅黑" w:cs="微软雅黑"/>
+                          <w:color w:val="auto"/>
+                          <w:sz w:val="22"/>
+                          <w:szCs w:val="22"/>
+                        </w:rPr>
+                      </w:pPr>
+                      <w:r>
+                        <w:rPr>
+                          <w:rFonts w:hint="eastAsia" w:ascii="微软雅黑" w:hAnsi="微软雅黑" w:eastAsia="微软雅黑" w:cs="微软雅黑"/>
+                          <w:color w:val="auto"/>
+                          <w:sz w:val="22"/>
+                          <w:szCs w:val="22"/>
+                        </w:rPr>
+                        <w:t>渴望实现自己的价值，除了工薪，更有对职业价值的追求，希望自己开发的产品可以提高用</w:t>
+                      </w:r>
+                      <w:r>
+                        <w:rPr>
+                          <w:rFonts w:hint="eastAsia" w:ascii="微软雅黑" w:hAnsi="微软雅黑" w:eastAsia="微软雅黑" w:cs="微软雅黑"/>
+                          <w:color w:val="auto"/>
+                          <w:sz w:val="22"/>
+                          <w:szCs w:val="22"/>
+                        </w:rPr>
+                        <w:tab/>
+                      </w:r>
+                      <w:r>
+                        <w:rPr>
+                          <w:rFonts w:hint="eastAsia" w:ascii="微软雅黑" w:hAnsi="微软雅黑" w:eastAsia="微软雅黑" w:cs="微软雅黑"/>
+                          <w:color w:val="auto"/>
+                          <w:sz w:val="22"/>
+                          <w:szCs w:val="22"/>
+                        </w:rPr>
+                        <w:t xml:space="preserve">  户的体验，为公司创造价值、为大众提供便利。</w:t>
+                      </w:r>
+                    </w:p>
+                    <w:p>
+                      <w:pPr>
+                        <w:keepNext w:val="0"/>
+                        <w:keepLines w:val="0"/>
+                        <w:pageBreakBefore w:val="0"/>
+                        <w:widowControl w:val="0"/>
+                        <w:kinsoku/>
+                        <w:wordWrap/>
+                        <w:overflowPunct/>
+                        <w:topLinePunct w:val="0"/>
+                        <w:autoSpaceDE/>
+                        <w:autoSpaceDN/>
+                        <w:bidi w:val="0"/>
+                        <w:adjustRightInd/>
+                        <w:snapToGrid w:val="0"/>
+                        <w:spacing w:line="280" w:lineRule="exact"/>
+                        <w:ind w:left="420" w:firstLine="660" w:firstLineChars="300"/>
+                        <w:textAlignment w:val="auto"/>
+                        <w:rPr>
+                          <w:rFonts w:ascii="微软雅黑" w:hAnsi="微软雅黑" w:eastAsia="微软雅黑" w:cs="微软雅黑"/>
+                          <w:color w:val="auto"/>
+                          <w:sz w:val="22"/>
+                          <w:szCs w:val="22"/>
+                        </w:rPr>
+                      </w:pPr>
+                      <w:r>
+                        <w:rPr>
+                          <w:rFonts w:hint="eastAsia" w:ascii="微软雅黑" w:hAnsi="微软雅黑" w:eastAsia="微软雅黑" w:cs="微软雅黑"/>
+                          <w:color w:val="auto"/>
+                          <w:sz w:val="22"/>
+                          <w:szCs w:val="22"/>
+                        </w:rPr>
+                        <w:t>树立</w:t>
+                      </w:r>
+                      <w:r>
+                        <w:rPr>
+                          <w:rFonts w:ascii="微软雅黑" w:hAnsi="微软雅黑" w:eastAsia="微软雅黑" w:cs="微软雅黑"/>
+                          <w:color w:val="auto"/>
+                          <w:sz w:val="22"/>
+                          <w:szCs w:val="22"/>
+                        </w:rPr>
+                        <w:t>”</w:t>
+                      </w:r>
+                      <w:r>
+                        <w:rPr>
+                          <w:rFonts w:hint="eastAsia" w:ascii="微软雅黑" w:hAnsi="微软雅黑" w:eastAsia="微软雅黑" w:cs="微软雅黑"/>
+                          <w:color w:val="auto"/>
+                          <w:sz w:val="22"/>
+                          <w:szCs w:val="22"/>
+                        </w:rPr>
+                        <w:t>终身学习</w:t>
+                      </w:r>
+                      <w:r>
+                        <w:rPr>
+                          <w:rFonts w:ascii="微软雅黑" w:hAnsi="微软雅黑" w:eastAsia="微软雅黑" w:cs="微软雅黑"/>
+                          <w:color w:val="auto"/>
+                          <w:sz w:val="22"/>
+                          <w:szCs w:val="22"/>
+                        </w:rPr>
+                        <w:t>”</w:t>
+                      </w:r>
+                      <w:r>
+                        <w:rPr>
+                          <w:rFonts w:hint="eastAsia" w:ascii="微软雅黑" w:hAnsi="微软雅黑" w:eastAsia="微软雅黑" w:cs="微软雅黑"/>
+                          <w:color w:val="auto"/>
+                          <w:sz w:val="22"/>
+                          <w:szCs w:val="22"/>
+                        </w:rPr>
+                        <w:t>的思想观念，既是入职工作，也是完善自身</w:t>
+                      </w:r>
                     </w:p>
                   </w:txbxContent>
                 </v:textbox>
@@ -6499,13 +7033,13 @@
         <mc:AlternateContent>
           <mc:Choice Requires="wpg">
             <w:drawing>
-              <wp:anchor distT="0" distB="0" distL="114300" distR="114300" simplePos="0" relativeHeight="251677696" behindDoc="0" locked="0" layoutInCell="1" allowOverlap="1">
+              <wp:anchor distT="0" distB="0" distL="114300" distR="114300" simplePos="0" relativeHeight="251675648" behindDoc="0" locked="0" layoutInCell="1" allowOverlap="1">
                 <wp:simplePos x="0" y="0"/>
                 <wp:positionH relativeFrom="column">
                   <wp:posOffset>500380</wp:posOffset>
                 </wp:positionH>
                 <wp:positionV relativeFrom="paragraph">
-                  <wp:posOffset>7127240</wp:posOffset>
+                  <wp:posOffset>4917440</wp:posOffset>
                 </wp:positionV>
                 <wp:extent cx="6447155" cy="361315"/>
                 <wp:effectExtent l="0" t="0" r="14605" b="3810"/>
@@ -6716,7 +7250,7 @@
           </mc:Choice>
           <mc:Fallback>
             <w:pict>
-              <v:group id="_x0000_s1026" o:spid="_x0000_s1026" o:spt="203" style="position:absolute;left:0pt;margin-left:39.4pt;margin-top:561.2pt;height:28.45pt;width:507.65pt;z-index:251677696;mso-width-relative:page;mso-height-relative:page;" coordorigin="2993,25660" coordsize="10153,614" o:gfxdata="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">
+              <v:group id="_x0000_s1026" o:spid="_x0000_s1026" o:spt="203" style="position:absolute;left:0pt;margin-left:39.4pt;margin-top:387.2pt;height:28.45pt;width:507.65pt;z-index:251675648;mso-width-relative:page;mso-height-relative:page;" coordorigin="2993,25660" coordsize="10153,614" o:gfxdata="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">
                 <o:lock v:ext="edit" aspectratio="f"/>
                 <v:shape id="五边形 10" o:spid="_x0000_s1026" o:spt="15" type="#_x0000_t15" style="position:absolute;left:2993;top:25730;height:544;width:2010;v-text-anchor:middle;" fillcolor="#58719F" filled="t" stroked="f" coordsize="21600,21600" o:gfxdata="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" adj="20720">
                   <v:fill on="t" focussize="0,0"/>
@@ -6790,18 +7324,18 @@
         <mc:AlternateContent>
           <mc:Choice Requires="wps">
             <w:drawing>
-              <wp:anchor distT="0" distB="0" distL="114300" distR="114300" simplePos="0" relativeHeight="251678720" behindDoc="0" locked="0" layoutInCell="1" allowOverlap="1">
+              <wp:anchor distT="0" distB="0" distL="114300" distR="114300" simplePos="0" relativeHeight="251671552" behindDoc="0" locked="0" layoutInCell="1" allowOverlap="1">
                 <wp:simplePos x="0" y="0"/>
                 <wp:positionH relativeFrom="margin">
-                  <wp:posOffset>575310</wp:posOffset>
+                  <wp:posOffset>610235</wp:posOffset>
                 </wp:positionH>
                 <wp:positionV relativeFrom="paragraph">
-                  <wp:posOffset>7539355</wp:posOffset>
+                  <wp:posOffset>3716020</wp:posOffset>
                 </wp:positionV>
-                <wp:extent cx="6400800" cy="3014345"/>
+                <wp:extent cx="6400800" cy="2008505"/>
                 <wp:effectExtent l="0" t="0" r="0" b="0"/>
                 <wp:wrapNone/>
-                <wp:docPr id="30" name="文本框 30"/>
+                <wp:docPr id="43" name="文本框 43"/>
                 <wp:cNvGraphicFramePr/>
                 <a:graphic xmlns:a="http://schemas.openxmlformats.org/drawingml/2006/main">
                   <a:graphicData uri="http://schemas.microsoft.com/office/word/2010/wordprocessingShape">
@@ -6810,7 +7344,7 @@
                       <wps:spPr>
                         <a:xfrm>
                           <a:off x="0" y="0"/>
-                          <a:ext cx="6400800" cy="3014345"/>
+                          <a:ext cx="6400800" cy="2008505"/>
                         </a:xfrm>
                         <a:prstGeom prst="rect">
                           <a:avLst/>
@@ -6846,30 +7380,30 @@
                               <w:wordWrap/>
                               <w:overflowPunct/>
                               <w:topLinePunct w:val="0"/>
-                              <w:autoSpaceDE/>
-                              <w:autoSpaceDN/>
                               <w:bidi w:val="0"/>
                               <w:adjustRightInd/>
                               <w:snapToGrid w:val="0"/>
-                              <w:spacing w:line="280" w:lineRule="exact"/>
+                              <w:spacing w:line="360" w:lineRule="exact"/>
                               <w:textAlignment w:val="auto"/>
                               <w:rPr>
                                 <w:rFonts w:ascii="微软雅黑" w:hAnsi="微软雅黑" w:eastAsia="微软雅黑" w:cs="微软雅黑"/>
-                                <w:color w:val="auto"/>
-                                <w:sz w:val="22"/>
-                                <w:szCs w:val="22"/>
-                              </w:rPr>
-                            </w:pPr>
-                            <w:r>
-                              <w:rPr>
-                                <w:rFonts w:hint="eastAsia" w:ascii="微软雅黑" w:hAnsi="微软雅黑" w:eastAsia="微软雅黑" w:cs="微软雅黑"/>
                                 <w:b/>
                                 <w:bCs/>
                                 <w:color w:val="auto"/>
                                 <w:sz w:val="22"/>
                                 <w:szCs w:val="22"/>
                               </w:rPr>
-                              <w:t>业余爱好</w:t>
+                            </w:pPr>
+                            <w:r>
+                              <w:rPr>
+                                <w:rFonts w:hint="eastAsia" w:ascii="微软雅黑" w:hAnsi="微软雅黑" w:eastAsia="微软雅黑" w:cs="微软雅黑"/>
+                                <w:b/>
+                                <w:bCs/>
+                                <w:color w:val="auto"/>
+                                <w:sz w:val="22"/>
+                                <w:szCs w:val="22"/>
+                              </w:rPr>
+                              <w:t>学科竞赛</w:t>
                             </w:r>
                           </w:p>
                           <w:p>
@@ -6882,12 +7416,10 @@
                               <w:wordWrap/>
                               <w:overflowPunct/>
                               <w:topLinePunct w:val="0"/>
-                              <w:autoSpaceDE/>
-                              <w:autoSpaceDN/>
                               <w:bidi w:val="0"/>
                               <w:adjustRightInd/>
                               <w:snapToGrid w:val="0"/>
-                              <w:spacing w:line="280" w:lineRule="exact"/>
+                              <w:spacing w:line="360" w:lineRule="exact"/>
                               <w:ind w:firstLine="1100" w:firstLineChars="500"/>
                               <w:textAlignment w:val="auto"/>
                               <w:rPr>
@@ -6903,9 +7435,8 @@
                                 <w:color w:val="auto"/>
                                 <w:sz w:val="22"/>
                                 <w:szCs w:val="22"/>
-                                <w:lang w:bidi="ar"/>
-                              </w:rPr>
-                              <w:t>平时喜欢自学一些adobe多媒体软件，逛一些设计网站</w:t>
+                              </w:rPr>
+                              <w:t>第七届互联网+大学生创新创业大赛重庆赛区省级选拔赛铜奖</w:t>
                             </w:r>
                           </w:p>
                           <w:p>
@@ -6918,12 +7449,10 @@
                               <w:wordWrap/>
                               <w:overflowPunct/>
                               <w:topLinePunct w:val="0"/>
-                              <w:autoSpaceDE/>
-                              <w:autoSpaceDN/>
                               <w:bidi w:val="0"/>
                               <w:adjustRightInd/>
                               <w:snapToGrid w:val="0"/>
-                              <w:spacing w:line="280" w:lineRule="exact"/>
+                              <w:spacing w:line="360" w:lineRule="exact"/>
                               <w:ind w:firstLine="1100" w:firstLineChars="500"/>
                               <w:textAlignment w:val="auto"/>
                               <w:rPr>
@@ -6939,9 +7468,8 @@
                                 <w:color w:val="auto"/>
                                 <w:sz w:val="22"/>
                                 <w:szCs w:val="22"/>
-                                <w:lang w:bidi="ar"/>
-                              </w:rPr>
-                              <w:t>目前能够熟练使用Photoshop进行图片的编辑操作</w:t>
+                              </w:rPr>
+                              <w:t>第十一届全国大学生电子商务“创新、创意、创业”大赛重庆赛区省级选拔赛二等奖</w:t>
                             </w:r>
                           </w:p>
                           <w:p>
@@ -6954,30 +7482,32 @@
                               <w:wordWrap/>
                               <w:overflowPunct/>
                               <w:topLinePunct w:val="0"/>
-                              <w:autoSpaceDE/>
-                              <w:autoSpaceDN/>
                               <w:bidi w:val="0"/>
                               <w:adjustRightInd/>
                               <w:snapToGrid w:val="0"/>
-                              <w:spacing w:line="280" w:lineRule="exact"/>
-                              <w:ind w:firstLine="1100" w:firstLineChars="500"/>
+                              <w:spacing w:line="360" w:lineRule="exact"/>
                               <w:textAlignment w:val="auto"/>
                               <w:rPr>
-                                <w:rFonts w:ascii="微软雅黑" w:hAnsi="微软雅黑" w:eastAsia="微软雅黑" w:cs="微软雅黑"/>
-                                <w:color w:val="auto"/>
-                                <w:sz w:val="22"/>
-                                <w:szCs w:val="22"/>
+                                <w:rFonts w:hint="default" w:ascii="微软雅黑" w:hAnsi="微软雅黑" w:eastAsia="微软雅黑" w:cs="微软雅黑"/>
+                                <w:b/>
+                                <w:bCs/>
+                                <w:color w:val="auto"/>
+                                <w:sz w:val="22"/>
+                                <w:szCs w:val="22"/>
+                                <w:lang w:val="en-US" w:eastAsia="zh-CN"/>
                               </w:rPr>
                             </w:pPr>
                             <w:r>
                               <w:rPr>
                                 <w:rFonts w:hint="eastAsia" w:ascii="微软雅黑" w:hAnsi="微软雅黑" w:eastAsia="微软雅黑" w:cs="微软雅黑"/>
-                                <w:color w:val="auto"/>
-                                <w:sz w:val="22"/>
-                                <w:szCs w:val="22"/>
-                                <w:lang w:bidi="ar"/>
-                              </w:rPr>
-                              <w:t>熟悉Premiere，Illustrator的常规操作</w:t>
+                                <w:b/>
+                                <w:bCs/>
+                                <w:color w:val="auto"/>
+                                <w:sz w:val="22"/>
+                                <w:szCs w:val="22"/>
+                                <w:lang w:val="en-US" w:eastAsia="zh-CN"/>
+                              </w:rPr>
+                              <w:t>毕业设计</w:t>
                             </w:r>
                           </w:p>
                           <w:p>
@@ -6990,20 +7520,17 @@
                               <w:wordWrap/>
                               <w:overflowPunct/>
                               <w:topLinePunct w:val="0"/>
-                              <w:autoSpaceDE/>
-                              <w:autoSpaceDN/>
                               <w:bidi w:val="0"/>
                               <w:adjustRightInd/>
                               <w:snapToGrid w:val="0"/>
-                              <w:spacing w:line="280" w:lineRule="exact"/>
+                              <w:spacing w:line="360" w:lineRule="exact"/>
                               <w:ind w:firstLine="1100" w:firstLineChars="500"/>
                               <w:textAlignment w:val="auto"/>
                               <w:rPr>
-                                <w:rFonts w:ascii="微软雅黑" w:hAnsi="微软雅黑" w:eastAsia="微软雅黑" w:cs="微软雅黑"/>
-                                <w:color w:val="auto"/>
-                                <w:sz w:val="22"/>
-                                <w:szCs w:val="22"/>
-                                <w:lang w:bidi="ar"/>
+                                <w:rFonts w:hint="eastAsia" w:ascii="微软雅黑" w:hAnsi="微软雅黑" w:eastAsia="微软雅黑" w:cs="微软雅黑"/>
+                                <w:color w:val="auto"/>
+                                <w:sz w:val="22"/>
+                                <w:szCs w:val="22"/>
                               </w:rPr>
                             </w:pPr>
                             <w:r>
@@ -7012,9 +7539,9 @@
                                 <w:color w:val="auto"/>
                                 <w:sz w:val="22"/>
                                 <w:szCs w:val="22"/>
-                                <w:lang w:bidi="ar"/>
-                              </w:rPr>
-                              <w:t>了解Audition，After Effects并能完成一些简单操作</w:t>
+                                <w:lang w:val="en-US" w:eastAsia="zh-CN"/>
+                              </w:rPr>
+                              <w:t>被推选为“优秀毕业设计”</w:t>
                             </w:r>
                           </w:p>
                           <w:p>
@@ -7027,379 +7554,37 @@
                               <w:wordWrap/>
                               <w:overflowPunct/>
                               <w:topLinePunct w:val="0"/>
-                              <w:autoSpaceDE/>
-                              <w:autoSpaceDN/>
                               <w:bidi w:val="0"/>
                               <w:adjustRightInd/>
                               <w:snapToGrid w:val="0"/>
-                              <w:spacing w:line="280" w:lineRule="exact"/>
-                              <w:ind w:firstLine="1100" w:firstLineChars="500"/>
+                              <w:spacing w:line="240" w:lineRule="auto"/>
                               <w:textAlignment w:val="auto"/>
                               <w:rPr>
-                                <w:rFonts w:ascii="微软雅黑" w:hAnsi="微软雅黑" w:eastAsia="微软雅黑" w:cs="微软雅黑"/>
-                                <w:color w:val="auto"/>
-                                <w:sz w:val="22"/>
-                                <w:szCs w:val="22"/>
-                                <w:lang w:bidi="ar"/>
+                                <w:rFonts w:hint="eastAsia" w:ascii="微软雅黑" w:hAnsi="微软雅黑" w:eastAsia="微软雅黑" w:cs="微软雅黑"/>
+                                <w:color w:val="404040" w:themeColor="text1" w:themeTint="BF"/>
+                                <w:sz w:val="22"/>
+                                <w:szCs w:val="22"/>
+                                <w14:textFill>
+                                  <w14:solidFill>
+                                    <w14:schemeClr w14:val="tx1">
+                                      <w14:lumMod w14:val="75000"/>
+                                      <w14:lumOff w14:val="25000"/>
+                                    </w14:schemeClr>
+                                  </w14:solidFill>
+                                </w14:textFill>
                               </w:rPr>
                             </w:pPr>
-                            <w:r>
-                              <w:rPr>
-                                <w:rFonts w:hint="eastAsia" w:ascii="微软雅黑" w:hAnsi="微软雅黑" w:eastAsia="微软雅黑" w:cs="微软雅黑"/>
-                                <w:color w:val="auto"/>
-                                <w:sz w:val="22"/>
-                                <w:szCs w:val="22"/>
-                                <w:lang w:bidi="ar"/>
-                              </w:rPr>
-                              <w:t>曾在重庆三峡学院计算机科学与工程学院logo设计大赛中获得“二等奖”</w:t>
-                            </w:r>
                           </w:p>
                           <w:p>
                             <w:pPr>
-                              <w:keepNext w:val="0"/>
-                              <w:keepLines w:val="0"/>
-                              <w:pageBreakBefore w:val="0"/>
-                              <w:widowControl w:val="0"/>
-                              <w:kinsoku/>
-                              <w:wordWrap/>
-                              <w:overflowPunct/>
-                              <w:topLinePunct w:val="0"/>
-                              <w:autoSpaceDE/>
-                              <w:autoSpaceDN/>
-                              <w:bidi w:val="0"/>
-                              <w:adjustRightInd/>
                               <w:snapToGrid w:val="0"/>
-                              <w:spacing w:line="280" w:lineRule="exact"/>
-                              <w:ind w:firstLine="1100" w:firstLineChars="500"/>
-                              <w:textAlignment w:val="auto"/>
+                              <w:spacing w:line="288" w:lineRule="auto"/>
                               <w:rPr>
                                 <w:rFonts w:ascii="微软雅黑" w:hAnsi="微软雅黑" w:eastAsia="微软雅黑" w:cs="微软雅黑"/>
-                                <w:color w:val="auto"/>
-                                <w:sz w:val="22"/>
-                                <w:szCs w:val="22"/>
-                                <w:lang w:bidi="ar"/>
+                                <w:sz w:val="22"/>
+                                <w:szCs w:val="22"/>
                               </w:rPr>
                             </w:pPr>
-                            <w:r>
-                              <w:rPr>
-                                <w:rFonts w:hint="eastAsia" w:ascii="微软雅黑" w:hAnsi="微软雅黑" w:eastAsia="微软雅黑" w:cs="微软雅黑"/>
-                                <w:color w:val="auto"/>
-                                <w:sz w:val="22"/>
-                                <w:szCs w:val="22"/>
-                                <w:lang w:bidi="ar"/>
-                              </w:rPr>
-                              <w:t>重庆三峡学院创想未来设计大赛中获得“二等奖”</w:t>
-                            </w:r>
-                          </w:p>
-                          <w:p>
-                            <w:pPr>
-                              <w:keepNext w:val="0"/>
-                              <w:keepLines w:val="0"/>
-                              <w:pageBreakBefore w:val="0"/>
-                              <w:widowControl w:val="0"/>
-                              <w:kinsoku/>
-                              <w:wordWrap/>
-                              <w:overflowPunct/>
-                              <w:topLinePunct w:val="0"/>
-                              <w:autoSpaceDE/>
-                              <w:autoSpaceDN/>
-                              <w:bidi w:val="0"/>
-                              <w:adjustRightInd/>
-                              <w:snapToGrid w:val="0"/>
-                              <w:spacing w:line="280" w:lineRule="exact"/>
-                              <w:ind w:firstLine="1100" w:firstLineChars="500"/>
-                              <w:textAlignment w:val="auto"/>
-                              <w:rPr>
-                                <w:rFonts w:ascii="微软雅黑" w:hAnsi="微软雅黑" w:eastAsia="微软雅黑" w:cs="微软雅黑"/>
-                                <w:color w:val="auto"/>
-                                <w:sz w:val="22"/>
-                                <w:szCs w:val="22"/>
-                                <w:lang w:bidi="ar"/>
-                              </w:rPr>
-                            </w:pPr>
-                            <w:r>
-                              <w:rPr>
-                                <w:rFonts w:hint="eastAsia" w:ascii="微软雅黑" w:hAnsi="微软雅黑" w:eastAsia="微软雅黑" w:cs="微软雅黑"/>
-                                <w:color w:val="auto"/>
-                                <w:sz w:val="22"/>
-                                <w:szCs w:val="22"/>
-                                <w:lang w:bidi="ar"/>
-                              </w:rPr>
-                              <w:t>多次在创业大赛中兼任“美工”</w:t>
-                            </w:r>
-                          </w:p>
-                          <w:p>
-                            <w:pPr>
-                              <w:keepNext w:val="0"/>
-                              <w:keepLines w:val="0"/>
-                              <w:pageBreakBefore w:val="0"/>
-                              <w:widowControl w:val="0"/>
-                              <w:kinsoku/>
-                              <w:wordWrap/>
-                              <w:overflowPunct/>
-                              <w:topLinePunct w:val="0"/>
-                              <w:autoSpaceDE/>
-                              <w:autoSpaceDN/>
-                              <w:bidi w:val="0"/>
-                              <w:adjustRightInd/>
-                              <w:snapToGrid w:val="0"/>
-                              <w:spacing w:line="280" w:lineRule="exact"/>
-                              <w:textAlignment w:val="auto"/>
-                              <w:rPr>
-                                <w:rFonts w:ascii="微软雅黑" w:hAnsi="微软雅黑" w:eastAsia="微软雅黑" w:cs="微软雅黑"/>
-                                <w:color w:val="auto"/>
-                                <w:sz w:val="22"/>
-                                <w:szCs w:val="22"/>
-                              </w:rPr>
-                            </w:pPr>
-                            <w:r>
-                              <w:rPr>
-                                <w:rFonts w:hint="eastAsia" w:ascii="微软雅黑" w:hAnsi="微软雅黑" w:eastAsia="微软雅黑" w:cs="微软雅黑"/>
-                                <w:b/>
-                                <w:bCs/>
-                                <w:color w:val="auto"/>
-                                <w:sz w:val="22"/>
-                                <w:szCs w:val="22"/>
-                              </w:rPr>
-                              <w:t>自我评价</w:t>
-                            </w:r>
-                            <w:r>
-                              <w:rPr>
-                                <w:rFonts w:hint="eastAsia" w:ascii="微软雅黑" w:hAnsi="微软雅黑" w:eastAsia="微软雅黑" w:cs="微软雅黑"/>
-                                <w:color w:val="auto"/>
-                                <w:sz w:val="22"/>
-                                <w:szCs w:val="22"/>
-                              </w:rPr>
-                              <w:t xml:space="preserve"> </w:t>
-                            </w:r>
-                          </w:p>
-                          <w:p>
-                            <w:pPr>
-                              <w:keepNext w:val="0"/>
-                              <w:keepLines w:val="0"/>
-                              <w:pageBreakBefore w:val="0"/>
-                              <w:widowControl w:val="0"/>
-                              <w:kinsoku/>
-                              <w:wordWrap/>
-                              <w:overflowPunct/>
-                              <w:topLinePunct w:val="0"/>
-                              <w:autoSpaceDE/>
-                              <w:autoSpaceDN/>
-                              <w:bidi w:val="0"/>
-                              <w:adjustRightInd/>
-                              <w:snapToGrid w:val="0"/>
-                              <w:spacing w:line="280" w:lineRule="exact"/>
-                              <w:textAlignment w:val="auto"/>
-                              <w:rPr>
-                                <w:rFonts w:ascii="微软雅黑" w:hAnsi="微软雅黑" w:eastAsia="微软雅黑" w:cs="微软雅黑"/>
-                                <w:color w:val="auto"/>
-                                <w:sz w:val="22"/>
-                                <w:szCs w:val="22"/>
-                              </w:rPr>
-                            </w:pPr>
-                            <w:r>
-                              <w:rPr>
-                                <w:rFonts w:hint="eastAsia" w:ascii="微软雅黑" w:hAnsi="微软雅黑" w:eastAsia="微软雅黑" w:cs="微软雅黑"/>
-                                <w:color w:val="auto"/>
-                                <w:sz w:val="22"/>
-                                <w:szCs w:val="22"/>
-                              </w:rPr>
-                              <w:t xml:space="preserve">          性格幽默外向，能很快和身边的人打成一片。</w:t>
-                            </w:r>
-                          </w:p>
-                          <w:p>
-                            <w:pPr>
-                              <w:keepNext w:val="0"/>
-                              <w:keepLines w:val="0"/>
-                              <w:pageBreakBefore w:val="0"/>
-                              <w:widowControl w:val="0"/>
-                              <w:kinsoku/>
-                              <w:wordWrap/>
-                              <w:overflowPunct/>
-                              <w:topLinePunct w:val="0"/>
-                              <w:autoSpaceDE/>
-                              <w:autoSpaceDN/>
-                              <w:bidi w:val="0"/>
-                              <w:adjustRightInd/>
-                              <w:snapToGrid w:val="0"/>
-                              <w:spacing w:line="280" w:lineRule="exact"/>
-                              <w:ind w:firstLine="1100" w:firstLineChars="500"/>
-                              <w:textAlignment w:val="auto"/>
-                              <w:rPr>
-                                <w:rFonts w:ascii="微软雅黑" w:hAnsi="微软雅黑" w:eastAsia="微软雅黑" w:cs="微软雅黑"/>
-                                <w:color w:val="auto"/>
-                                <w:sz w:val="22"/>
-                                <w:szCs w:val="22"/>
-                              </w:rPr>
-                            </w:pPr>
-                            <w:r>
-                              <w:rPr>
-                                <w:rFonts w:hint="eastAsia" w:ascii="微软雅黑" w:hAnsi="微软雅黑" w:eastAsia="微软雅黑" w:cs="微软雅黑"/>
-                                <w:color w:val="auto"/>
-                                <w:sz w:val="22"/>
-                                <w:szCs w:val="22"/>
-                              </w:rPr>
-                              <w:t>经常“兼任”美工，审美水平较高。</w:t>
-                            </w:r>
-                          </w:p>
-                          <w:p>
-                            <w:pPr>
-                              <w:keepNext w:val="0"/>
-                              <w:keepLines w:val="0"/>
-                              <w:pageBreakBefore w:val="0"/>
-                              <w:widowControl w:val="0"/>
-                              <w:kinsoku/>
-                              <w:wordWrap/>
-                              <w:overflowPunct/>
-                              <w:topLinePunct w:val="0"/>
-                              <w:autoSpaceDE/>
-                              <w:autoSpaceDN/>
-                              <w:bidi w:val="0"/>
-                              <w:adjustRightInd/>
-                              <w:snapToGrid w:val="0"/>
-                              <w:spacing w:line="280" w:lineRule="exact"/>
-                              <w:ind w:left="1100" w:hanging="1100" w:hangingChars="500"/>
-                              <w:textAlignment w:val="auto"/>
-                              <w:rPr>
-                                <w:rFonts w:ascii="微软雅黑" w:hAnsi="微软雅黑" w:eastAsia="微软雅黑" w:cs="微软雅黑"/>
-                                <w:color w:val="auto"/>
-                                <w:sz w:val="22"/>
-                                <w:szCs w:val="22"/>
-                              </w:rPr>
-                            </w:pPr>
-                            <w:r>
-                              <w:rPr>
-                                <w:rFonts w:hint="eastAsia" w:ascii="微软雅黑" w:hAnsi="微软雅黑" w:eastAsia="微软雅黑" w:cs="微软雅黑"/>
-                                <w:color w:val="auto"/>
-                                <w:sz w:val="22"/>
-                                <w:szCs w:val="22"/>
-                              </w:rPr>
-                              <w:t xml:space="preserve">          工作严谨，偶尔会因为“完美主义”钻细节的牛角尖，坚持自己的工作原则“一旦做了就要做到最好，至少做到自己觉得完美“。</w:t>
-                            </w:r>
-                          </w:p>
-                          <w:p>
-                            <w:pPr>
-                              <w:keepNext w:val="0"/>
-                              <w:keepLines w:val="0"/>
-                              <w:pageBreakBefore w:val="0"/>
-                              <w:widowControl w:val="0"/>
-                              <w:kinsoku/>
-                              <w:wordWrap/>
-                              <w:overflowPunct/>
-                              <w:topLinePunct w:val="0"/>
-                              <w:autoSpaceDE/>
-                              <w:autoSpaceDN/>
-                              <w:bidi w:val="0"/>
-                              <w:adjustRightInd/>
-                              <w:snapToGrid w:val="0"/>
-                              <w:spacing w:line="280" w:lineRule="exact"/>
-                              <w:ind w:left="420" w:firstLine="660" w:firstLineChars="300"/>
-                              <w:textAlignment w:val="auto"/>
-                              <w:rPr>
-                                <w:rFonts w:ascii="微软雅黑" w:hAnsi="微软雅黑" w:eastAsia="微软雅黑" w:cs="微软雅黑"/>
-                                <w:color w:val="auto"/>
-                                <w:sz w:val="22"/>
-                                <w:szCs w:val="22"/>
-                              </w:rPr>
-                            </w:pPr>
-                            <w:r>
-                              <w:rPr>
-                                <w:rFonts w:hint="eastAsia" w:ascii="微软雅黑" w:hAnsi="微软雅黑" w:eastAsia="微软雅黑" w:cs="微软雅黑"/>
-                                <w:color w:val="auto"/>
-                                <w:sz w:val="22"/>
-                                <w:szCs w:val="22"/>
-                              </w:rPr>
-                              <w:t>渴望实现自己的价值，除了工薪，更有对职业价值的追求，希望自己开发的产品可以提高用</w:t>
-                            </w:r>
-                            <w:r>
-                              <w:rPr>
-                                <w:rFonts w:hint="eastAsia" w:ascii="微软雅黑" w:hAnsi="微软雅黑" w:eastAsia="微软雅黑" w:cs="微软雅黑"/>
-                                <w:color w:val="auto"/>
-                                <w:sz w:val="22"/>
-                                <w:szCs w:val="22"/>
-                              </w:rPr>
-                              <w:tab/>
-                            </w:r>
-                            <w:r>
-                              <w:rPr>
-                                <w:rFonts w:hint="eastAsia" w:ascii="微软雅黑" w:hAnsi="微软雅黑" w:eastAsia="微软雅黑" w:cs="微软雅黑"/>
-                                <w:color w:val="auto"/>
-                                <w:sz w:val="22"/>
-                                <w:szCs w:val="22"/>
-                              </w:rPr>
-                              <w:t xml:space="preserve">  户的体验，为公司创造价值、为大众提供便利。</w:t>
-                            </w:r>
-                          </w:p>
-                          <w:p>
-                            <w:pPr>
-                              <w:keepNext w:val="0"/>
-                              <w:keepLines w:val="0"/>
-                              <w:pageBreakBefore w:val="0"/>
-                              <w:widowControl w:val="0"/>
-                              <w:kinsoku/>
-                              <w:wordWrap/>
-                              <w:overflowPunct/>
-                              <w:topLinePunct w:val="0"/>
-                              <w:autoSpaceDE/>
-                              <w:autoSpaceDN/>
-                              <w:bidi w:val="0"/>
-                              <w:adjustRightInd/>
-                              <w:snapToGrid w:val="0"/>
-                              <w:spacing w:line="280" w:lineRule="exact"/>
-                              <w:ind w:left="420" w:firstLine="660" w:firstLineChars="300"/>
-                              <w:textAlignment w:val="auto"/>
-                              <w:rPr>
-                                <w:rFonts w:ascii="微软雅黑" w:hAnsi="微软雅黑" w:eastAsia="微软雅黑" w:cs="微软雅黑"/>
-                                <w:color w:val="auto"/>
-                                <w:sz w:val="22"/>
-                                <w:szCs w:val="22"/>
-                              </w:rPr>
-                            </w:pPr>
-                            <w:r>
-                              <w:rPr>
-                                <w:rFonts w:hint="eastAsia" w:ascii="微软雅黑" w:hAnsi="微软雅黑" w:eastAsia="微软雅黑" w:cs="微软雅黑"/>
-                                <w:color w:val="auto"/>
-                                <w:sz w:val="22"/>
-                                <w:szCs w:val="22"/>
-                              </w:rPr>
-                              <w:t>树立</w:t>
-                            </w:r>
-                            <w:r>
-                              <w:rPr>
-                                <w:rFonts w:ascii="微软雅黑" w:hAnsi="微软雅黑" w:eastAsia="微软雅黑" w:cs="微软雅黑"/>
-                                <w:color w:val="auto"/>
-                                <w:sz w:val="22"/>
-                                <w:szCs w:val="22"/>
-                              </w:rPr>
-                              <w:t>”</w:t>
-                            </w:r>
-                            <w:r>
-                              <w:rPr>
-                                <w:rFonts w:hint="eastAsia" w:ascii="微软雅黑" w:hAnsi="微软雅黑" w:eastAsia="微软雅黑" w:cs="微软雅黑"/>
-                                <w:color w:val="auto"/>
-                                <w:sz w:val="22"/>
-                                <w:szCs w:val="22"/>
-                              </w:rPr>
-                              <w:t>终身学习</w:t>
-                            </w:r>
-                            <w:r>
-                              <w:rPr>
-                                <w:rFonts w:ascii="微软雅黑" w:hAnsi="微软雅黑" w:eastAsia="微软雅黑" w:cs="微软雅黑"/>
-                                <w:color w:val="auto"/>
-                                <w:sz w:val="22"/>
-                                <w:szCs w:val="22"/>
-                              </w:rPr>
-                              <w:t>”</w:t>
-                            </w:r>
-                            <w:r>
-                              <w:rPr>
-                                <w:rFonts w:hint="eastAsia" w:ascii="微软雅黑" w:hAnsi="微软雅黑" w:eastAsia="微软雅黑" w:cs="微软雅黑"/>
-                                <w:color w:val="auto"/>
-                                <w:sz w:val="22"/>
-                                <w:szCs w:val="22"/>
-                              </w:rPr>
-                              <w:t>的思想观念，既是入职工作，也是完善自身</w:t>
-                            </w:r>
                           </w:p>
                         </w:txbxContent>
                       </wps:txbx>
@@ -7414,7 +7599,7 @@
           </mc:Choice>
           <mc:Fallback>
             <w:pict>
-              <v:shape id="_x0000_s1026" o:spid="_x0000_s1026" o:spt="202" type="#_x0000_t202" style="position:absolute;left:0pt;margin-left:45.3pt;margin-top:593.65pt;height:237.35pt;width:504pt;mso-position-horizontal-relative:margin;z-index:251678720;mso-width-relative:page;mso-height-relative:page;" filled="f" stroked="f" coordsize="21600,21600" o:gfxdata="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">
+              <v:shape id="_x0000_s1026" o:spid="_x0000_s1026" o:spt="202" type="#_x0000_t202" style="position:absolute;left:0pt;margin-left:48.05pt;margin-top:292.6pt;height:158.15pt;width:504pt;mso-position-horizontal-relative:margin;z-index:251671552;mso-width-relative:page;mso-height-relative:page;" filled="f" stroked="f" coordsize="21600,21600" o:gfxdata="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">
                 <v:fill on="f" focussize="0,0"/>
                 <v:stroke on="f" weight="0.5pt"/>
                 <v:imagedata o:title=""/>
@@ -7431,30 +7616,30 @@
                         <w:wordWrap/>
                         <w:overflowPunct/>
                         <w:topLinePunct w:val="0"/>
-                        <w:autoSpaceDE/>
-                        <w:autoSpaceDN/>
                         <w:bidi w:val="0"/>
                         <w:adjustRightInd/>
                         <w:snapToGrid w:val="0"/>
-                        <w:spacing w:line="280" w:lineRule="exact"/>
+                        <w:spacing w:line="360" w:lineRule="exact"/>
                         <w:textAlignment w:val="auto"/>
                         <w:rPr>
                           <w:rFonts w:ascii="微软雅黑" w:hAnsi="微软雅黑" w:eastAsia="微软雅黑" w:cs="微软雅黑"/>
-                          <w:color w:val="auto"/>
-                          <w:sz w:val="22"/>
-                          <w:szCs w:val="22"/>
-                        </w:rPr>
-                      </w:pPr>
-                      <w:r>
-                        <w:rPr>
-                          <w:rFonts w:hint="eastAsia" w:ascii="微软雅黑" w:hAnsi="微软雅黑" w:eastAsia="微软雅黑" w:cs="微软雅黑"/>
                           <w:b/>
                           <w:bCs/>
                           <w:color w:val="auto"/>
                           <w:sz w:val="22"/>
                           <w:szCs w:val="22"/>
                         </w:rPr>
-                        <w:t>业余爱好</w:t>
+                      </w:pPr>
+                      <w:r>
+                        <w:rPr>
+                          <w:rFonts w:hint="eastAsia" w:ascii="微软雅黑" w:hAnsi="微软雅黑" w:eastAsia="微软雅黑" w:cs="微软雅黑"/>
+                          <w:b/>
+                          <w:bCs/>
+                          <w:color w:val="auto"/>
+                          <w:sz w:val="22"/>
+                          <w:szCs w:val="22"/>
+                        </w:rPr>
+                        <w:t>学科竞赛</w:t>
                       </w:r>
                     </w:p>
                     <w:p>
@@ -7467,12 +7652,10 @@
                         <w:wordWrap/>
                         <w:overflowPunct/>
                         <w:topLinePunct w:val="0"/>
-                        <w:autoSpaceDE/>
-                        <w:autoSpaceDN/>
                         <w:bidi w:val="0"/>
                         <w:adjustRightInd/>
                         <w:snapToGrid w:val="0"/>
-                        <w:spacing w:line="280" w:lineRule="exact"/>
+                        <w:spacing w:line="360" w:lineRule="exact"/>
                         <w:ind w:firstLine="1100" w:firstLineChars="500"/>
                         <w:textAlignment w:val="auto"/>
                         <w:rPr>
@@ -7488,9 +7671,8 @@
                           <w:color w:val="auto"/>
                           <w:sz w:val="22"/>
                           <w:szCs w:val="22"/>
-                          <w:lang w:bidi="ar"/>
-                        </w:rPr>
-                        <w:t>平时喜欢自学一些adobe多媒体软件，逛一些设计网站</w:t>
+                        </w:rPr>
+                        <w:t>第七届互联网+大学生创新创业大赛重庆赛区省级选拔赛铜奖</w:t>
                       </w:r>
                     </w:p>
                     <w:p>
@@ -7503,12 +7685,10 @@
                         <w:wordWrap/>
                         <w:overflowPunct/>
                         <w:topLinePunct w:val="0"/>
-                        <w:autoSpaceDE/>
-                        <w:autoSpaceDN/>
                         <w:bidi w:val="0"/>
                         <w:adjustRightInd/>
                         <w:snapToGrid w:val="0"/>
-                        <w:spacing w:line="280" w:lineRule="exact"/>
+                        <w:spacing w:line="360" w:lineRule="exact"/>
                         <w:ind w:firstLine="1100" w:firstLineChars="500"/>
                         <w:textAlignment w:val="auto"/>
                         <w:rPr>
@@ -7524,9 +7704,8 @@
                           <w:color w:val="auto"/>
                           <w:sz w:val="22"/>
                           <w:szCs w:val="22"/>
-                          <w:lang w:bidi="ar"/>
-                        </w:rPr>
-                        <w:t>目前能够熟练使用Photoshop进行图片的编辑操作</w:t>
+                        </w:rPr>
+                        <w:t>第十一届全国大学生电子商务“创新、创意、创业”大赛重庆赛区省级选拔赛二等奖</w:t>
                       </w:r>
                     </w:p>
                     <w:p>
@@ -7539,30 +7718,32 @@
                         <w:wordWrap/>
                         <w:overflowPunct/>
                         <w:topLinePunct w:val="0"/>
-                        <w:autoSpaceDE/>
-                        <w:autoSpaceDN/>
                         <w:bidi w:val="0"/>
                         <w:adjustRightInd/>
                         <w:snapToGrid w:val="0"/>
-                        <w:spacing w:line="280" w:lineRule="exact"/>
-                        <w:ind w:firstLine="1100" w:firstLineChars="500"/>
+                        <w:spacing w:line="360" w:lineRule="exact"/>
                         <w:textAlignment w:val="auto"/>
                         <w:rPr>
-                          <w:rFonts w:ascii="微软雅黑" w:hAnsi="微软雅黑" w:eastAsia="微软雅黑" w:cs="微软雅黑"/>
-                          <w:color w:val="auto"/>
-                          <w:sz w:val="22"/>
-                          <w:szCs w:val="22"/>
+                          <w:rFonts w:hint="default" w:ascii="微软雅黑" w:hAnsi="微软雅黑" w:eastAsia="微软雅黑" w:cs="微软雅黑"/>
+                          <w:b/>
+                          <w:bCs/>
+                          <w:color w:val="auto"/>
+                          <w:sz w:val="22"/>
+                          <w:szCs w:val="22"/>
+                          <w:lang w:val="en-US" w:eastAsia="zh-CN"/>
                         </w:rPr>
                       </w:pPr>
                       <w:r>
                         <w:rPr>
                           <w:rFonts w:hint="eastAsia" w:ascii="微软雅黑" w:hAnsi="微软雅黑" w:eastAsia="微软雅黑" w:cs="微软雅黑"/>
-                          <w:color w:val="auto"/>
-                          <w:sz w:val="22"/>
-                          <w:szCs w:val="22"/>
-                          <w:lang w:bidi="ar"/>
-                        </w:rPr>
-                        <w:t>熟悉Premiere，Illustrator的常规操作</w:t>
+                          <w:b/>
+                          <w:bCs/>
+                          <w:color w:val="auto"/>
+                          <w:sz w:val="22"/>
+                          <w:szCs w:val="22"/>
+                          <w:lang w:val="en-US" w:eastAsia="zh-CN"/>
+                        </w:rPr>
+                        <w:t>毕业设计</w:t>
                       </w:r>
                     </w:p>
                     <w:p>
@@ -7575,20 +7756,17 @@
                         <w:wordWrap/>
                         <w:overflowPunct/>
                         <w:topLinePunct w:val="0"/>
-                        <w:autoSpaceDE/>
-                        <w:autoSpaceDN/>
                         <w:bidi w:val="0"/>
                         <w:adjustRightInd/>
                         <w:snapToGrid w:val="0"/>
-                        <w:spacing w:line="280" w:lineRule="exact"/>
+                        <w:spacing w:line="360" w:lineRule="exact"/>
                         <w:ind w:firstLine="1100" w:firstLineChars="500"/>
                         <w:textAlignment w:val="auto"/>
                         <w:rPr>
-                          <w:rFonts w:ascii="微软雅黑" w:hAnsi="微软雅黑" w:eastAsia="微软雅黑" w:cs="微软雅黑"/>
-                          <w:color w:val="auto"/>
-                          <w:sz w:val="22"/>
-                          <w:szCs w:val="22"/>
-                          <w:lang w:bidi="ar"/>
+                          <w:rFonts w:hint="eastAsia" w:ascii="微软雅黑" w:hAnsi="微软雅黑" w:eastAsia="微软雅黑" w:cs="微软雅黑"/>
+                          <w:color w:val="auto"/>
+                          <w:sz w:val="22"/>
+                          <w:szCs w:val="22"/>
                         </w:rPr>
                       </w:pPr>
                       <w:r>
@@ -7597,9 +7775,9 @@
                           <w:color w:val="auto"/>
                           <w:sz w:val="22"/>
                           <w:szCs w:val="22"/>
-                          <w:lang w:bidi="ar"/>
-                        </w:rPr>
-                        <w:t>了解Audition，After Effects并能完成一些简单操作</w:t>
+                          <w:lang w:val="en-US" w:eastAsia="zh-CN"/>
+                        </w:rPr>
+                        <w:t>被推选为“优秀毕业设计”</w:t>
                       </w:r>
                     </w:p>
                     <w:p>
@@ -7612,379 +7790,37 @@
                         <w:wordWrap/>
                         <w:overflowPunct/>
                         <w:topLinePunct w:val="0"/>
-                        <w:autoSpaceDE/>
-                        <w:autoSpaceDN/>
                         <w:bidi w:val="0"/>
                         <w:adjustRightInd/>
                         <w:snapToGrid w:val="0"/>
-                        <w:spacing w:line="280" w:lineRule="exact"/>
-                        <w:ind w:firstLine="1100" w:firstLineChars="500"/>
+                        <w:spacing w:line="240" w:lineRule="auto"/>
                         <w:textAlignment w:val="auto"/>
                         <w:rPr>
-                          <w:rFonts w:ascii="微软雅黑" w:hAnsi="微软雅黑" w:eastAsia="微软雅黑" w:cs="微软雅黑"/>
-                          <w:color w:val="auto"/>
-                          <w:sz w:val="22"/>
-                          <w:szCs w:val="22"/>
-                          <w:lang w:bidi="ar"/>
+                          <w:rFonts w:hint="eastAsia" w:ascii="微软雅黑" w:hAnsi="微软雅黑" w:eastAsia="微软雅黑" w:cs="微软雅黑"/>
+                          <w:color w:val="404040" w:themeColor="text1" w:themeTint="BF"/>
+                          <w:sz w:val="22"/>
+                          <w:szCs w:val="22"/>
+                          <w14:textFill>
+                            <w14:solidFill>
+                              <w14:schemeClr w14:val="tx1">
+                                <w14:lumMod w14:val="75000"/>
+                                <w14:lumOff w14:val="25000"/>
+                              </w14:schemeClr>
+                            </w14:solidFill>
+                          </w14:textFill>
                         </w:rPr>
                       </w:pPr>
-                      <w:r>
-                        <w:rPr>
-                          <w:rFonts w:hint="eastAsia" w:ascii="微软雅黑" w:hAnsi="微软雅黑" w:eastAsia="微软雅黑" w:cs="微软雅黑"/>
-                          <w:color w:val="auto"/>
-                          <w:sz w:val="22"/>
-                          <w:szCs w:val="22"/>
-                          <w:lang w:bidi="ar"/>
-                        </w:rPr>
-                        <w:t>曾在重庆三峡学院计算机科学与工程学院logo设计大赛中获得“二等奖”</w:t>
-                      </w:r>
                     </w:p>
                     <w:p>
                       <w:pPr>
-                        <w:keepNext w:val="0"/>
-                        <w:keepLines w:val="0"/>
-                        <w:pageBreakBefore w:val="0"/>
-                        <w:widowControl w:val="0"/>
-                        <w:kinsoku/>
-                        <w:wordWrap/>
-                        <w:overflowPunct/>
-                        <w:topLinePunct w:val="0"/>
-                        <w:autoSpaceDE/>
-                        <w:autoSpaceDN/>
-                        <w:bidi w:val="0"/>
-                        <w:adjustRightInd/>
                         <w:snapToGrid w:val="0"/>
-                        <w:spacing w:line="280" w:lineRule="exact"/>
-                        <w:ind w:firstLine="1100" w:firstLineChars="500"/>
-                        <w:textAlignment w:val="auto"/>
+                        <w:spacing w:line="288" w:lineRule="auto"/>
                         <w:rPr>
                           <w:rFonts w:ascii="微软雅黑" w:hAnsi="微软雅黑" w:eastAsia="微软雅黑" w:cs="微软雅黑"/>
-                          <w:color w:val="auto"/>
-                          <w:sz w:val="22"/>
-                          <w:szCs w:val="22"/>
-                          <w:lang w:bidi="ar"/>
+                          <w:sz w:val="22"/>
+                          <w:szCs w:val="22"/>
                         </w:rPr>
                       </w:pPr>
-                      <w:r>
-                        <w:rPr>
-                          <w:rFonts w:hint="eastAsia" w:ascii="微软雅黑" w:hAnsi="微软雅黑" w:eastAsia="微软雅黑" w:cs="微软雅黑"/>
-                          <w:color w:val="auto"/>
-                          <w:sz w:val="22"/>
-                          <w:szCs w:val="22"/>
-                          <w:lang w:bidi="ar"/>
-                        </w:rPr>
-                        <w:t>重庆三峡学院创想未来设计大赛中获得“二等奖”</w:t>
-                      </w:r>
-                    </w:p>
-                    <w:p>
-                      <w:pPr>
-                        <w:keepNext w:val="0"/>
-                        <w:keepLines w:val="0"/>
-                        <w:pageBreakBefore w:val="0"/>
-                        <w:widowControl w:val="0"/>
-                        <w:kinsoku/>
-                        <w:wordWrap/>
-                        <w:overflowPunct/>
-                        <w:topLinePunct w:val="0"/>
-                        <w:autoSpaceDE/>
-                        <w:autoSpaceDN/>
-                        <w:bidi w:val="0"/>
-                        <w:adjustRightInd/>
-                        <w:snapToGrid w:val="0"/>
-                        <w:spacing w:line="280" w:lineRule="exact"/>
-                        <w:ind w:firstLine="1100" w:firstLineChars="500"/>
-                        <w:textAlignment w:val="auto"/>
-                        <w:rPr>
-                          <w:rFonts w:ascii="微软雅黑" w:hAnsi="微软雅黑" w:eastAsia="微软雅黑" w:cs="微软雅黑"/>
-                          <w:color w:val="auto"/>
-                          <w:sz w:val="22"/>
-                          <w:szCs w:val="22"/>
-                          <w:lang w:bidi="ar"/>
-                        </w:rPr>
-                      </w:pPr>
-                      <w:r>
-                        <w:rPr>
-                          <w:rFonts w:hint="eastAsia" w:ascii="微软雅黑" w:hAnsi="微软雅黑" w:eastAsia="微软雅黑" w:cs="微软雅黑"/>
-                          <w:color w:val="auto"/>
-                          <w:sz w:val="22"/>
-                          <w:szCs w:val="22"/>
-                          <w:lang w:bidi="ar"/>
-                        </w:rPr>
-                        <w:t>多次在创业大赛中兼任“美工”</w:t>
-                      </w:r>
-                    </w:p>
-                    <w:p>
-                      <w:pPr>
-                        <w:keepNext w:val="0"/>
-                        <w:keepLines w:val="0"/>
-                        <w:pageBreakBefore w:val="0"/>
-                        <w:widowControl w:val="0"/>
-                        <w:kinsoku/>
-                        <w:wordWrap/>
-                        <w:overflowPunct/>
-                        <w:topLinePunct w:val="0"/>
-                        <w:autoSpaceDE/>
-                        <w:autoSpaceDN/>
-                        <w:bidi w:val="0"/>
-                        <w:adjustRightInd/>
-                        <w:snapToGrid w:val="0"/>
-                        <w:spacing w:line="280" w:lineRule="exact"/>
-                        <w:textAlignment w:val="auto"/>
-                        <w:rPr>
-                          <w:rFonts w:ascii="微软雅黑" w:hAnsi="微软雅黑" w:eastAsia="微软雅黑" w:cs="微软雅黑"/>
-                          <w:color w:val="auto"/>
-                          <w:sz w:val="22"/>
-                          <w:szCs w:val="22"/>
-                        </w:rPr>
-                      </w:pPr>
-                      <w:r>
-                        <w:rPr>
-                          <w:rFonts w:hint="eastAsia" w:ascii="微软雅黑" w:hAnsi="微软雅黑" w:eastAsia="微软雅黑" w:cs="微软雅黑"/>
-                          <w:b/>
-                          <w:bCs/>
-                          <w:color w:val="auto"/>
-                          <w:sz w:val="22"/>
-                          <w:szCs w:val="22"/>
-                        </w:rPr>
-                        <w:t>自我评价</w:t>
-                      </w:r>
-                      <w:r>
-                        <w:rPr>
-                          <w:rFonts w:hint="eastAsia" w:ascii="微软雅黑" w:hAnsi="微软雅黑" w:eastAsia="微软雅黑" w:cs="微软雅黑"/>
-                          <w:color w:val="auto"/>
-                          <w:sz w:val="22"/>
-                          <w:szCs w:val="22"/>
-                        </w:rPr>
-                        <w:t xml:space="preserve"> </w:t>
-                      </w:r>
-                    </w:p>
-                    <w:p>
-                      <w:pPr>
-                        <w:keepNext w:val="0"/>
-                        <w:keepLines w:val="0"/>
-                        <w:pageBreakBefore w:val="0"/>
-                        <w:widowControl w:val="0"/>
-                        <w:kinsoku/>
-                        <w:wordWrap/>
-                        <w:overflowPunct/>
-                        <w:topLinePunct w:val="0"/>
-                        <w:autoSpaceDE/>
-                        <w:autoSpaceDN/>
-                        <w:bidi w:val="0"/>
-                        <w:adjustRightInd/>
-                        <w:snapToGrid w:val="0"/>
-                        <w:spacing w:line="280" w:lineRule="exact"/>
-                        <w:textAlignment w:val="auto"/>
-                        <w:rPr>
-                          <w:rFonts w:ascii="微软雅黑" w:hAnsi="微软雅黑" w:eastAsia="微软雅黑" w:cs="微软雅黑"/>
-                          <w:color w:val="auto"/>
-                          <w:sz w:val="22"/>
-                          <w:szCs w:val="22"/>
-                        </w:rPr>
-                      </w:pPr>
-                      <w:r>
-                        <w:rPr>
-                          <w:rFonts w:hint="eastAsia" w:ascii="微软雅黑" w:hAnsi="微软雅黑" w:eastAsia="微软雅黑" w:cs="微软雅黑"/>
-                          <w:color w:val="auto"/>
-                          <w:sz w:val="22"/>
-                          <w:szCs w:val="22"/>
-                        </w:rPr>
-                        <w:t xml:space="preserve">          性格幽默外向，能很快和身边的人打成一片。</w:t>
-                      </w:r>
-                    </w:p>
-                    <w:p>
-                      <w:pPr>
-                        <w:keepNext w:val="0"/>
-                        <w:keepLines w:val="0"/>
-                        <w:pageBreakBefore w:val="0"/>
-                        <w:widowControl w:val="0"/>
-                        <w:kinsoku/>
-                        <w:wordWrap/>
-                        <w:overflowPunct/>
-                        <w:topLinePunct w:val="0"/>
-                        <w:autoSpaceDE/>
-                        <w:autoSpaceDN/>
-                        <w:bidi w:val="0"/>
-                        <w:adjustRightInd/>
-                        <w:snapToGrid w:val="0"/>
-                        <w:spacing w:line="280" w:lineRule="exact"/>
-                        <w:ind w:firstLine="1100" w:firstLineChars="500"/>
-                        <w:textAlignment w:val="auto"/>
-                        <w:rPr>
-                          <w:rFonts w:ascii="微软雅黑" w:hAnsi="微软雅黑" w:eastAsia="微软雅黑" w:cs="微软雅黑"/>
-                          <w:color w:val="auto"/>
-                          <w:sz w:val="22"/>
-                          <w:szCs w:val="22"/>
-                        </w:rPr>
-                      </w:pPr>
-                      <w:r>
-                        <w:rPr>
-                          <w:rFonts w:hint="eastAsia" w:ascii="微软雅黑" w:hAnsi="微软雅黑" w:eastAsia="微软雅黑" w:cs="微软雅黑"/>
-                          <w:color w:val="auto"/>
-                          <w:sz w:val="22"/>
-                          <w:szCs w:val="22"/>
-                        </w:rPr>
-                        <w:t>经常“兼任”美工，审美水平较高。</w:t>
-                      </w:r>
-                    </w:p>
-                    <w:p>
-                      <w:pPr>
-                        <w:keepNext w:val="0"/>
-                        <w:keepLines w:val="0"/>
-                        <w:pageBreakBefore w:val="0"/>
-                        <w:widowControl w:val="0"/>
-                        <w:kinsoku/>
-                        <w:wordWrap/>
-                        <w:overflowPunct/>
-                        <w:topLinePunct w:val="0"/>
-                        <w:autoSpaceDE/>
-                        <w:autoSpaceDN/>
-                        <w:bidi w:val="0"/>
-                        <w:adjustRightInd/>
-                        <w:snapToGrid w:val="0"/>
-                        <w:spacing w:line="280" w:lineRule="exact"/>
-                        <w:ind w:left="1100" w:hanging="1100" w:hangingChars="500"/>
-                        <w:textAlignment w:val="auto"/>
-                        <w:rPr>
-                          <w:rFonts w:ascii="微软雅黑" w:hAnsi="微软雅黑" w:eastAsia="微软雅黑" w:cs="微软雅黑"/>
-                          <w:color w:val="auto"/>
-                          <w:sz w:val="22"/>
-                          <w:szCs w:val="22"/>
-                        </w:rPr>
-                      </w:pPr>
-                      <w:r>
-                        <w:rPr>
-                          <w:rFonts w:hint="eastAsia" w:ascii="微软雅黑" w:hAnsi="微软雅黑" w:eastAsia="微软雅黑" w:cs="微软雅黑"/>
-                          <w:color w:val="auto"/>
-                          <w:sz w:val="22"/>
-                          <w:szCs w:val="22"/>
-                        </w:rPr>
-                        <w:t xml:space="preserve">          工作严谨，偶尔会因为“完美主义”钻细节的牛角尖，坚持自己的工作原则“一旦做了就要做到最好，至少做到自己觉得完美“。</w:t>
-                      </w:r>
-                    </w:p>
-                    <w:p>
-                      <w:pPr>
-                        <w:keepNext w:val="0"/>
-                        <w:keepLines w:val="0"/>
-                        <w:pageBreakBefore w:val="0"/>
-                        <w:widowControl w:val="0"/>
-                        <w:kinsoku/>
-                        <w:wordWrap/>
-                        <w:overflowPunct/>
-                        <w:topLinePunct w:val="0"/>
-                        <w:autoSpaceDE/>
-                        <w:autoSpaceDN/>
-                        <w:bidi w:val="0"/>
-                        <w:adjustRightInd/>
-                        <w:snapToGrid w:val="0"/>
-                        <w:spacing w:line="280" w:lineRule="exact"/>
-                        <w:ind w:left="420" w:firstLine="660" w:firstLineChars="300"/>
-                        <w:textAlignment w:val="auto"/>
-                        <w:rPr>
-                          <w:rFonts w:ascii="微软雅黑" w:hAnsi="微软雅黑" w:eastAsia="微软雅黑" w:cs="微软雅黑"/>
-                          <w:color w:val="auto"/>
-                          <w:sz w:val="22"/>
-                          <w:szCs w:val="22"/>
-                        </w:rPr>
-                      </w:pPr>
-                      <w:r>
-                        <w:rPr>
-                          <w:rFonts w:hint="eastAsia" w:ascii="微软雅黑" w:hAnsi="微软雅黑" w:eastAsia="微软雅黑" w:cs="微软雅黑"/>
-                          <w:color w:val="auto"/>
-                          <w:sz w:val="22"/>
-                          <w:szCs w:val="22"/>
-                        </w:rPr>
-                        <w:t>渴望实现自己的价值，除了工薪，更有对职业价值的追求，希望自己开发的产品可以提高用</w:t>
-                      </w:r>
-                      <w:r>
-                        <w:rPr>
-                          <w:rFonts w:hint="eastAsia" w:ascii="微软雅黑" w:hAnsi="微软雅黑" w:eastAsia="微软雅黑" w:cs="微软雅黑"/>
-                          <w:color w:val="auto"/>
-                          <w:sz w:val="22"/>
-                          <w:szCs w:val="22"/>
-                        </w:rPr>
-                        <w:tab/>
-                      </w:r>
-                      <w:r>
-                        <w:rPr>
-                          <w:rFonts w:hint="eastAsia" w:ascii="微软雅黑" w:hAnsi="微软雅黑" w:eastAsia="微软雅黑" w:cs="微软雅黑"/>
-                          <w:color w:val="auto"/>
-                          <w:sz w:val="22"/>
-                          <w:szCs w:val="22"/>
-                        </w:rPr>
-                        <w:t xml:space="preserve">  户的体验，为公司创造价值、为大众提供便利。</w:t>
-                      </w:r>
-                    </w:p>
-                    <w:p>
-                      <w:pPr>
-                        <w:keepNext w:val="0"/>
-                        <w:keepLines w:val="0"/>
-                        <w:pageBreakBefore w:val="0"/>
-                        <w:widowControl w:val="0"/>
-                        <w:kinsoku/>
-                        <w:wordWrap/>
-                        <w:overflowPunct/>
-                        <w:topLinePunct w:val="0"/>
-                        <w:autoSpaceDE/>
-                        <w:autoSpaceDN/>
-                        <w:bidi w:val="0"/>
-                        <w:adjustRightInd/>
-                        <w:snapToGrid w:val="0"/>
-                        <w:spacing w:line="280" w:lineRule="exact"/>
-                        <w:ind w:left="420" w:firstLine="660" w:firstLineChars="300"/>
-                        <w:textAlignment w:val="auto"/>
-                        <w:rPr>
-                          <w:rFonts w:ascii="微软雅黑" w:hAnsi="微软雅黑" w:eastAsia="微软雅黑" w:cs="微软雅黑"/>
-                          <w:color w:val="auto"/>
-                          <w:sz w:val="22"/>
-                          <w:szCs w:val="22"/>
-                        </w:rPr>
-                      </w:pPr>
-                      <w:r>
-                        <w:rPr>
-                          <w:rFonts w:hint="eastAsia" w:ascii="微软雅黑" w:hAnsi="微软雅黑" w:eastAsia="微软雅黑" w:cs="微软雅黑"/>
-                          <w:color w:val="auto"/>
-                          <w:sz w:val="22"/>
-                          <w:szCs w:val="22"/>
-                        </w:rPr>
-                        <w:t>树立</w:t>
-                      </w:r>
-                      <w:r>
-                        <w:rPr>
-                          <w:rFonts w:ascii="微软雅黑" w:hAnsi="微软雅黑" w:eastAsia="微软雅黑" w:cs="微软雅黑"/>
-                          <w:color w:val="auto"/>
-                          <w:sz w:val="22"/>
-                          <w:szCs w:val="22"/>
-                        </w:rPr>
-                        <w:t>”</w:t>
-                      </w:r>
-                      <w:r>
-                        <w:rPr>
-                          <w:rFonts w:hint="eastAsia" w:ascii="微软雅黑" w:hAnsi="微软雅黑" w:eastAsia="微软雅黑" w:cs="微软雅黑"/>
-                          <w:color w:val="auto"/>
-                          <w:sz w:val="22"/>
-                          <w:szCs w:val="22"/>
-                        </w:rPr>
-                        <w:t>终身学习</w:t>
-                      </w:r>
-                      <w:r>
-                        <w:rPr>
-                          <w:rFonts w:ascii="微软雅黑" w:hAnsi="微软雅黑" w:eastAsia="微软雅黑" w:cs="微软雅黑"/>
-                          <w:color w:val="auto"/>
-                          <w:sz w:val="22"/>
-                          <w:szCs w:val="22"/>
-                        </w:rPr>
-                        <w:t>”</w:t>
-                      </w:r>
-                      <w:r>
-                        <w:rPr>
-                          <w:rFonts w:hint="eastAsia" w:ascii="微软雅黑" w:hAnsi="微软雅黑" w:eastAsia="微软雅黑" w:cs="微软雅黑"/>
-                          <w:color w:val="auto"/>
-                          <w:sz w:val="22"/>
-                          <w:szCs w:val="22"/>
-                        </w:rPr>
-                        <w:t>的思想观念，既是入职工作，也是完善自身</w:t>
-                      </w:r>
                     </w:p>
                   </w:txbxContent>
                 </v:textbox>
@@ -7997,13 +7833,13 @@
         <mc:AlternateContent>
           <mc:Choice Requires="wpg">
             <w:drawing>
-              <wp:anchor distT="0" distB="0" distL="114300" distR="114300" simplePos="0" relativeHeight="251675648" behindDoc="0" locked="0" layoutInCell="1" allowOverlap="1">
+              <wp:anchor distT="0" distB="0" distL="114300" distR="114300" simplePos="0" relativeHeight="251674624" behindDoc="0" locked="0" layoutInCell="1" allowOverlap="1">
                 <wp:simplePos x="0" y="0"/>
                 <wp:positionH relativeFrom="column">
                   <wp:posOffset>548640</wp:posOffset>
                 </wp:positionH>
                 <wp:positionV relativeFrom="paragraph">
-                  <wp:posOffset>4890135</wp:posOffset>
+                  <wp:posOffset>3328035</wp:posOffset>
                 </wp:positionV>
                 <wp:extent cx="6447155" cy="361315"/>
                 <wp:effectExtent l="0" t="0" r="14605" b="3810"/>
@@ -8214,7 +8050,7 @@
           </mc:Choice>
           <mc:Fallback>
             <w:pict>
-              <v:group id="_x0000_s1026" o:spid="_x0000_s1026" o:spt="203" style="position:absolute;left:0pt;margin-left:43.2pt;margin-top:385.05pt;height:28.45pt;width:507.65pt;z-index:251675648;mso-width-relative:page;mso-height-relative:page;" coordorigin="2993,25660" coordsize="10153,614" o:gfxdata="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">
+              <v:group id="_x0000_s1026" o:spid="_x0000_s1026" o:spt="203" style="position:absolute;left:0pt;margin-left:43.2pt;margin-top:262.05pt;height:28.45pt;width:507.65pt;z-index:251674624;mso-width-relative:page;mso-height-relative:page;" coordorigin="2993,25660" coordsize="10153,614" o:gfxdata="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">
                 <o:lock v:ext="edit" aspectratio="f"/>
                 <v:shape id="五边形 10" o:spid="_x0000_s1026" o:spt="15" type="#_x0000_t15" style="position:absolute;left:2993;top:25730;height:544;width:2010;v-text-anchor:middle;" fillcolor="#58719F" filled="t" stroked="f" coordsize="21600,21600" o:gfxdata="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" adj="20720">
                   <v:fill on="t" focussize="0,0"/>
@@ -8288,835 +8124,7 @@
         <mc:AlternateContent>
           <mc:Choice Requires="wps">
             <w:drawing>
-              <wp:anchor distT="0" distB="0" distL="114300" distR="114300" simplePos="0" relativeHeight="251673600" behindDoc="0" locked="0" layoutInCell="1" allowOverlap="1">
-                <wp:simplePos x="0" y="0"/>
-                <wp:positionH relativeFrom="column">
-                  <wp:posOffset>610235</wp:posOffset>
-                </wp:positionH>
-                <wp:positionV relativeFrom="paragraph">
-                  <wp:posOffset>3724275</wp:posOffset>
-                </wp:positionV>
-                <wp:extent cx="6257925" cy="1236345"/>
-                <wp:effectExtent l="0" t="0" r="0" b="0"/>
-                <wp:wrapNone/>
-                <wp:docPr id="75" name="文本框 4"/>
-                <wp:cNvGraphicFramePr/>
-                <a:graphic xmlns:a="http://schemas.openxmlformats.org/drawingml/2006/main">
-                  <a:graphicData uri="http://schemas.microsoft.com/office/word/2010/wordprocessingShape">
-                    <wps:wsp>
-                      <wps:cNvSpPr txBox="1"/>
-                      <wps:spPr>
-                        <a:xfrm>
-                          <a:off x="0" y="0"/>
-                          <a:ext cx="6257925" cy="1236345"/>
-                        </a:xfrm>
-                        <a:prstGeom prst="rect">
-                          <a:avLst/>
-                        </a:prstGeom>
-                        <a:noFill/>
-                        <a:ln w="6350">
-                          <a:noFill/>
-                        </a:ln>
-                      </wps:spPr>
-                      <wps:style>
-                        <a:lnRef idx="0">
-                          <a:schemeClr val="accent1"/>
-                        </a:lnRef>
-                        <a:fillRef idx="0">
-                          <a:schemeClr val="accent1"/>
-                        </a:fillRef>
-                        <a:effectRef idx="0">
-                          <a:schemeClr val="accent1"/>
-                        </a:effectRef>
-                        <a:fontRef idx="minor">
-                          <a:schemeClr val="dk1"/>
-                        </a:fontRef>
-                      </wps:style>
-                      <wps:txbx>
-                        <w:txbxContent>
-                          <w:p>
-                            <w:pPr>
-                              <w:keepNext w:val="0"/>
-                              <w:keepLines w:val="0"/>
-                              <w:pageBreakBefore w:val="0"/>
-                              <w:widowControl w:val="0"/>
-                              <w:kinsoku/>
-                              <w:wordWrap/>
-                              <w:overflowPunct/>
-                              <w:topLinePunct w:val="0"/>
-                              <w:bidi w:val="0"/>
-                              <w:adjustRightInd/>
-                              <w:snapToGrid/>
-                              <w:spacing w:line="300" w:lineRule="exact"/>
-                              <w:ind w:left="1101" w:hanging="1101" w:hangingChars="500"/>
-                              <w:textAlignment w:val="auto"/>
-                              <w:rPr>
-                                <w:rFonts w:hint="eastAsia" w:ascii="微软雅黑" w:hAnsi="微软雅黑" w:eastAsia="微软雅黑" w:cs="微软雅黑"/>
-                                <w:b/>
-                                <w:bCs/>
-                                <w:color w:val="auto"/>
-                                <w:sz w:val="22"/>
-                                <w:szCs w:val="28"/>
-                              </w:rPr>
-                            </w:pPr>
-                            <w:r>
-                              <w:rPr>
-                                <w:rFonts w:hint="eastAsia" w:ascii="微软雅黑" w:hAnsi="微软雅黑" w:eastAsia="微软雅黑" w:cs="微软雅黑"/>
-                                <w:b/>
-                                <w:bCs/>
-                                <w:color w:val="auto"/>
-                                <w:sz w:val="22"/>
-                                <w:szCs w:val="28"/>
-                              </w:rPr>
-                              <w:t>毕业院校</w:t>
-                            </w:r>
-                          </w:p>
-                          <w:p>
-                            <w:pPr>
-                              <w:keepNext w:val="0"/>
-                              <w:keepLines w:val="0"/>
-                              <w:pageBreakBefore w:val="0"/>
-                              <w:widowControl w:val="0"/>
-                              <w:kinsoku/>
-                              <w:wordWrap/>
-                              <w:overflowPunct/>
-                              <w:topLinePunct w:val="0"/>
-                              <w:bidi w:val="0"/>
-                              <w:adjustRightInd/>
-                              <w:snapToGrid/>
-                              <w:spacing w:line="300" w:lineRule="exact"/>
-                              <w:ind w:left="1101" w:firstLine="0" w:firstLineChars="0"/>
-                              <w:textAlignment w:val="auto"/>
-                              <w:rPr>
-                                <w:rFonts w:hint="eastAsia" w:ascii="微软雅黑" w:hAnsi="微软雅黑" w:eastAsia="微软雅黑" w:cs="微软雅黑"/>
-                                <w:color w:val="auto"/>
-                                <w:sz w:val="22"/>
-                                <w:szCs w:val="28"/>
-                              </w:rPr>
-                            </w:pPr>
-                            <w:r>
-                              <w:rPr>
-                                <w:rFonts w:hint="eastAsia" w:ascii="微软雅黑" w:hAnsi="微软雅黑" w:eastAsia="微软雅黑" w:cs="微软雅黑"/>
-                                <w:color w:val="auto"/>
-                                <w:sz w:val="22"/>
-                                <w:szCs w:val="28"/>
-                              </w:rPr>
-                              <w:t>2019.09 - 2023.06就读于重庆三峡学院</w:t>
-                            </w:r>
-                          </w:p>
-                          <w:p>
-                            <w:pPr>
-                              <w:keepNext w:val="0"/>
-                              <w:keepLines w:val="0"/>
-                              <w:pageBreakBefore w:val="0"/>
-                              <w:widowControl w:val="0"/>
-                              <w:kinsoku/>
-                              <w:wordWrap/>
-                              <w:overflowPunct/>
-                              <w:topLinePunct w:val="0"/>
-                              <w:bidi w:val="0"/>
-                              <w:adjustRightInd/>
-                              <w:snapToGrid/>
-                              <w:spacing w:line="300" w:lineRule="exact"/>
-                              <w:ind w:left="1101" w:hanging="1101" w:hangingChars="500"/>
-                              <w:textAlignment w:val="auto"/>
-                              <w:rPr>
-                                <w:rFonts w:hint="eastAsia" w:ascii="微软雅黑" w:hAnsi="微软雅黑" w:eastAsia="微软雅黑" w:cs="微软雅黑"/>
-                                <w:b/>
-                                <w:bCs/>
-                                <w:color w:val="auto"/>
-                                <w:sz w:val="22"/>
-                                <w:szCs w:val="28"/>
-                              </w:rPr>
-                            </w:pPr>
-                            <w:r>
-                              <w:rPr>
-                                <w:rFonts w:hint="eastAsia" w:ascii="微软雅黑" w:hAnsi="微软雅黑" w:eastAsia="微软雅黑" w:cs="微软雅黑"/>
-                                <w:b/>
-                                <w:bCs/>
-                                <w:color w:val="auto"/>
-                                <w:sz w:val="22"/>
-                                <w:szCs w:val="28"/>
-                              </w:rPr>
-                              <w:t>学生工作</w:t>
-                            </w:r>
-                          </w:p>
-                          <w:p>
-                            <w:pPr>
-                              <w:keepNext w:val="0"/>
-                              <w:keepLines w:val="0"/>
-                              <w:pageBreakBefore w:val="0"/>
-                              <w:widowControl w:val="0"/>
-                              <w:kinsoku/>
-                              <w:wordWrap/>
-                              <w:overflowPunct/>
-                              <w:topLinePunct w:val="0"/>
-                              <w:bidi w:val="0"/>
-                              <w:adjustRightInd/>
-                              <w:snapToGrid/>
-                              <w:spacing w:line="300" w:lineRule="exact"/>
-                              <w:ind w:left="1101" w:firstLine="0" w:firstLineChars="0"/>
-                              <w:textAlignment w:val="auto"/>
-                              <w:rPr>
-                                <w:rFonts w:hint="eastAsia" w:ascii="微软雅黑" w:hAnsi="微软雅黑" w:eastAsia="微软雅黑" w:cs="微软雅黑"/>
-                                <w:color w:val="auto"/>
-                                <w:sz w:val="22"/>
-                                <w:szCs w:val="28"/>
-                              </w:rPr>
-                            </w:pPr>
-                            <w:r>
-                              <w:rPr>
-                                <w:rFonts w:hint="eastAsia" w:ascii="微软雅黑" w:hAnsi="微软雅黑" w:eastAsia="微软雅黑" w:cs="微软雅黑"/>
-                                <w:color w:val="auto"/>
-                                <w:sz w:val="22"/>
-                                <w:szCs w:val="28"/>
-                              </w:rPr>
-                              <w:t>大学期间担任班级就业委员</w:t>
-                            </w:r>
-                          </w:p>
-                          <w:p>
-                            <w:pPr>
-                              <w:keepNext w:val="0"/>
-                              <w:keepLines w:val="0"/>
-                              <w:pageBreakBefore w:val="0"/>
-                              <w:widowControl w:val="0"/>
-                              <w:kinsoku/>
-                              <w:wordWrap/>
-                              <w:overflowPunct/>
-                              <w:topLinePunct w:val="0"/>
-                              <w:bidi w:val="0"/>
-                              <w:adjustRightInd/>
-                              <w:snapToGrid/>
-                              <w:spacing w:line="300" w:lineRule="exact"/>
-                              <w:ind w:left="1101" w:firstLine="0" w:firstLineChars="0"/>
-                              <w:textAlignment w:val="auto"/>
-                              <w:rPr>
-                                <w:rFonts w:hint="eastAsia" w:ascii="微软雅黑" w:hAnsi="微软雅黑" w:eastAsia="微软雅黑" w:cs="微软雅黑"/>
-                                <w:color w:val="auto"/>
-                                <w:sz w:val="22"/>
-                                <w:szCs w:val="28"/>
-                              </w:rPr>
-                            </w:pPr>
-                            <w:r>
-                              <w:rPr>
-                                <w:rFonts w:hint="eastAsia" w:ascii="微软雅黑" w:hAnsi="微软雅黑" w:eastAsia="微软雅黑" w:cs="微软雅黑"/>
-                                <w:color w:val="auto"/>
-                                <w:sz w:val="22"/>
-                                <w:szCs w:val="28"/>
-                              </w:rPr>
-                              <w:t>大一担任计算机科学与工程学院外联部工作人员</w:t>
-                            </w:r>
-                          </w:p>
-                          <w:p>
-                            <w:pPr>
-                              <w:keepNext w:val="0"/>
-                              <w:keepLines w:val="0"/>
-                              <w:pageBreakBefore w:val="0"/>
-                              <w:widowControl w:val="0"/>
-                              <w:kinsoku/>
-                              <w:wordWrap/>
-                              <w:overflowPunct/>
-                              <w:topLinePunct w:val="0"/>
-                              <w:bidi w:val="0"/>
-                              <w:adjustRightInd/>
-                              <w:snapToGrid/>
-                              <w:spacing w:line="300" w:lineRule="exact"/>
-                              <w:ind w:left="1101" w:firstLine="0" w:firstLineChars="0"/>
-                              <w:textAlignment w:val="auto"/>
-                              <w:rPr>
-                                <w:rFonts w:hint="eastAsia" w:ascii="微软雅黑" w:hAnsi="微软雅黑" w:eastAsia="微软雅黑" w:cs="微软雅黑"/>
-                                <w:color w:val="auto"/>
-                                <w:sz w:val="22"/>
-                                <w:szCs w:val="28"/>
-                              </w:rPr>
-                            </w:pPr>
-                            <w:r>
-                              <w:rPr>
-                                <w:rFonts w:hint="eastAsia" w:ascii="微软雅黑" w:hAnsi="微软雅黑" w:eastAsia="微软雅黑" w:cs="微软雅黑"/>
-                                <w:color w:val="auto"/>
-                                <w:sz w:val="22"/>
-                                <w:szCs w:val="28"/>
-                              </w:rPr>
-                              <w:t>大二担任计算机科学与工程学院外联部负责人,并多次与其他部门协办大型活动</w:t>
-                            </w:r>
-                          </w:p>
-                          <w:p>
-                            <w:pPr>
-                              <w:keepNext w:val="0"/>
-                              <w:keepLines w:val="0"/>
-                              <w:pageBreakBefore w:val="0"/>
-                              <w:widowControl w:val="0"/>
-                              <w:kinsoku/>
-                              <w:wordWrap/>
-                              <w:overflowPunct/>
-                              <w:topLinePunct w:val="0"/>
-                              <w:bidi w:val="0"/>
-                              <w:adjustRightInd/>
-                              <w:snapToGrid/>
-                              <w:spacing w:line="300" w:lineRule="exact"/>
-                              <w:ind w:left="1101" w:firstLine="0" w:firstLineChars="0"/>
-                              <w:textAlignment w:val="auto"/>
-                              <w:rPr>
-                                <w:rFonts w:hint="eastAsia" w:ascii="微软雅黑" w:hAnsi="微软雅黑" w:eastAsia="微软雅黑" w:cs="微软雅黑"/>
-                                <w:color w:val="auto"/>
-                                <w:sz w:val="22"/>
-                                <w:szCs w:val="28"/>
-                              </w:rPr>
-                            </w:pPr>
-                          </w:p>
-                        </w:txbxContent>
-                      </wps:txbx>
-                      <wps:bodyPr rot="0" spcFirstLastPara="0" vertOverflow="overflow" horzOverflow="overflow" vert="horz" wrap="square" lIns="91440" tIns="45720" rIns="91440" bIns="45720" numCol="1" spcCol="0" rtlCol="0" fromWordArt="0" anchor="t" anchorCtr="0" forceAA="0" compatLnSpc="1">
-                        <a:noAutofit/>
-                      </wps:bodyPr>
-                    </wps:wsp>
-                  </a:graphicData>
-                </a:graphic>
-              </wp:anchor>
-            </w:drawing>
-          </mc:Choice>
-          <mc:Fallback>
-            <w:pict>
-              <v:shape id="文本框 4" o:spid="_x0000_s1026" o:spt="202" type="#_x0000_t202" style="position:absolute;left:0pt;margin-left:48.05pt;margin-top:293.25pt;height:97.35pt;width:492.75pt;z-index:251673600;mso-width-relative:page;mso-height-relative:page;" filled="f" stroked="f" coordsize="21600,21600" o:gfxdata="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">
-                <v:fill on="f" focussize="0,0"/>
-                <v:stroke on="f" weight="0.5pt"/>
-                <v:imagedata o:title=""/>
-                <o:lock v:ext="edit" aspectratio="f"/>
-                <v:textbox>
-                  <w:txbxContent>
-                    <w:p>
-                      <w:pPr>
-                        <w:keepNext w:val="0"/>
-                        <w:keepLines w:val="0"/>
-                        <w:pageBreakBefore w:val="0"/>
-                        <w:widowControl w:val="0"/>
-                        <w:kinsoku/>
-                        <w:wordWrap/>
-                        <w:overflowPunct/>
-                        <w:topLinePunct w:val="0"/>
-                        <w:bidi w:val="0"/>
-                        <w:adjustRightInd/>
-                        <w:snapToGrid/>
-                        <w:spacing w:line="300" w:lineRule="exact"/>
-                        <w:ind w:left="1101" w:hanging="1101" w:hangingChars="500"/>
-                        <w:textAlignment w:val="auto"/>
-                        <w:rPr>
-                          <w:rFonts w:hint="eastAsia" w:ascii="微软雅黑" w:hAnsi="微软雅黑" w:eastAsia="微软雅黑" w:cs="微软雅黑"/>
-                          <w:b/>
-                          <w:bCs/>
-                          <w:color w:val="auto"/>
-                          <w:sz w:val="22"/>
-                          <w:szCs w:val="28"/>
-                        </w:rPr>
-                      </w:pPr>
-                      <w:r>
-                        <w:rPr>
-                          <w:rFonts w:hint="eastAsia" w:ascii="微软雅黑" w:hAnsi="微软雅黑" w:eastAsia="微软雅黑" w:cs="微软雅黑"/>
-                          <w:b/>
-                          <w:bCs/>
-                          <w:color w:val="auto"/>
-                          <w:sz w:val="22"/>
-                          <w:szCs w:val="28"/>
-                        </w:rPr>
-                        <w:t>毕业院校</w:t>
-                      </w:r>
-                    </w:p>
-                    <w:p>
-                      <w:pPr>
-                        <w:keepNext w:val="0"/>
-                        <w:keepLines w:val="0"/>
-                        <w:pageBreakBefore w:val="0"/>
-                        <w:widowControl w:val="0"/>
-                        <w:kinsoku/>
-                        <w:wordWrap/>
-                        <w:overflowPunct/>
-                        <w:topLinePunct w:val="0"/>
-                        <w:bidi w:val="0"/>
-                        <w:adjustRightInd/>
-                        <w:snapToGrid/>
-                        <w:spacing w:line="300" w:lineRule="exact"/>
-                        <w:ind w:left="1101" w:firstLine="0" w:firstLineChars="0"/>
-                        <w:textAlignment w:val="auto"/>
-                        <w:rPr>
-                          <w:rFonts w:hint="eastAsia" w:ascii="微软雅黑" w:hAnsi="微软雅黑" w:eastAsia="微软雅黑" w:cs="微软雅黑"/>
-                          <w:color w:val="auto"/>
-                          <w:sz w:val="22"/>
-                          <w:szCs w:val="28"/>
-                        </w:rPr>
-                      </w:pPr>
-                      <w:r>
-                        <w:rPr>
-                          <w:rFonts w:hint="eastAsia" w:ascii="微软雅黑" w:hAnsi="微软雅黑" w:eastAsia="微软雅黑" w:cs="微软雅黑"/>
-                          <w:color w:val="auto"/>
-                          <w:sz w:val="22"/>
-                          <w:szCs w:val="28"/>
-                        </w:rPr>
-                        <w:t>2019.09 - 2023.06就读于重庆三峡学院</w:t>
-                      </w:r>
-                    </w:p>
-                    <w:p>
-                      <w:pPr>
-                        <w:keepNext w:val="0"/>
-                        <w:keepLines w:val="0"/>
-                        <w:pageBreakBefore w:val="0"/>
-                        <w:widowControl w:val="0"/>
-                        <w:kinsoku/>
-                        <w:wordWrap/>
-                        <w:overflowPunct/>
-                        <w:topLinePunct w:val="0"/>
-                        <w:bidi w:val="0"/>
-                        <w:adjustRightInd/>
-                        <w:snapToGrid/>
-                        <w:spacing w:line="300" w:lineRule="exact"/>
-                        <w:ind w:left="1101" w:hanging="1101" w:hangingChars="500"/>
-                        <w:textAlignment w:val="auto"/>
-                        <w:rPr>
-                          <w:rFonts w:hint="eastAsia" w:ascii="微软雅黑" w:hAnsi="微软雅黑" w:eastAsia="微软雅黑" w:cs="微软雅黑"/>
-                          <w:b/>
-                          <w:bCs/>
-                          <w:color w:val="auto"/>
-                          <w:sz w:val="22"/>
-                          <w:szCs w:val="28"/>
-                        </w:rPr>
-                      </w:pPr>
-                      <w:r>
-                        <w:rPr>
-                          <w:rFonts w:hint="eastAsia" w:ascii="微软雅黑" w:hAnsi="微软雅黑" w:eastAsia="微软雅黑" w:cs="微软雅黑"/>
-                          <w:b/>
-                          <w:bCs/>
-                          <w:color w:val="auto"/>
-                          <w:sz w:val="22"/>
-                          <w:szCs w:val="28"/>
-                        </w:rPr>
-                        <w:t>学生工作</w:t>
-                      </w:r>
-                    </w:p>
-                    <w:p>
-                      <w:pPr>
-                        <w:keepNext w:val="0"/>
-                        <w:keepLines w:val="0"/>
-                        <w:pageBreakBefore w:val="0"/>
-                        <w:widowControl w:val="0"/>
-                        <w:kinsoku/>
-                        <w:wordWrap/>
-                        <w:overflowPunct/>
-                        <w:topLinePunct w:val="0"/>
-                        <w:bidi w:val="0"/>
-                        <w:adjustRightInd/>
-                        <w:snapToGrid/>
-                        <w:spacing w:line="300" w:lineRule="exact"/>
-                        <w:ind w:left="1101" w:firstLine="0" w:firstLineChars="0"/>
-                        <w:textAlignment w:val="auto"/>
-                        <w:rPr>
-                          <w:rFonts w:hint="eastAsia" w:ascii="微软雅黑" w:hAnsi="微软雅黑" w:eastAsia="微软雅黑" w:cs="微软雅黑"/>
-                          <w:color w:val="auto"/>
-                          <w:sz w:val="22"/>
-                          <w:szCs w:val="28"/>
-                        </w:rPr>
-                      </w:pPr>
-                      <w:r>
-                        <w:rPr>
-                          <w:rFonts w:hint="eastAsia" w:ascii="微软雅黑" w:hAnsi="微软雅黑" w:eastAsia="微软雅黑" w:cs="微软雅黑"/>
-                          <w:color w:val="auto"/>
-                          <w:sz w:val="22"/>
-                          <w:szCs w:val="28"/>
-                        </w:rPr>
-                        <w:t>大学期间担任班级就业委员</w:t>
-                      </w:r>
-                    </w:p>
-                    <w:p>
-                      <w:pPr>
-                        <w:keepNext w:val="0"/>
-                        <w:keepLines w:val="0"/>
-                        <w:pageBreakBefore w:val="0"/>
-                        <w:widowControl w:val="0"/>
-                        <w:kinsoku/>
-                        <w:wordWrap/>
-                        <w:overflowPunct/>
-                        <w:topLinePunct w:val="0"/>
-                        <w:bidi w:val="0"/>
-                        <w:adjustRightInd/>
-                        <w:snapToGrid/>
-                        <w:spacing w:line="300" w:lineRule="exact"/>
-                        <w:ind w:left="1101" w:firstLine="0" w:firstLineChars="0"/>
-                        <w:textAlignment w:val="auto"/>
-                        <w:rPr>
-                          <w:rFonts w:hint="eastAsia" w:ascii="微软雅黑" w:hAnsi="微软雅黑" w:eastAsia="微软雅黑" w:cs="微软雅黑"/>
-                          <w:color w:val="auto"/>
-                          <w:sz w:val="22"/>
-                          <w:szCs w:val="28"/>
-                        </w:rPr>
-                      </w:pPr>
-                      <w:r>
-                        <w:rPr>
-                          <w:rFonts w:hint="eastAsia" w:ascii="微软雅黑" w:hAnsi="微软雅黑" w:eastAsia="微软雅黑" w:cs="微软雅黑"/>
-                          <w:color w:val="auto"/>
-                          <w:sz w:val="22"/>
-                          <w:szCs w:val="28"/>
-                        </w:rPr>
-                        <w:t>大一担任计算机科学与工程学院外联部工作人员</w:t>
-                      </w:r>
-                    </w:p>
-                    <w:p>
-                      <w:pPr>
-                        <w:keepNext w:val="0"/>
-                        <w:keepLines w:val="0"/>
-                        <w:pageBreakBefore w:val="0"/>
-                        <w:widowControl w:val="0"/>
-                        <w:kinsoku/>
-                        <w:wordWrap/>
-                        <w:overflowPunct/>
-                        <w:topLinePunct w:val="0"/>
-                        <w:bidi w:val="0"/>
-                        <w:adjustRightInd/>
-                        <w:snapToGrid/>
-                        <w:spacing w:line="300" w:lineRule="exact"/>
-                        <w:ind w:left="1101" w:firstLine="0" w:firstLineChars="0"/>
-                        <w:textAlignment w:val="auto"/>
-                        <w:rPr>
-                          <w:rFonts w:hint="eastAsia" w:ascii="微软雅黑" w:hAnsi="微软雅黑" w:eastAsia="微软雅黑" w:cs="微软雅黑"/>
-                          <w:color w:val="auto"/>
-                          <w:sz w:val="22"/>
-                          <w:szCs w:val="28"/>
-                        </w:rPr>
-                      </w:pPr>
-                      <w:r>
-                        <w:rPr>
-                          <w:rFonts w:hint="eastAsia" w:ascii="微软雅黑" w:hAnsi="微软雅黑" w:eastAsia="微软雅黑" w:cs="微软雅黑"/>
-                          <w:color w:val="auto"/>
-                          <w:sz w:val="22"/>
-                          <w:szCs w:val="28"/>
-                        </w:rPr>
-                        <w:t>大二担任计算机科学与工程学院外联部负责人,并多次与其他部门协办大型活动</w:t>
-                      </w:r>
-                    </w:p>
-                    <w:p>
-                      <w:pPr>
-                        <w:keepNext w:val="0"/>
-                        <w:keepLines w:val="0"/>
-                        <w:pageBreakBefore w:val="0"/>
-                        <w:widowControl w:val="0"/>
-                        <w:kinsoku/>
-                        <w:wordWrap/>
-                        <w:overflowPunct/>
-                        <w:topLinePunct w:val="0"/>
-                        <w:bidi w:val="0"/>
-                        <w:adjustRightInd/>
-                        <w:snapToGrid/>
-                        <w:spacing w:line="300" w:lineRule="exact"/>
-                        <w:ind w:left="1101" w:firstLine="0" w:firstLineChars="0"/>
-                        <w:textAlignment w:val="auto"/>
-                        <w:rPr>
-                          <w:rFonts w:hint="eastAsia" w:ascii="微软雅黑" w:hAnsi="微软雅黑" w:eastAsia="微软雅黑" w:cs="微软雅黑"/>
-                          <w:color w:val="auto"/>
-                          <w:sz w:val="22"/>
-                          <w:szCs w:val="28"/>
-                        </w:rPr>
-                      </w:pPr>
-                    </w:p>
-                  </w:txbxContent>
-                </v:textbox>
-              </v:shape>
-            </w:pict>
-          </mc:Fallback>
-        </mc:AlternateContent>
-      </w:r>
-      <w:r>
-        <mc:AlternateContent>
-          <mc:Choice Requires="wpg">
-            <w:drawing>
-              <wp:anchor distT="0" distB="0" distL="114300" distR="114300" simplePos="0" relativeHeight="251676672" behindDoc="0" locked="0" layoutInCell="1" allowOverlap="1">
-                <wp:simplePos x="0" y="0"/>
-                <wp:positionH relativeFrom="column">
-                  <wp:posOffset>556260</wp:posOffset>
-                </wp:positionH>
-                <wp:positionV relativeFrom="paragraph">
-                  <wp:posOffset>3356610</wp:posOffset>
-                </wp:positionV>
-                <wp:extent cx="6447155" cy="381000"/>
-                <wp:effectExtent l="0" t="0" r="14605" b="0"/>
-                <wp:wrapNone/>
-                <wp:docPr id="21" name="组合 21"/>
-                <wp:cNvGraphicFramePr/>
-                <a:graphic xmlns:a="http://schemas.openxmlformats.org/drawingml/2006/main">
-                  <a:graphicData uri="http://schemas.microsoft.com/office/word/2010/wordprocessingGroup">
-                    <wpg:wgp>
-                      <wpg:cNvGrpSpPr/>
-                      <wpg:grpSpPr>
-                        <a:xfrm>
-                          <a:off x="0" y="0"/>
-                          <a:ext cx="6447155" cy="381000"/>
-                          <a:chOff x="3224" y="22835"/>
-                          <a:chExt cx="10153" cy="600"/>
-                        </a:xfrm>
-                      </wpg:grpSpPr>
-                      <wps:wsp>
-                        <wps:cNvPr id="8" name="五边形 8"/>
-                        <wps:cNvSpPr/>
-                        <wps:spPr>
-                          <a:xfrm>
-                            <a:off x="3224" y="22891"/>
-                            <a:ext cx="2010" cy="544"/>
-                          </a:xfrm>
-                          <a:prstGeom prst="homePlate">
-                            <a:avLst>
-                              <a:gd name="adj" fmla="val 15059"/>
-                            </a:avLst>
-                          </a:prstGeom>
-                          <a:solidFill>
-                            <a:srgbClr val="58719F"/>
-                          </a:solidFill>
-                          <a:ln>
-                            <a:noFill/>
-                          </a:ln>
-                        </wps:spPr>
-                        <wps:style>
-                          <a:lnRef idx="2">
-                            <a:schemeClr val="accent1">
-                              <a:shade val="50000"/>
-                            </a:schemeClr>
-                          </a:lnRef>
-                          <a:fillRef idx="1">
-                            <a:schemeClr val="accent1"/>
-                          </a:fillRef>
-                          <a:effectRef idx="0">
-                            <a:schemeClr val="accent1"/>
-                          </a:effectRef>
-                          <a:fontRef idx="minor">
-                            <a:schemeClr val="lt1"/>
-                          </a:fontRef>
-                        </wps:style>
-                        <wps:bodyPr rot="0" spcFirstLastPara="0" vertOverflow="overflow" horzOverflow="overflow" vert="horz" wrap="square" lIns="91440" tIns="45720" rIns="91440" bIns="45720" numCol="1" spcCol="0" rtlCol="0" fromWordArt="0" anchor="ctr" anchorCtr="0" forceAA="0" compatLnSpc="1">
-                          <a:noAutofit/>
-                        </wps:bodyPr>
-                      </wps:wsp>
-                      <wps:wsp>
-                        <wps:cNvPr id="12" name="直接连接符 12"/>
-                        <wps:cNvCnPr/>
-                        <wps:spPr>
-                          <a:xfrm>
-                            <a:off x="5279" y="23163"/>
-                            <a:ext cx="8098" cy="0"/>
-                          </a:xfrm>
-                          <a:prstGeom prst="line">
-                            <a:avLst/>
-                          </a:prstGeom>
-                          <a:ln>
-                            <a:solidFill>
-                              <a:srgbClr val="58719F"/>
-                            </a:solidFill>
-                          </a:ln>
-                        </wps:spPr>
-                        <wps:style>
-                          <a:lnRef idx="1">
-                            <a:schemeClr val="accent1"/>
-                          </a:lnRef>
-                          <a:fillRef idx="0">
-                            <a:schemeClr val="accent1"/>
-                          </a:fillRef>
-                          <a:effectRef idx="0">
-                            <a:schemeClr val="accent1"/>
-                          </a:effectRef>
-                          <a:fontRef idx="minor">
-                            <a:schemeClr val="tx1"/>
-                          </a:fontRef>
-                        </wps:style>
-                        <wps:bodyPr/>
-                      </wps:wsp>
-                      <wps:wsp>
-                        <wps:cNvPr id="90" name="平行四边形 33"/>
-                        <wps:cNvSpPr/>
-                        <wps:spPr>
-                          <a:xfrm>
-                            <a:off x="3368" y="23123"/>
-                            <a:ext cx="146" cy="132"/>
-                          </a:xfrm>
-                          <a:prstGeom prst="parallelogram">
-                            <a:avLst/>
-                          </a:prstGeom>
-                          <a:solidFill>
-                            <a:schemeClr val="bg1"/>
-                          </a:solidFill>
-                          <a:ln>
-                            <a:noFill/>
-                          </a:ln>
-                        </wps:spPr>
-                        <wps:style>
-                          <a:lnRef idx="2">
-                            <a:schemeClr val="accent1">
-                              <a:shade val="50000"/>
-                            </a:schemeClr>
-                          </a:lnRef>
-                          <a:fillRef idx="1">
-                            <a:schemeClr val="accent1"/>
-                          </a:fillRef>
-                          <a:effectRef idx="0">
-                            <a:schemeClr val="accent1"/>
-                          </a:effectRef>
-                          <a:fontRef idx="minor">
-                            <a:schemeClr val="lt1"/>
-                          </a:fontRef>
-                        </wps:style>
-                        <wps:bodyPr rot="0" spcFirstLastPara="0" vertOverflow="overflow" horzOverflow="overflow" vert="horz" wrap="square" lIns="91440" tIns="45720" rIns="91440" bIns="45720" numCol="1" spcCol="0" rtlCol="0" fromWordArt="0" anchor="ctr" anchorCtr="0" forceAA="0" compatLnSpc="1">
-                          <a:noAutofit/>
-                        </wps:bodyPr>
-                      </wps:wsp>
-                      <wps:wsp>
-                        <wps:cNvPr id="16" name="文本框 5"/>
-                        <wps:cNvSpPr txBox="1"/>
-                        <wps:spPr>
-                          <a:xfrm>
-                            <a:off x="3500" y="22835"/>
-                            <a:ext cx="1447" cy="578"/>
-                          </a:xfrm>
-                          <a:prstGeom prst="rect">
-                            <a:avLst/>
-                          </a:prstGeom>
-                          <a:noFill/>
-                          <a:ln w="6350">
-                            <a:noFill/>
-                          </a:ln>
-                        </wps:spPr>
-                        <wps:style>
-                          <a:lnRef idx="0">
-                            <a:schemeClr val="accent1"/>
-                          </a:lnRef>
-                          <a:fillRef idx="0">
-                            <a:schemeClr val="accent1"/>
-                          </a:fillRef>
-                          <a:effectRef idx="0">
-                            <a:schemeClr val="accent1"/>
-                          </a:effectRef>
-                          <a:fontRef idx="minor">
-                            <a:schemeClr val="dk1"/>
-                          </a:fontRef>
-                        </wps:style>
-                        <wps:txbx>
-                          <w:txbxContent>
-                            <w:p>
-                              <w:pPr>
-                                <w:snapToGrid w:val="0"/>
-                                <w:jc w:val="left"/>
-                                <w:rPr>
-                                  <w:rFonts w:ascii="微软雅黑" w:hAnsi="微软雅黑" w:eastAsia="微软雅黑" w:cs="微软雅黑"/>
-                                  <w:b/>
-                                  <w:bCs/>
-                                  <w:color w:val="FFFFFF" w:themeColor="background1"/>
-                                  <w:sz w:val="28"/>
-                                  <w:szCs w:val="28"/>
-                                  <w14:textFill>
-                                    <w14:solidFill>
-                                      <w14:schemeClr w14:val="bg1"/>
-                                    </w14:solidFill>
-                                  </w14:textFill>
-                                </w:rPr>
-                              </w:pPr>
-                              <w:r>
-                                <w:rPr>
-                                  <w:rFonts w:hint="eastAsia" w:ascii="微软雅黑" w:hAnsi="微软雅黑" w:eastAsia="微软雅黑" w:cs="微软雅黑"/>
-                                  <w:b/>
-                                  <w:bCs/>
-                                  <w:color w:val="FFFFFF" w:themeColor="background1"/>
-                                  <w:sz w:val="28"/>
-                                  <w:szCs w:val="28"/>
-                                  <w14:textFill>
-                                    <w14:solidFill>
-                                      <w14:schemeClr w14:val="bg1"/>
-                                    </w14:solidFill>
-                                  </w14:textFill>
-                                </w:rPr>
-                                <w:t>在校经历</w:t>
-                              </w:r>
-                            </w:p>
-                          </w:txbxContent>
-                        </wps:txbx>
-                        <wps:bodyPr rot="0" spcFirstLastPara="0" vertOverflow="overflow" horzOverflow="overflow" vert="horz" wrap="square" lIns="91440" tIns="45720" rIns="91440" bIns="45720" numCol="1" spcCol="0" rtlCol="0" fromWordArt="0" anchor="t" anchorCtr="0" forceAA="0" compatLnSpc="1">
-                          <a:noAutofit/>
-                        </wps:bodyPr>
-                      </wps:wsp>
-                    </wpg:wgp>
-                  </a:graphicData>
-                </a:graphic>
-              </wp:anchor>
-            </w:drawing>
-          </mc:Choice>
-          <mc:Fallback>
-            <w:pict>
-              <v:group id="_x0000_s1026" o:spid="_x0000_s1026" o:spt="203" style="position:absolute;left:0pt;margin-left:43.8pt;margin-top:264.3pt;height:30pt;width:507.65pt;z-index:251676672;mso-width-relative:page;mso-height-relative:page;" coordorigin="3224,22835" coordsize="10153,600" o:gfxdata="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">
-                <o:lock v:ext="edit" aspectratio="f"/>
-                <v:shape id="_x0000_s1026" o:spid="_x0000_s1026" o:spt="15" type="#_x0000_t15" style="position:absolute;left:3224;top:22891;height:544;width:2010;v-text-anchor:middle;" fillcolor="#58719F" filled="t" stroked="f" coordsize="21600,21600" o:gfxdata="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" adj="20720">
-                  <v:fill on="t" focussize="0,0"/>
-                  <v:stroke on="f" weight="1pt" miterlimit="8" joinstyle="miter"/>
-                  <v:imagedata o:title=""/>
-                  <o:lock v:ext="edit" aspectratio="f"/>
-                </v:shape>
-                <v:line id="_x0000_s1026" o:spid="_x0000_s1026" o:spt="20" style="position:absolute;left:5279;top:23163;height:0;width:8098;" filled="f" stroked="t" coordsize="21600,21600" o:gfxdata="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">
-                  <v:fill on="f" focussize="0,0"/>
-                  <v:stroke weight="0.5pt" color="#58719F [3204]" miterlimit="8" joinstyle="miter"/>
-                  <v:imagedata o:title=""/>
-                  <o:lock v:ext="edit" aspectratio="f"/>
-                </v:line>
-                <v:shape id="平行四边形 33" o:spid="_x0000_s1026" o:spt="7" type="#_x0000_t7" style="position:absolute;left:3368;top:23123;height:132;width:146;v-text-anchor:middle;" fillcolor="#FFFFFF [3212]" filled="t" stroked="f" coordsize="21600,21600" o:gfxdata="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" adj="4882">
-                  <v:fill on="t" focussize="0,0"/>
-                  <v:stroke on="f" weight="1pt" miterlimit="8" joinstyle="miter"/>
-                  <v:imagedata o:title=""/>
-                  <o:lock v:ext="edit" aspectratio="f"/>
-                </v:shape>
-                <v:shape id="文本框 5" o:spid="_x0000_s1026" o:spt="202" type="#_x0000_t202" style="position:absolute;left:3500;top:22835;height:578;width:1447;" filled="f" stroked="f" coordsize="21600,21600" o:gfxdata="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">
-                  <v:fill on="f" focussize="0,0"/>
-                  <v:stroke on="f" weight="0.5pt"/>
-                  <v:imagedata o:title=""/>
-                  <o:lock v:ext="edit" aspectratio="f"/>
-                  <v:textbox>
-                    <w:txbxContent>
-                      <w:p>
-                        <w:pPr>
-                          <w:snapToGrid w:val="0"/>
-                          <w:jc w:val="left"/>
-                          <w:rPr>
-                            <w:rFonts w:ascii="微软雅黑" w:hAnsi="微软雅黑" w:eastAsia="微软雅黑" w:cs="微软雅黑"/>
-                            <w:b/>
-                            <w:bCs/>
-                            <w:color w:val="FFFFFF" w:themeColor="background1"/>
-                            <w:sz w:val="28"/>
-                            <w:szCs w:val="28"/>
-                            <w14:textFill>
-                              <w14:solidFill>
-                                <w14:schemeClr w14:val="bg1"/>
-                              </w14:solidFill>
-                            </w14:textFill>
-                          </w:rPr>
-                        </w:pPr>
-                        <w:r>
-                          <w:rPr>
-                            <w:rFonts w:hint="eastAsia" w:ascii="微软雅黑" w:hAnsi="微软雅黑" w:eastAsia="微软雅黑" w:cs="微软雅黑"/>
-                            <w:b/>
-                            <w:bCs/>
-                            <w:color w:val="FFFFFF" w:themeColor="background1"/>
-                            <w:sz w:val="28"/>
-                            <w:szCs w:val="28"/>
-                            <w14:textFill>
-                              <w14:solidFill>
-                                <w14:schemeClr w14:val="bg1"/>
-                              </w14:solidFill>
-                            </w14:textFill>
-                          </w:rPr>
-                          <w:t>在校经历</w:t>
-                        </w:r>
-                      </w:p>
-                    </w:txbxContent>
-                  </v:textbox>
-                </v:shape>
-              </v:group>
-            </w:pict>
-          </mc:Fallback>
-        </mc:AlternateContent>
-      </w:r>
-      <w:r>
-        <mc:AlternateContent>
-          <mc:Choice Requires="wps">
-            <w:drawing>
-              <wp:anchor distT="0" distB="0" distL="114300" distR="114300" simplePos="0" relativeHeight="251680768" behindDoc="0" locked="0" layoutInCell="1" allowOverlap="1">
+              <wp:anchor distT="0" distB="0" distL="114300" distR="114300" simplePos="0" relativeHeight="251678720" behindDoc="0" locked="0" layoutInCell="1" allowOverlap="1">
                 <wp:simplePos x="0" y="0"/>
                 <wp:positionH relativeFrom="margin">
                   <wp:posOffset>548640</wp:posOffset>
@@ -9371,7 +8379,7 @@
           </mc:Choice>
           <mc:Fallback>
             <w:pict>
-              <v:shape id="_x0000_s1026" o:spid="_x0000_s1026" o:spt="202" type="#_x0000_t202" style="position:absolute;left:0pt;margin-left:43.2pt;margin-top:34.6pt;height:118.05pt;width:516.6pt;mso-position-horizontal-relative:margin;z-index:251680768;mso-width-relative:page;mso-height-relative:page;" filled="f" stroked="f" coordsize="21600,21600" o:gfxdata="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">
+              <v:shape id="_x0000_s1026" o:spid="_x0000_s1026" o:spt="202" type="#_x0000_t202" style="position:absolute;left:0pt;margin-left:43.2pt;margin-top:34.6pt;height:118.05pt;width:516.6pt;mso-position-horizontal-relative:margin;z-index:251678720;mso-width-relative:page;mso-height-relative:page;" filled="f" stroked="f" coordsize="21600,21600" o:gfxdata="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">
                 <v:fill on="f" focussize="0,0"/>
                 <v:stroke on="f" weight="0.5pt"/>
                 <v:imagedata o:title=""/>
@@ -9585,7 +8593,7 @@
         <mc:AlternateContent>
           <mc:Choice Requires="wps">
             <w:drawing>
-              <wp:anchor distT="0" distB="0" distL="114300" distR="114300" simplePos="0" relativeHeight="251681792" behindDoc="0" locked="0" layoutInCell="1" allowOverlap="1">
+              <wp:anchor distT="0" distB="0" distL="114300" distR="114300" simplePos="0" relativeHeight="251679744" behindDoc="0" locked="0" layoutInCell="1" allowOverlap="1">
                 <wp:simplePos x="0" y="0"/>
                 <wp:positionH relativeFrom="margin">
                   <wp:posOffset>525780</wp:posOffset>
@@ -9840,7 +8848,7 @@
           </mc:Choice>
           <mc:Fallback>
             <w:pict>
-              <v:shape id="_x0000_s1026" o:spid="_x0000_s1026" o:spt="202" type="#_x0000_t202" style="position:absolute;left:0pt;margin-left:41.4pt;margin-top:144.4pt;height:144.35pt;width:516.6pt;mso-position-horizontal-relative:margin;z-index:251681792;mso-width-relative:page;mso-height-relative:page;" filled="f" stroked="f" coordsize="21600,21600" o:gfxdata="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">
+              <v:shape id="_x0000_s1026" o:spid="_x0000_s1026" o:spt="202" type="#_x0000_t202" style="position:absolute;left:0pt;margin-left:41.4pt;margin-top:144.4pt;height:144.35pt;width:516.6pt;mso-position-horizontal-relative:margin;z-index:251679744;mso-width-relative:page;mso-height-relative:page;" filled="f" stroked="f" coordsize="21600,21600" o:gfxdata="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">
                 <v:fill on="f" focussize="0,0"/>
                 <v:stroke on="f" weight="0.5pt"/>
                 <v:imagedata o:title=""/>
@@ -10054,7 +9062,7 @@
         <mc:AlternateContent>
           <mc:Choice Requires="wpg">
             <w:drawing>
-              <wp:anchor distT="0" distB="0" distL="114300" distR="114300" simplePos="0" relativeHeight="251679744" behindDoc="0" locked="0" layoutInCell="1" allowOverlap="1">
+              <wp:anchor distT="0" distB="0" distL="114300" distR="114300" simplePos="0" relativeHeight="251677696" behindDoc="0" locked="0" layoutInCell="1" allowOverlap="1">
                 <wp:simplePos x="0" y="0"/>
                 <wp:positionH relativeFrom="column">
                   <wp:posOffset>556260</wp:posOffset>
@@ -10288,7 +9296,7 @@
           </mc:Choice>
           <mc:Fallback>
             <w:pict>
-              <v:group id="_x0000_s1026" o:spid="_x0000_s1026" o:spt="203" style="position:absolute;left:0pt;margin-left:43.8pt;margin-top:15.3pt;height:30pt;width:507.65pt;z-index:251679744;mso-width-relative:page;mso-height-relative:page;" coordorigin="3224,22835" coordsize="10153,600" o:gfxdata="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">
+              <v:group id="_x0000_s1026" o:spid="_x0000_s1026" o:spt="203" style="position:absolute;left:0pt;margin-left:43.8pt;margin-top:15.3pt;height:30pt;width:507.65pt;z-index:251677696;mso-width-relative:page;mso-height-relative:page;" coordorigin="3224,22835" coordsize="10153,600" o:gfxdata="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">
                 <o:lock v:ext="edit" aspectratio="f"/>
                 <v:shape id="五边形 8" o:spid="_x0000_s1026" o:spt="15" type="#_x0000_t15" style="position:absolute;left:3224;top:22891;height:544;width:2010;v-text-anchor:middle;" fillcolor="#58719F" filled="t" stroked="f" coordsize="21600,21600" o:gfxdata="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" adj="20720">
                   <v:fill on="t" focussize="0,0"/>
